--- a/drafts/vu/2025-07-u/15-ВТ-Володимира Великого.docx
+++ b/drafts/vu/2025-07-u/15-ВТ-Володимира Великого.docx
@@ -167,39 +167,57 @@
       <w:pPr>
         <w:spacing w:after="120"/>
         <w:jc w:val="both"/>
-      </w:pPr>
-      <w:r>
-        <w:rPr>
-          <w:rFonts w:ascii="Times New Roman" w:hAnsi="Times New Roman"/>
-          <w:sz w:val="24"/>
-        </w:rPr>
-        <w:t>Прийді́те, поклоні́мся* царе́ві на́шому – Бо́гу.</w:t>
-      </w:r>
-    </w:p>
-    <w:p>
-      <w:pPr>
-        <w:spacing w:after="120"/>
-        <w:jc w:val="both"/>
-      </w:pPr>
-      <w:r>
-        <w:rPr>
-          <w:rFonts w:ascii="Times New Roman" w:hAnsi="Times New Roman"/>
-          <w:sz w:val="24"/>
-        </w:rPr>
-        <w:t>Прийді́те, поклоні́мся* Христо́ві, царе́ві на́шому – Бо́гу.</w:t>
-      </w:r>
-    </w:p>
-    <w:p>
-      <w:pPr>
-        <w:spacing w:after="120"/>
-        <w:jc w:val="both"/>
-      </w:pPr>
-      <w:r>
-        <w:rPr>
-          <w:rFonts w:ascii="Times New Roman" w:hAnsi="Times New Roman"/>
-          <w:sz w:val="24"/>
-        </w:rPr>
-        <w:t>Прийді́те, поклоні́мся і припаді́м* до само́го Го́спода Ісу́са Христа́ – царя́ і Бо́га на́шого.</w:t>
+        <w:rPr>
+          <w:rFonts w:ascii="Times New Roman" w:hAnsi="Times New Roman" w:cs="Times New Roman"/>
+          <w:sz w:val="24"/>
+          <w:szCs w:val="24"/>
+        </w:rPr>
+      </w:pPr>
+      <w:r>
+        <w:rPr>
+          <w:rFonts w:ascii="Times New Roman" w:hAnsi="Times New Roman" w:cs="Times New Roman"/>
+          <w:sz w:val="24"/>
+          <w:szCs w:val="24"/>
+        </w:rPr>
+        <w:t>Прийдіте, поклонімся* Цареві нашому Богу.</w:t>
+      </w:r>
+    </w:p>
+    <w:p>
+      <w:pPr>
+        <w:spacing w:after="120"/>
+        <w:jc w:val="both"/>
+        <w:rPr>
+          <w:rFonts w:ascii="Times New Roman" w:hAnsi="Times New Roman" w:cs="Times New Roman"/>
+          <w:sz w:val="24"/>
+          <w:szCs w:val="24"/>
+        </w:rPr>
+      </w:pPr>
+      <w:r>
+        <w:rPr>
+          <w:rFonts w:ascii="Times New Roman" w:hAnsi="Times New Roman" w:cs="Times New Roman"/>
+          <w:sz w:val="24"/>
+          <w:szCs w:val="24"/>
+        </w:rPr>
+        <w:t>Прийдіте, поклонімся* Христові, Цареві нашому Богу.</w:t>
+      </w:r>
+    </w:p>
+    <w:p>
+      <w:pPr>
+        <w:spacing w:after="120"/>
+        <w:jc w:val="both"/>
+        <w:rPr>
+          <w:rFonts w:ascii="Times New Roman" w:hAnsi="Times New Roman" w:cs="Times New Roman"/>
+          <w:sz w:val="24"/>
+          <w:szCs w:val="24"/>
+        </w:rPr>
+      </w:pPr>
+      <w:r>
+        <w:rPr>
+          <w:rFonts w:ascii="Times New Roman" w:hAnsi="Times New Roman" w:cs="Times New Roman"/>
+          <w:sz w:val="24"/>
+          <w:szCs w:val="24"/>
+        </w:rPr>
+        <w:t>Прийдіте, поклонімся і припадім* до самого Господа Ісуса Христа, Царя і Бога нашого.</w:t>
       </w:r>
     </w:p>
     <w:p>
@@ -239,529 +257,734 @@
       <w:pPr>
         <w:spacing w:after="120"/>
         <w:jc w:val="both"/>
-      </w:pPr>
-      <w:r>
-        <w:rPr>
-          <w:rFonts w:ascii="Times New Roman" w:hAnsi="Times New Roman"/>
-          <w:sz w:val="24"/>
-        </w:rPr>
-        <w:t>Благослови́, душе́ моя́, Го́спода!* Го́споди, Бо́же мій, Ти ве́льми вели́кий!</w:t>
-      </w:r>
-    </w:p>
-    <w:p>
-      <w:pPr>
-        <w:spacing w:after="120"/>
-        <w:jc w:val="both"/>
-      </w:pPr>
-      <w:r>
-        <w:rPr>
-          <w:rFonts w:ascii="Times New Roman" w:hAnsi="Times New Roman"/>
-          <w:sz w:val="24"/>
-        </w:rPr>
-        <w:t>Ти одягну́вся ве́личчю і красо́ю,* Ти сві́тлом, на́че ри́зою, покри́вся.</w:t>
-      </w:r>
-    </w:p>
-    <w:p>
-      <w:pPr>
-        <w:spacing w:after="120"/>
-        <w:jc w:val="both"/>
-      </w:pPr>
-      <w:r>
-        <w:rPr>
-          <w:rFonts w:ascii="Times New Roman" w:hAnsi="Times New Roman"/>
-          <w:sz w:val="24"/>
-        </w:rPr>
-        <w:t>Ти розіп’я́в, нена́че наме́т, не́бо,* Ти збудува́в Твої́ го́рниці у во́дах.</w:t>
-      </w:r>
-    </w:p>
-    <w:p>
-      <w:pPr>
-        <w:spacing w:after="120"/>
-        <w:jc w:val="both"/>
-      </w:pPr>
-      <w:r>
-        <w:rPr>
-          <w:rFonts w:ascii="Times New Roman" w:hAnsi="Times New Roman"/>
-          <w:sz w:val="24"/>
-        </w:rPr>
-        <w:t>Із хмар собі́ ро́биш колісни́цю,* хо́диш на кри́лах ві́тру.</w:t>
-      </w:r>
-    </w:p>
-    <w:p>
-      <w:pPr>
-        <w:spacing w:after="120"/>
-        <w:jc w:val="both"/>
-      </w:pPr>
-      <w:r>
-        <w:rPr>
-          <w:rFonts w:ascii="Times New Roman" w:hAnsi="Times New Roman"/>
-          <w:sz w:val="24"/>
-        </w:rPr>
-        <w:t>Вітри́ Свої́ми посланця́ми учиня́єш,* по́лум’я вогне́нне − слу́гами Свої́ми.</w:t>
-      </w:r>
-    </w:p>
-    <w:p>
-      <w:pPr>
-        <w:spacing w:after="120"/>
-        <w:jc w:val="both"/>
-      </w:pPr>
-      <w:r>
-        <w:rPr>
-          <w:rFonts w:ascii="Times New Roman" w:hAnsi="Times New Roman"/>
-          <w:sz w:val="24"/>
-        </w:rPr>
-        <w:t>Ти заснува́в зе́млю на її́ підва́линах,* не захита́ється по ві́ки вікі́в.</w:t>
-      </w:r>
-    </w:p>
-    <w:p>
-      <w:pPr>
-        <w:spacing w:after="120"/>
-        <w:jc w:val="both"/>
-      </w:pPr>
-      <w:r>
-        <w:rPr>
-          <w:rFonts w:ascii="Times New Roman" w:hAnsi="Times New Roman"/>
-          <w:sz w:val="24"/>
-        </w:rPr>
-        <w:t>Безо́днею, немо́в оде́жею, покри́в її́,* по́над го́рами ста́ли во́ди.</w:t>
-      </w:r>
-    </w:p>
-    <w:p>
-      <w:pPr>
-        <w:spacing w:after="120"/>
-        <w:jc w:val="both"/>
-      </w:pPr>
-      <w:r>
-        <w:rPr>
-          <w:rFonts w:ascii="Times New Roman" w:hAnsi="Times New Roman"/>
-          <w:sz w:val="24"/>
-        </w:rPr>
-        <w:t>Пе́ред погро́зою Твоє́ю вони́ тіка́ли,* пе́ред го́лосом гро́му Твого́ тремті́ли.</w:t>
-      </w:r>
-    </w:p>
-    <w:p>
-      <w:pPr>
-        <w:spacing w:after="120"/>
-        <w:jc w:val="both"/>
-      </w:pPr>
-      <w:r>
-        <w:rPr>
-          <w:rFonts w:ascii="Times New Roman" w:hAnsi="Times New Roman"/>
-          <w:sz w:val="24"/>
-        </w:rPr>
-        <w:t>Підвели́ся го́ри, зійшли́ доли́ни до мі́сця,* що Ти їм призна́чив.</w:t>
-      </w:r>
-    </w:p>
-    <w:p>
-      <w:pPr>
-        <w:spacing w:after="120"/>
-        <w:jc w:val="both"/>
-      </w:pPr>
-      <w:r>
-        <w:rPr>
-          <w:rFonts w:ascii="Times New Roman" w:hAnsi="Times New Roman"/>
-          <w:sz w:val="24"/>
-        </w:rPr>
-        <w:t>Поста́вив їм грани́цю, яко́ї не пере́йдуть,* щоб зно́ву покри́ти зе́млю.</w:t>
-      </w:r>
-    </w:p>
-    <w:p>
-      <w:pPr>
-        <w:spacing w:after="120"/>
-        <w:jc w:val="both"/>
-      </w:pPr>
-      <w:r>
-        <w:rPr>
-          <w:rFonts w:ascii="Times New Roman" w:hAnsi="Times New Roman"/>
-          <w:sz w:val="24"/>
-        </w:rPr>
-        <w:t>Джере́ла посила́єш у рі́ки,* які́ течу́ть по́між го́рами.</w:t>
-      </w:r>
-    </w:p>
-    <w:p>
-      <w:pPr>
-        <w:spacing w:after="120"/>
-        <w:jc w:val="both"/>
-      </w:pPr>
-      <w:r>
-        <w:rPr>
-          <w:rFonts w:ascii="Times New Roman" w:hAnsi="Times New Roman"/>
-          <w:sz w:val="24"/>
-        </w:rPr>
-        <w:t>Усю́ звірину́, що в по́лі, вони́ напува́ють,* ди́кі осли́ там га́сять свою́ спра́гу.</w:t>
-      </w:r>
-    </w:p>
-    <w:p>
-      <w:pPr>
-        <w:spacing w:after="120"/>
-        <w:jc w:val="both"/>
-      </w:pPr>
-      <w:r>
-        <w:rPr>
-          <w:rFonts w:ascii="Times New Roman" w:hAnsi="Times New Roman"/>
-          <w:sz w:val="24"/>
-        </w:rPr>
-        <w:t>Над ни́ми ку́блиться небе́сне пта́ство,* з-по́між гілля́к дає́ свій го́лос.</w:t>
-      </w:r>
-    </w:p>
-    <w:p>
-      <w:pPr>
-        <w:spacing w:after="120"/>
-        <w:jc w:val="both"/>
-      </w:pPr>
-      <w:r>
-        <w:rPr>
-          <w:rFonts w:ascii="Times New Roman" w:hAnsi="Times New Roman"/>
-          <w:sz w:val="24"/>
-        </w:rPr>
-        <w:t>Ти напува́єш го́ри з Твої́х го́рниць,* земля́ наси́чується пло́дом діл Твої́х.</w:t>
-      </w:r>
-    </w:p>
-    <w:p>
-      <w:pPr>
-        <w:spacing w:after="120"/>
-        <w:jc w:val="both"/>
-      </w:pPr>
-      <w:r>
-        <w:rPr>
-          <w:rFonts w:ascii="Times New Roman" w:hAnsi="Times New Roman"/>
-          <w:sz w:val="24"/>
-        </w:rPr>
-        <w:t>Виро́щуєш траву́ для ско́ту, зе́ла – на вжи́ток лю́дям,* щоб хліб із землі́ добува́ли:</w:t>
-      </w:r>
-    </w:p>
-    <w:p>
-      <w:pPr>
-        <w:spacing w:after="120"/>
-        <w:jc w:val="both"/>
-      </w:pPr>
-      <w:r>
-        <w:rPr>
-          <w:rFonts w:ascii="Times New Roman" w:hAnsi="Times New Roman"/>
-          <w:sz w:val="24"/>
-        </w:rPr>
-        <w:t>Вино́, що се́рце лю́дське звеселя́є, олі́ю, щоб від не́ї ясні́ло обли́ччя,* і хліб, що скрі́плює се́рце лю́дське.</w:t>
-      </w:r>
-    </w:p>
-    <w:p>
-      <w:pPr>
-        <w:spacing w:after="120"/>
-        <w:jc w:val="both"/>
-      </w:pPr>
-      <w:r>
-        <w:rPr>
-          <w:rFonts w:ascii="Times New Roman" w:hAnsi="Times New Roman"/>
-          <w:sz w:val="24"/>
-        </w:rPr>
-        <w:t>Наси́чуються дере́ва Госпо́дні,* ке́дри лива́нські, що посади́в їх.</w:t>
-      </w:r>
-    </w:p>
-    <w:p>
-      <w:pPr>
-        <w:spacing w:after="120"/>
-        <w:jc w:val="both"/>
-      </w:pPr>
-      <w:r>
-        <w:rPr>
-          <w:rFonts w:ascii="Times New Roman" w:hAnsi="Times New Roman"/>
-          <w:sz w:val="24"/>
-        </w:rPr>
-        <w:t>На них гніздя́ться пти́ці;* бу́сли – на кипари́сах ї́хнє житло́.</w:t>
-      </w:r>
-    </w:p>
-    <w:p>
-      <w:pPr>
-        <w:spacing w:after="120"/>
-        <w:jc w:val="both"/>
-      </w:pPr>
-      <w:r>
-        <w:rPr>
-          <w:rFonts w:ascii="Times New Roman" w:hAnsi="Times New Roman"/>
-          <w:sz w:val="24"/>
-        </w:rPr>
-        <w:t>Висо́кі го́ри для о́ленів,* ске́лі − для за́йців приту́лок.</w:t>
-      </w:r>
-    </w:p>
-    <w:p>
-      <w:pPr>
-        <w:spacing w:after="120"/>
-        <w:jc w:val="both"/>
-      </w:pPr>
-      <w:r>
-        <w:rPr>
-          <w:rFonts w:ascii="Times New Roman" w:hAnsi="Times New Roman"/>
-          <w:sz w:val="24"/>
-        </w:rPr>
-        <w:t>Ти створи́в мі́сяць, щоб значи́ти по́ри;* со́нце зна́є свій за́хід.</w:t>
-      </w:r>
-    </w:p>
-    <w:p>
-      <w:pPr>
-        <w:spacing w:after="120"/>
-        <w:jc w:val="both"/>
-      </w:pPr>
-      <w:r>
-        <w:rPr>
-          <w:rFonts w:ascii="Times New Roman" w:hAnsi="Times New Roman"/>
-          <w:sz w:val="24"/>
-        </w:rPr>
-        <w:t>Наво́диш те́мряву, і ніч надхо́дить,* що в ній вору́шаться усі́ зві́рі дібро́вні.</w:t>
-      </w:r>
-    </w:p>
-    <w:p>
-      <w:pPr>
-        <w:spacing w:after="120"/>
-        <w:jc w:val="both"/>
-      </w:pPr>
-      <w:r>
-        <w:rPr>
-          <w:rFonts w:ascii="Times New Roman" w:hAnsi="Times New Roman"/>
-          <w:sz w:val="24"/>
-        </w:rPr>
-        <w:t>Левеня́та рика́ють за здо́биччю своє́ю,* пожи́ви від Бо́га для се́бе про́сять.</w:t>
-      </w:r>
-    </w:p>
-    <w:p>
-      <w:pPr>
-        <w:spacing w:after="120"/>
-        <w:jc w:val="both"/>
-      </w:pPr>
-      <w:r>
-        <w:rPr>
-          <w:rFonts w:ascii="Times New Roman" w:hAnsi="Times New Roman"/>
-          <w:sz w:val="24"/>
-        </w:rPr>
-        <w:t>Хова́ються, як ті́льки зі́йде со́нце,* ляга́ють у свої́х но́рах.</w:t>
-      </w:r>
-    </w:p>
-    <w:p>
-      <w:pPr>
-        <w:spacing w:after="120"/>
-        <w:jc w:val="both"/>
-      </w:pPr>
-      <w:r>
-        <w:rPr>
-          <w:rFonts w:ascii="Times New Roman" w:hAnsi="Times New Roman"/>
-          <w:sz w:val="24"/>
-        </w:rPr>
-        <w:t>Вихо́дить люди́на до свого́ ді́ла,* і до своє́ї пра́ці аж до ве́чора.</w:t>
-      </w:r>
-    </w:p>
-    <w:p>
-      <w:pPr>
-        <w:spacing w:after="120"/>
-        <w:jc w:val="both"/>
-      </w:pPr>
-      <w:r>
-        <w:rPr>
-          <w:rFonts w:ascii="Times New Roman" w:hAnsi="Times New Roman"/>
-          <w:sz w:val="24"/>
-        </w:rPr>
-        <w:t>Яка́ їх, Твої́х діл, Го́споди, си́ла!* У му́дрості все Ти створи́в, − по́вна земля́ Твої́х створі́нь.</w:t>
-      </w:r>
-    </w:p>
-    <w:p>
-      <w:pPr>
-        <w:spacing w:after="120"/>
-        <w:jc w:val="both"/>
-      </w:pPr>
-      <w:r>
-        <w:rPr>
-          <w:rFonts w:ascii="Times New Roman" w:hAnsi="Times New Roman"/>
-          <w:sz w:val="24"/>
-        </w:rPr>
-        <w:t>Ось мо́ре вели́ке, преширо́ке,* у ньо́му плазуні́в без лі́ку, зві́рів мали́х і вели́ких.</w:t>
-      </w:r>
-    </w:p>
-    <w:p>
-      <w:pPr>
-        <w:spacing w:after="120"/>
-        <w:jc w:val="both"/>
-      </w:pPr>
-      <w:r>
-        <w:rPr>
-          <w:rFonts w:ascii="Times New Roman" w:hAnsi="Times New Roman"/>
-          <w:sz w:val="24"/>
-        </w:rPr>
-        <w:t>Там кораблі́ прохо́дять,* є і левіята́н, яко́го Ти створи́в, щоб ним ба́витися.</w:t>
-      </w:r>
-    </w:p>
-    <w:p>
-      <w:pPr>
-        <w:spacing w:after="120"/>
-        <w:jc w:val="both"/>
-      </w:pPr>
-      <w:r>
-        <w:rPr>
-          <w:rFonts w:ascii="Times New Roman" w:hAnsi="Times New Roman"/>
-          <w:sz w:val="24"/>
-        </w:rPr>
-        <w:t>Усі́ вони́ від Те́бе дожида́ють,* щоб дав їм у свій час пожи́ву.</w:t>
-      </w:r>
-    </w:p>
-    <w:p>
-      <w:pPr>
-        <w:spacing w:after="120"/>
-        <w:jc w:val="both"/>
-      </w:pPr>
-      <w:r>
-        <w:rPr>
-          <w:rFonts w:ascii="Times New Roman" w:hAnsi="Times New Roman"/>
-          <w:sz w:val="24"/>
-        </w:rPr>
-        <w:t>Коли́ дає́ш їм, вони́ її́ збира́ють,* як розту́люєш Твою́ ру́ку, вони́ наси́чуються бла́гом.</w:t>
-      </w:r>
-    </w:p>
-    <w:p>
-      <w:pPr>
-        <w:spacing w:after="120"/>
-        <w:jc w:val="both"/>
-      </w:pPr>
-      <w:r>
-        <w:rPr>
-          <w:rFonts w:ascii="Times New Roman" w:hAnsi="Times New Roman"/>
-          <w:sz w:val="24"/>
-        </w:rPr>
-        <w:t>Вони́ бенте́жаться, коли́ хова́єш вид Свій;* як забира́єш дух у них, вони́ ги́нуть і поверта́ються у свій по́рох.</w:t>
-      </w:r>
-    </w:p>
-    <w:p>
-      <w:pPr>
-        <w:spacing w:after="120"/>
-        <w:jc w:val="both"/>
-      </w:pPr>
-      <w:r>
-        <w:rPr>
-          <w:rFonts w:ascii="Times New Roman" w:hAnsi="Times New Roman"/>
-          <w:sz w:val="24"/>
-        </w:rPr>
-        <w:t>Зішле́ш Свій дух, – вони́ ожива́ють,* і Ти відно́влюєш лице́ землі́.</w:t>
-      </w:r>
-    </w:p>
-    <w:p>
-      <w:pPr>
-        <w:spacing w:after="120"/>
-        <w:jc w:val="both"/>
-      </w:pPr>
-      <w:r>
-        <w:rPr>
-          <w:rFonts w:ascii="Times New Roman" w:hAnsi="Times New Roman"/>
-          <w:sz w:val="24"/>
-        </w:rPr>
-        <w:t>Неха́й сла́ва Госпо́дня бу́де пові́ки,* неха́й Госпо́дь раді́є тво́рами Свої́ми.</w:t>
-      </w:r>
-    </w:p>
-    <w:p>
-      <w:pPr>
-        <w:spacing w:after="120"/>
-        <w:jc w:val="both"/>
-      </w:pPr>
-      <w:r>
-        <w:rPr>
-          <w:rFonts w:ascii="Times New Roman" w:hAnsi="Times New Roman"/>
-          <w:sz w:val="24"/>
-        </w:rPr>
-        <w:t>Спогля́не Він на зе́млю, і вона́ стряса́ється,* торкне́ться гір, вони́ диму́ють.</w:t>
-      </w:r>
-    </w:p>
-    <w:p>
-      <w:pPr>
-        <w:spacing w:after="120"/>
-        <w:jc w:val="both"/>
-      </w:pPr>
-      <w:r>
-        <w:rPr>
-          <w:rFonts w:ascii="Times New Roman" w:hAnsi="Times New Roman"/>
-          <w:sz w:val="24"/>
-        </w:rPr>
-        <w:t>Я бу́ду Го́сподеві спі́вати по́ки життя́ мого́,* псалми́ співа́тиму, по́ки бу́ду жи́ти.</w:t>
-      </w:r>
-    </w:p>
-    <w:p>
-      <w:pPr>
-        <w:spacing w:after="120"/>
-        <w:jc w:val="both"/>
-      </w:pPr>
-      <w:r>
-        <w:rPr>
-          <w:rFonts w:ascii="Times New Roman" w:hAnsi="Times New Roman"/>
-          <w:sz w:val="24"/>
-        </w:rPr>
-        <w:t>Неха́й бу́де приє́мна Йому́ моя́ пі́сня;* у Го́споді я весели́тимусь.</w:t>
-      </w:r>
-    </w:p>
-    <w:p>
-      <w:pPr>
-        <w:spacing w:after="120"/>
-        <w:jc w:val="both"/>
-      </w:pPr>
-      <w:r>
-        <w:rPr>
-          <w:rFonts w:ascii="Times New Roman" w:hAnsi="Times New Roman"/>
-          <w:sz w:val="24"/>
-        </w:rPr>
-        <w:t>Неха́й грі́шники з землі ще́знуть, і беззако́нних бі́льше неха́й не бу́де.* Благослови́, душе́ моя́, Го́спода.</w:t>
-      </w:r>
-    </w:p>
-    <w:p>
-      <w:pPr>
-        <w:spacing w:after="120"/>
-        <w:jc w:val="both"/>
-      </w:pPr>
-      <w:r>
-        <w:rPr>
-          <w:rFonts w:ascii="Times New Roman" w:hAnsi="Times New Roman"/>
-          <w:sz w:val="24"/>
-        </w:rPr>
-        <w:t>Со́нце зна́є свій за́хід,* наво́диш те́мряву, і ніч надхо́дить.</w:t>
-      </w:r>
-    </w:p>
-    <w:p>
-      <w:pPr>
-        <w:spacing w:after="120"/>
-        <w:jc w:val="both"/>
-      </w:pPr>
-      <w:r>
-        <w:rPr>
-          <w:rFonts w:ascii="Times New Roman" w:hAnsi="Times New Roman"/>
-          <w:sz w:val="24"/>
-        </w:rPr>
-        <w:t>Яка́ їх, Твої́х діл, Го́споди, си́ла!* У му́дрості все Ти створи́в.</w:t>
-      </w:r>
-    </w:p>
-    <w:p>
-      <w:pPr>
-        <w:spacing w:after="120"/>
-        <w:jc w:val="both"/>
-      </w:pPr>
-      <w:r>
-        <w:rPr>
-          <w:rFonts w:ascii="Times New Roman" w:hAnsi="Times New Roman"/>
-          <w:sz w:val="24"/>
-        </w:rPr>
-        <w:t>Сла́ва Отцю́, і Си́ну, і Свято́му Ду́хові,* І ни́ні, і повсякча́с, і на ві́ки вікі́в. Амі́нь.</w:t>
-      </w:r>
-    </w:p>
-    <w:p>
-      <w:pPr>
-        <w:spacing w:after="120"/>
-        <w:jc w:val="both"/>
-      </w:pPr>
-      <w:r>
-        <w:rPr>
-          <w:rFonts w:ascii="Times New Roman" w:hAnsi="Times New Roman"/>
-          <w:sz w:val="24"/>
-        </w:rPr>
-        <w:t xml:space="preserve">Алилу́я, алилу́я, алилу́я, сла́ва Тобі́, Бо́же. </w:t>
-      </w:r>
-      <w:r>
-        <w:rPr>
-          <w:rFonts w:ascii="Times New Roman" w:hAnsi="Times New Roman"/>
-          <w:i/>
-          <w:color w:val="FF0000"/>
-          <w:sz w:val="24"/>
-        </w:rPr>
-        <w:t>(3 р.)</w:t>
+        <w:rPr>
+          <w:rFonts w:ascii="Times New Roman" w:hAnsi="Times New Roman" w:cs="Times New Roman"/>
+          <w:sz w:val="24"/>
+          <w:szCs w:val="24"/>
+        </w:rPr>
+      </w:pPr>
+      <w:r>
+        <w:rPr>
+          <w:rFonts w:ascii="Times New Roman" w:hAnsi="Times New Roman" w:cs="Times New Roman"/>
+          <w:sz w:val="24"/>
+          <w:szCs w:val="24"/>
+        </w:rPr>
+        <w:t>Благослови, душе моя, Господа!* Господи, Боже мій, ти вельми великий!</w:t>
+      </w:r>
+    </w:p>
+    <w:p>
+      <w:pPr>
+        <w:spacing w:after="120"/>
+        <w:jc w:val="both"/>
+        <w:rPr>
+          <w:rFonts w:ascii="Times New Roman" w:hAnsi="Times New Roman" w:cs="Times New Roman"/>
+          <w:sz w:val="24"/>
+          <w:szCs w:val="24"/>
+        </w:rPr>
+      </w:pPr>
+      <w:r>
+        <w:rPr>
+          <w:rFonts w:ascii="Times New Roman" w:hAnsi="Times New Roman" w:cs="Times New Roman"/>
+          <w:sz w:val="24"/>
+          <w:szCs w:val="24"/>
+        </w:rPr>
+        <w:t>Ти одягнувся величчю і красою,* ти світлом, наче ризою, покрився.</w:t>
+      </w:r>
+    </w:p>
+    <w:p>
+      <w:pPr>
+        <w:spacing w:after="120"/>
+        <w:jc w:val="both"/>
+        <w:rPr>
+          <w:rFonts w:ascii="Times New Roman" w:hAnsi="Times New Roman" w:cs="Times New Roman"/>
+          <w:sz w:val="24"/>
+          <w:szCs w:val="24"/>
+        </w:rPr>
+      </w:pPr>
+      <w:r>
+        <w:rPr>
+          <w:rFonts w:ascii="Times New Roman" w:hAnsi="Times New Roman" w:cs="Times New Roman"/>
+          <w:sz w:val="24"/>
+          <w:szCs w:val="24"/>
+        </w:rPr>
+        <w:t>Ти розіп'яв, неначе намет, небо,* ти збудував твої горниці у водах.</w:t>
+      </w:r>
+    </w:p>
+    <w:p>
+      <w:pPr>
+        <w:spacing w:after="120"/>
+        <w:jc w:val="both"/>
+        <w:rPr>
+          <w:rFonts w:ascii="Times New Roman" w:hAnsi="Times New Roman" w:cs="Times New Roman"/>
+          <w:sz w:val="24"/>
+          <w:szCs w:val="24"/>
+        </w:rPr>
+      </w:pPr>
+      <w:r>
+        <w:rPr>
+          <w:rFonts w:ascii="Times New Roman" w:hAnsi="Times New Roman" w:cs="Times New Roman"/>
+          <w:sz w:val="24"/>
+          <w:szCs w:val="24"/>
+        </w:rPr>
+        <w:t>Із хмар собі робиш колісницю,* ходиш на крилах вітру.</w:t>
+      </w:r>
+    </w:p>
+    <w:p>
+      <w:pPr>
+        <w:spacing w:after="120"/>
+        <w:jc w:val="both"/>
+        <w:rPr>
+          <w:rFonts w:ascii="Times New Roman" w:hAnsi="Times New Roman" w:cs="Times New Roman"/>
+          <w:sz w:val="24"/>
+          <w:szCs w:val="24"/>
+        </w:rPr>
+      </w:pPr>
+      <w:r>
+        <w:rPr>
+          <w:rFonts w:ascii="Times New Roman" w:eastAsia="Gungsuh" w:hAnsi="Times New Roman" w:cs="Gungsuh"/>
+          <w:sz w:val="24"/>
+          <w:szCs w:val="24"/>
+        </w:rPr>
+        <w:t>Вітри своїми посланцями учиняєш,* полум'я вогненне − слугами своїми.</w:t>
+      </w:r>
+    </w:p>
+    <w:p>
+      <w:pPr>
+        <w:spacing w:after="120"/>
+        <w:jc w:val="both"/>
+        <w:rPr>
+          <w:rFonts w:ascii="Times New Roman" w:hAnsi="Times New Roman" w:cs="Times New Roman"/>
+          <w:sz w:val="24"/>
+          <w:szCs w:val="24"/>
+        </w:rPr>
+      </w:pPr>
+      <w:r>
+        <w:rPr>
+          <w:rFonts w:ascii="Times New Roman" w:hAnsi="Times New Roman" w:cs="Times New Roman"/>
+          <w:sz w:val="24"/>
+          <w:szCs w:val="24"/>
+        </w:rPr>
+        <w:t>Ти заснував землю на її підвалинах,* не захитається по віки віків.</w:t>
+      </w:r>
+    </w:p>
+    <w:p>
+      <w:pPr>
+        <w:spacing w:after="120"/>
+        <w:jc w:val="both"/>
+        <w:rPr>
+          <w:rFonts w:ascii="Times New Roman" w:hAnsi="Times New Roman" w:cs="Times New Roman"/>
+          <w:sz w:val="24"/>
+          <w:szCs w:val="24"/>
+        </w:rPr>
+      </w:pPr>
+      <w:r>
+        <w:rPr>
+          <w:rFonts w:ascii="Times New Roman" w:hAnsi="Times New Roman" w:cs="Times New Roman"/>
+          <w:sz w:val="24"/>
+          <w:szCs w:val="24"/>
+        </w:rPr>
+        <w:t>Безоднею, немов одежею, покрив її,* понад горами стали води.</w:t>
+      </w:r>
+    </w:p>
+    <w:p>
+      <w:pPr>
+        <w:spacing w:after="120"/>
+        <w:jc w:val="both"/>
+        <w:rPr>
+          <w:rFonts w:ascii="Times New Roman" w:hAnsi="Times New Roman" w:cs="Times New Roman"/>
+          <w:sz w:val="24"/>
+          <w:szCs w:val="24"/>
+        </w:rPr>
+      </w:pPr>
+      <w:r>
+        <w:rPr>
+          <w:rFonts w:ascii="Times New Roman" w:hAnsi="Times New Roman" w:cs="Times New Roman"/>
+          <w:sz w:val="24"/>
+          <w:szCs w:val="24"/>
+        </w:rPr>
+        <w:t>Перед погрозою твоєю вони тікали,* перед голосом грому твого тремтіли.</w:t>
+      </w:r>
+    </w:p>
+    <w:p>
+      <w:pPr>
+        <w:spacing w:after="120"/>
+        <w:jc w:val="both"/>
+        <w:rPr>
+          <w:rFonts w:ascii="Times New Roman" w:hAnsi="Times New Roman" w:cs="Times New Roman"/>
+          <w:sz w:val="24"/>
+          <w:szCs w:val="24"/>
+        </w:rPr>
+      </w:pPr>
+      <w:r>
+        <w:rPr>
+          <w:rFonts w:ascii="Times New Roman" w:hAnsi="Times New Roman" w:cs="Times New Roman"/>
+          <w:sz w:val="24"/>
+          <w:szCs w:val="24"/>
+        </w:rPr>
+        <w:t>Підвелися гори, зійшли долини до місця,* що ти їм призначив.</w:t>
+      </w:r>
+    </w:p>
+    <w:p>
+      <w:pPr>
+        <w:spacing w:after="120"/>
+        <w:jc w:val="both"/>
+        <w:rPr>
+          <w:rFonts w:ascii="Times New Roman" w:hAnsi="Times New Roman" w:cs="Times New Roman"/>
+          <w:sz w:val="24"/>
+          <w:szCs w:val="24"/>
+        </w:rPr>
+      </w:pPr>
+      <w:r>
+        <w:rPr>
+          <w:rFonts w:ascii="Times New Roman" w:hAnsi="Times New Roman" w:cs="Times New Roman"/>
+          <w:sz w:val="24"/>
+          <w:szCs w:val="24"/>
+        </w:rPr>
+        <w:t>Поставив їм границю, якої не перейдуть,* щоб знову покрити землю.</w:t>
+      </w:r>
+    </w:p>
+    <w:p>
+      <w:pPr>
+        <w:spacing w:after="120"/>
+        <w:jc w:val="both"/>
+        <w:rPr>
+          <w:rFonts w:ascii="Times New Roman" w:hAnsi="Times New Roman" w:cs="Times New Roman"/>
+          <w:sz w:val="24"/>
+          <w:szCs w:val="24"/>
+        </w:rPr>
+      </w:pPr>
+      <w:r>
+        <w:rPr>
+          <w:rFonts w:ascii="Times New Roman" w:hAnsi="Times New Roman" w:cs="Times New Roman"/>
+          <w:sz w:val="24"/>
+          <w:szCs w:val="24"/>
+        </w:rPr>
+        <w:t>Джерела посилаєш у ріки,* які течуть проміж горами.</w:t>
+      </w:r>
+    </w:p>
+    <w:p>
+      <w:pPr>
+        <w:spacing w:after="120"/>
+        <w:jc w:val="both"/>
+        <w:rPr>
+          <w:rFonts w:ascii="Times New Roman" w:hAnsi="Times New Roman" w:cs="Times New Roman"/>
+          <w:sz w:val="24"/>
+          <w:szCs w:val="24"/>
+        </w:rPr>
+      </w:pPr>
+      <w:r>
+        <w:rPr>
+          <w:rFonts w:ascii="Times New Roman" w:hAnsi="Times New Roman" w:cs="Times New Roman"/>
+          <w:sz w:val="24"/>
+          <w:szCs w:val="24"/>
+        </w:rPr>
+        <w:t>Усю звірину, що в полі, вони напувають,* дикі осли там гасять свою спрагу.</w:t>
+      </w:r>
+    </w:p>
+    <w:p>
+      <w:pPr>
+        <w:spacing w:after="120"/>
+        <w:jc w:val="both"/>
+        <w:rPr>
+          <w:rFonts w:ascii="Times New Roman" w:hAnsi="Times New Roman" w:cs="Times New Roman"/>
+          <w:sz w:val="24"/>
+          <w:szCs w:val="24"/>
+        </w:rPr>
+      </w:pPr>
+      <w:r>
+        <w:rPr>
+          <w:rFonts w:ascii="Times New Roman" w:hAnsi="Times New Roman" w:cs="Times New Roman"/>
+          <w:sz w:val="24"/>
+          <w:szCs w:val="24"/>
+        </w:rPr>
+        <w:t>Над ними кублиться небесне птаство,* з-поміж гілляк дає свій голос.</w:t>
+      </w:r>
+    </w:p>
+    <w:p>
+      <w:pPr>
+        <w:spacing w:after="120"/>
+        <w:jc w:val="both"/>
+        <w:rPr>
+          <w:rFonts w:ascii="Times New Roman" w:hAnsi="Times New Roman" w:cs="Times New Roman"/>
+          <w:sz w:val="24"/>
+          <w:szCs w:val="24"/>
+        </w:rPr>
+      </w:pPr>
+      <w:r>
+        <w:rPr>
+          <w:rFonts w:ascii="Times New Roman" w:hAnsi="Times New Roman" w:cs="Times New Roman"/>
+          <w:sz w:val="24"/>
+          <w:szCs w:val="24"/>
+        </w:rPr>
+        <w:t>Ти напуваєш гори з твоїх горниць,* земля насичується плодом діл твоїх.</w:t>
+      </w:r>
+    </w:p>
+    <w:p>
+      <w:pPr>
+        <w:spacing w:after="120"/>
+        <w:jc w:val="both"/>
+        <w:rPr>
+          <w:rFonts w:ascii="Times New Roman" w:hAnsi="Times New Roman" w:cs="Times New Roman"/>
+          <w:sz w:val="24"/>
+          <w:szCs w:val="24"/>
+        </w:rPr>
+      </w:pPr>
+      <w:r>
+        <w:rPr>
+          <w:rFonts w:ascii="Times New Roman" w:hAnsi="Times New Roman" w:cs="Times New Roman"/>
+          <w:sz w:val="24"/>
+          <w:szCs w:val="24"/>
+        </w:rPr>
+        <w:t>Вирощуєш траву для скоту, зела – на вжиток людям,* щоб хліб із землі добували:</w:t>
+      </w:r>
+    </w:p>
+    <w:p>
+      <w:pPr>
+        <w:spacing w:after="120"/>
+        <w:jc w:val="both"/>
+        <w:rPr>
+          <w:rFonts w:ascii="Times New Roman" w:hAnsi="Times New Roman" w:cs="Times New Roman"/>
+          <w:sz w:val="24"/>
+          <w:szCs w:val="24"/>
+        </w:rPr>
+      </w:pPr>
+      <w:r>
+        <w:rPr>
+          <w:rFonts w:ascii="Times New Roman" w:hAnsi="Times New Roman" w:cs="Times New Roman"/>
+          <w:sz w:val="24"/>
+          <w:szCs w:val="24"/>
+        </w:rPr>
+        <w:t>Вино, що серце людське звеселяє, олію, щоб від неї ясніло обличчя,* і хліб, що скріплює серце людське.</w:t>
+      </w:r>
+    </w:p>
+    <w:p>
+      <w:pPr>
+        <w:spacing w:after="120"/>
+        <w:jc w:val="both"/>
+        <w:rPr>
+          <w:rFonts w:ascii="Times New Roman" w:hAnsi="Times New Roman" w:cs="Times New Roman"/>
+          <w:sz w:val="24"/>
+          <w:szCs w:val="24"/>
+        </w:rPr>
+      </w:pPr>
+      <w:r>
+        <w:rPr>
+          <w:rFonts w:ascii="Times New Roman" w:hAnsi="Times New Roman" w:cs="Times New Roman"/>
+          <w:sz w:val="24"/>
+          <w:szCs w:val="24"/>
+        </w:rPr>
+        <w:t>Насичуються дерева Господні,* кедри ливанські, що посадив їх.</w:t>
+      </w:r>
+    </w:p>
+    <w:p>
+      <w:pPr>
+        <w:spacing w:after="120"/>
+        <w:jc w:val="both"/>
+        <w:rPr>
+          <w:rFonts w:ascii="Times New Roman" w:hAnsi="Times New Roman" w:cs="Times New Roman"/>
+          <w:sz w:val="24"/>
+          <w:szCs w:val="24"/>
+        </w:rPr>
+      </w:pPr>
+      <w:r>
+        <w:rPr>
+          <w:rFonts w:ascii="Times New Roman" w:hAnsi="Times New Roman" w:cs="Times New Roman"/>
+          <w:sz w:val="24"/>
+          <w:szCs w:val="24"/>
+        </w:rPr>
+        <w:t>На них гніздяться птиці;* бусли – на кипарисах їхнє житло.</w:t>
+      </w:r>
+    </w:p>
+    <w:p>
+      <w:pPr>
+        <w:spacing w:after="120"/>
+        <w:jc w:val="both"/>
+        <w:rPr>
+          <w:rFonts w:ascii="Times New Roman" w:hAnsi="Times New Roman" w:cs="Times New Roman"/>
+          <w:sz w:val="24"/>
+          <w:szCs w:val="24"/>
+        </w:rPr>
+      </w:pPr>
+      <w:r>
+        <w:rPr>
+          <w:rFonts w:ascii="Times New Roman" w:eastAsia="Gungsuh" w:hAnsi="Times New Roman" w:cs="Gungsuh"/>
+          <w:sz w:val="24"/>
+          <w:szCs w:val="24"/>
+        </w:rPr>
+        <w:t>Високі гори для оленів,* скелі − для зайців притулок.</w:t>
+      </w:r>
+    </w:p>
+    <w:p>
+      <w:pPr>
+        <w:spacing w:after="120"/>
+        <w:jc w:val="both"/>
+        <w:rPr>
+          <w:rFonts w:ascii="Times New Roman" w:hAnsi="Times New Roman" w:cs="Times New Roman"/>
+          <w:sz w:val="24"/>
+          <w:szCs w:val="24"/>
+        </w:rPr>
+      </w:pPr>
+      <w:r>
+        <w:rPr>
+          <w:rFonts w:ascii="Times New Roman" w:hAnsi="Times New Roman" w:cs="Times New Roman"/>
+          <w:sz w:val="24"/>
+          <w:szCs w:val="24"/>
+        </w:rPr>
+        <w:t>Ти створив місяць, щоб значити пори;* сонце знає свій захід.</w:t>
+      </w:r>
+    </w:p>
+    <w:p>
+      <w:pPr>
+        <w:spacing w:after="120"/>
+        <w:jc w:val="both"/>
+        <w:rPr>
+          <w:rFonts w:ascii="Times New Roman" w:hAnsi="Times New Roman" w:cs="Times New Roman"/>
+          <w:sz w:val="24"/>
+          <w:szCs w:val="24"/>
+        </w:rPr>
+      </w:pPr>
+      <w:r>
+        <w:rPr>
+          <w:rFonts w:ascii="Times New Roman" w:hAnsi="Times New Roman" w:cs="Times New Roman"/>
+          <w:sz w:val="24"/>
+          <w:szCs w:val="24"/>
+        </w:rPr>
+        <w:t>Наводиш темряву, і ніч надходить,* що в ній ворушаться усі звірі дібровні.</w:t>
+      </w:r>
+    </w:p>
+    <w:p>
+      <w:pPr>
+        <w:spacing w:after="120"/>
+        <w:jc w:val="both"/>
+        <w:rPr>
+          <w:rFonts w:ascii="Times New Roman" w:hAnsi="Times New Roman" w:cs="Times New Roman"/>
+          <w:sz w:val="24"/>
+          <w:szCs w:val="24"/>
+        </w:rPr>
+      </w:pPr>
+      <w:r>
+        <w:rPr>
+          <w:rFonts w:ascii="Times New Roman" w:hAnsi="Times New Roman" w:cs="Times New Roman"/>
+          <w:sz w:val="24"/>
+          <w:szCs w:val="24"/>
+        </w:rPr>
+        <w:lastRenderedPageBreak/>
+        <w:t>Левенята рикають за здобиччю своєю,* поживи від Бога для себе просять.</w:t>
+      </w:r>
+    </w:p>
+    <w:p>
+      <w:pPr>
+        <w:spacing w:after="120"/>
+        <w:jc w:val="both"/>
+        <w:rPr>
+          <w:rFonts w:ascii="Times New Roman" w:hAnsi="Times New Roman" w:cs="Times New Roman"/>
+          <w:sz w:val="24"/>
+          <w:szCs w:val="24"/>
+        </w:rPr>
+      </w:pPr>
+      <w:r>
+        <w:rPr>
+          <w:rFonts w:ascii="Times New Roman" w:hAnsi="Times New Roman" w:cs="Times New Roman"/>
+          <w:sz w:val="24"/>
+          <w:szCs w:val="24"/>
+        </w:rPr>
+        <w:t>Ховаються, як тільки зійде сонце,* лягають у своїх норах.</w:t>
+      </w:r>
+    </w:p>
+    <w:p>
+      <w:pPr>
+        <w:spacing w:after="120"/>
+        <w:jc w:val="both"/>
+        <w:rPr>
+          <w:rFonts w:ascii="Times New Roman" w:hAnsi="Times New Roman" w:cs="Times New Roman"/>
+          <w:sz w:val="24"/>
+          <w:szCs w:val="24"/>
+        </w:rPr>
+      </w:pPr>
+      <w:r>
+        <w:rPr>
+          <w:rFonts w:ascii="Times New Roman" w:hAnsi="Times New Roman" w:cs="Times New Roman"/>
+          <w:sz w:val="24"/>
+          <w:szCs w:val="24"/>
+        </w:rPr>
+        <w:t>Виходить чоловік до свого діла,* і до своєї праці аж до вечора.</w:t>
+      </w:r>
+    </w:p>
+    <w:p>
+      <w:pPr>
+        <w:spacing w:after="120"/>
+        <w:jc w:val="both"/>
+        <w:rPr>
+          <w:rFonts w:ascii="Times New Roman" w:hAnsi="Times New Roman" w:cs="Times New Roman"/>
+          <w:sz w:val="24"/>
+          <w:szCs w:val="24"/>
+        </w:rPr>
+      </w:pPr>
+      <w:r>
+        <w:rPr>
+          <w:rFonts w:ascii="Times New Roman" w:eastAsia="Gungsuh" w:hAnsi="Times New Roman" w:cs="Gungsuh"/>
+          <w:sz w:val="24"/>
+          <w:szCs w:val="24"/>
+        </w:rPr>
+        <w:t>Яка їх, твоїх діл, Господи, сила!* У мудрості все ти створив, − повна земля твоїх створінь.</w:t>
+      </w:r>
+    </w:p>
+    <w:p>
+      <w:pPr>
+        <w:spacing w:after="120"/>
+        <w:jc w:val="both"/>
+        <w:rPr>
+          <w:rFonts w:ascii="Times New Roman" w:hAnsi="Times New Roman" w:cs="Times New Roman"/>
+          <w:sz w:val="24"/>
+          <w:szCs w:val="24"/>
+        </w:rPr>
+      </w:pPr>
+      <w:r>
+        <w:rPr>
+          <w:rFonts w:ascii="Times New Roman" w:hAnsi="Times New Roman" w:cs="Times New Roman"/>
+          <w:sz w:val="24"/>
+          <w:szCs w:val="24"/>
+        </w:rPr>
+        <w:t>Ось море велике, прешироке,* у ньому плазунів без ліку, звірів малих і великих.</w:t>
+      </w:r>
+    </w:p>
+    <w:p>
+      <w:pPr>
+        <w:spacing w:after="120"/>
+        <w:jc w:val="both"/>
+        <w:rPr>
+          <w:rFonts w:ascii="Times New Roman" w:hAnsi="Times New Roman" w:cs="Times New Roman"/>
+          <w:sz w:val="24"/>
+          <w:szCs w:val="24"/>
+        </w:rPr>
+      </w:pPr>
+      <w:r>
+        <w:rPr>
+          <w:rFonts w:ascii="Times New Roman" w:hAnsi="Times New Roman" w:cs="Times New Roman"/>
+          <w:sz w:val="24"/>
+          <w:szCs w:val="24"/>
+        </w:rPr>
+        <w:t>Там кораблі проходять,* є і левіятан, якого ти створив, щоб ним бавитися.</w:t>
+      </w:r>
+    </w:p>
+    <w:p>
+      <w:pPr>
+        <w:spacing w:after="120"/>
+        <w:jc w:val="both"/>
+        <w:rPr>
+          <w:rFonts w:ascii="Times New Roman" w:hAnsi="Times New Roman" w:cs="Times New Roman"/>
+          <w:sz w:val="24"/>
+          <w:szCs w:val="24"/>
+        </w:rPr>
+      </w:pPr>
+      <w:r>
+        <w:rPr>
+          <w:rFonts w:ascii="Times New Roman" w:hAnsi="Times New Roman" w:cs="Times New Roman"/>
+          <w:sz w:val="24"/>
+          <w:szCs w:val="24"/>
+        </w:rPr>
+        <w:t>Усі вони від тебе дожидають,* щоб дав їм у свій час поживу.</w:t>
+      </w:r>
+    </w:p>
+    <w:p>
+      <w:pPr>
+        <w:spacing w:after="120"/>
+        <w:jc w:val="both"/>
+        <w:rPr>
+          <w:rFonts w:ascii="Times New Roman" w:hAnsi="Times New Roman" w:cs="Times New Roman"/>
+          <w:sz w:val="24"/>
+          <w:szCs w:val="24"/>
+        </w:rPr>
+      </w:pPr>
+      <w:r>
+        <w:rPr>
+          <w:rFonts w:ascii="Times New Roman" w:hAnsi="Times New Roman" w:cs="Times New Roman"/>
+          <w:sz w:val="24"/>
+          <w:szCs w:val="24"/>
+        </w:rPr>
+        <w:t>Коли даєш їм, вони її збирають,* як розтулюєш твою руку, вони насичуються благом.</w:t>
+      </w:r>
+    </w:p>
+    <w:p>
+      <w:pPr>
+        <w:spacing w:after="120"/>
+        <w:jc w:val="both"/>
+        <w:rPr>
+          <w:rFonts w:ascii="Times New Roman" w:hAnsi="Times New Roman" w:cs="Times New Roman"/>
+          <w:sz w:val="24"/>
+          <w:szCs w:val="24"/>
+        </w:rPr>
+      </w:pPr>
+      <w:r>
+        <w:rPr>
+          <w:rFonts w:ascii="Times New Roman" w:hAnsi="Times New Roman" w:cs="Times New Roman"/>
+          <w:sz w:val="24"/>
+          <w:szCs w:val="24"/>
+        </w:rPr>
+        <w:t>Вони бентежаться, коли ховаєш вид свій;* як забираєш дух у них, вони гинуть і повертаються у свій порох.</w:t>
+      </w:r>
+    </w:p>
+    <w:p>
+      <w:pPr>
+        <w:spacing w:after="120"/>
+        <w:jc w:val="both"/>
+        <w:rPr>
+          <w:rFonts w:ascii="Times New Roman" w:hAnsi="Times New Roman" w:cs="Times New Roman"/>
+          <w:sz w:val="24"/>
+          <w:szCs w:val="24"/>
+        </w:rPr>
+      </w:pPr>
+      <w:r>
+        <w:rPr>
+          <w:rFonts w:ascii="Times New Roman" w:hAnsi="Times New Roman" w:cs="Times New Roman"/>
+          <w:sz w:val="24"/>
+          <w:szCs w:val="24"/>
+        </w:rPr>
+        <w:t>Зішлеш свій дух, – вони оживають,* і ти відновлюєш лице землі.</w:t>
+      </w:r>
+    </w:p>
+    <w:p>
+      <w:pPr>
+        <w:spacing w:after="120"/>
+        <w:jc w:val="both"/>
+        <w:rPr>
+          <w:rFonts w:ascii="Times New Roman" w:hAnsi="Times New Roman" w:cs="Times New Roman"/>
+          <w:sz w:val="24"/>
+          <w:szCs w:val="24"/>
+        </w:rPr>
+      </w:pPr>
+      <w:r>
+        <w:rPr>
+          <w:rFonts w:ascii="Times New Roman" w:hAnsi="Times New Roman" w:cs="Times New Roman"/>
+          <w:sz w:val="24"/>
+          <w:szCs w:val="24"/>
+        </w:rPr>
+        <w:t>Нехай слава Господня буде повіки,* нехай Господь радіє творами своїми.</w:t>
+      </w:r>
+    </w:p>
+    <w:p>
+      <w:pPr>
+        <w:spacing w:after="120"/>
+        <w:jc w:val="both"/>
+        <w:rPr>
+          <w:rFonts w:ascii="Times New Roman" w:hAnsi="Times New Roman" w:cs="Times New Roman"/>
+          <w:sz w:val="24"/>
+          <w:szCs w:val="24"/>
+        </w:rPr>
+      </w:pPr>
+      <w:r>
+        <w:rPr>
+          <w:rFonts w:ascii="Times New Roman" w:hAnsi="Times New Roman" w:cs="Times New Roman"/>
+          <w:sz w:val="24"/>
+          <w:szCs w:val="24"/>
+        </w:rPr>
+        <w:t>Спогляне він на землю, і вона стрясається,* торкнеться гір, вони димують.</w:t>
+      </w:r>
+    </w:p>
+    <w:p>
+      <w:pPr>
+        <w:spacing w:after="120"/>
+        <w:jc w:val="both"/>
+        <w:rPr>
+          <w:rFonts w:ascii="Times New Roman" w:hAnsi="Times New Roman" w:cs="Times New Roman"/>
+          <w:sz w:val="24"/>
+          <w:szCs w:val="24"/>
+        </w:rPr>
+      </w:pPr>
+      <w:r>
+        <w:rPr>
+          <w:rFonts w:ascii="Times New Roman" w:hAnsi="Times New Roman" w:cs="Times New Roman"/>
+          <w:sz w:val="24"/>
+          <w:szCs w:val="24"/>
+        </w:rPr>
+        <w:t>Я буду Господеві співати поки життя мого,* псалми співатиму, поки буду жити.</w:t>
+      </w:r>
+    </w:p>
+    <w:p>
+      <w:pPr>
+        <w:spacing w:after="120"/>
+        <w:jc w:val="both"/>
+        <w:rPr>
+          <w:rFonts w:ascii="Times New Roman" w:hAnsi="Times New Roman" w:cs="Times New Roman"/>
+          <w:sz w:val="24"/>
+          <w:szCs w:val="24"/>
+        </w:rPr>
+      </w:pPr>
+      <w:r>
+        <w:rPr>
+          <w:rFonts w:ascii="Times New Roman" w:hAnsi="Times New Roman" w:cs="Times New Roman"/>
+          <w:sz w:val="24"/>
+          <w:szCs w:val="24"/>
+        </w:rPr>
+        <w:t>Нехай буде приємна йому моя пісня;* у Господі я веселитимусь.</w:t>
+      </w:r>
+    </w:p>
+    <w:p>
+      <w:pPr>
+        <w:spacing w:after="120"/>
+        <w:jc w:val="both"/>
+        <w:rPr>
+          <w:rFonts w:ascii="Times New Roman" w:hAnsi="Times New Roman" w:cs="Times New Roman"/>
+          <w:sz w:val="24"/>
+          <w:szCs w:val="24"/>
+        </w:rPr>
+      </w:pPr>
+      <w:r>
+        <w:rPr>
+          <w:rFonts w:ascii="Times New Roman" w:hAnsi="Times New Roman" w:cs="Times New Roman"/>
+          <w:sz w:val="24"/>
+          <w:szCs w:val="24"/>
+        </w:rPr>
+        <w:t>Нехай грішники з землі щезнуть, і беззаконних більше нехай не буде.* Благослови, душе моя, Господа.</w:t>
+      </w:r>
+    </w:p>
+    <w:p>
+      <w:pPr>
+        <w:spacing w:after="120"/>
+        <w:jc w:val="both"/>
+        <w:rPr>
+          <w:rFonts w:ascii="Times New Roman" w:hAnsi="Times New Roman" w:cs="Times New Roman"/>
+          <w:sz w:val="24"/>
+          <w:szCs w:val="24"/>
+        </w:rPr>
+      </w:pPr>
+      <w:r>
+        <w:rPr>
+          <w:rFonts w:ascii="Times New Roman" w:hAnsi="Times New Roman" w:cs="Times New Roman"/>
+          <w:sz w:val="24"/>
+          <w:szCs w:val="24"/>
+        </w:rPr>
+        <w:t>Слава Отцю, і Сину, і Святому Духові: І нині і повсякчас, і на віки віків. Амінь.</w:t>
+      </w:r>
+    </w:p>
+    <w:p>
+      <w:pPr>
+        <w:spacing w:after="120"/>
+        <w:jc w:val="both"/>
+        <w:rPr>
+          <w:rFonts w:ascii="Times New Roman" w:hAnsi="Times New Roman" w:cs="Times New Roman"/>
+          <w:i/>
+          <w:sz w:val="24"/>
+          <w:szCs w:val="24"/>
+        </w:rPr>
+      </w:pPr>
+      <w:r>
+        <w:rPr>
+          <w:rFonts w:ascii="Times New Roman" w:hAnsi="Times New Roman" w:cs="Times New Roman"/>
+          <w:sz w:val="24"/>
+          <w:szCs w:val="24"/>
+        </w:rPr>
+        <w:t xml:space="preserve">Алилуя, алилуя, алилуя: Слава тобі, Боже! </w:t>
+      </w:r>
+      <w:r>
+        <w:rPr>
+          <w:rFonts w:ascii="Times New Roman" w:hAnsi="Times New Roman" w:cs="Times New Roman"/>
+          <w:i/>
+          <w:color w:val="FF0000"/>
+          <w:sz w:val="24"/>
+          <w:szCs w:val="24"/>
+        </w:rPr>
+        <w:t>(3 р.)</w:t>
       </w:r>
     </w:p>
     <w:p>
@@ -847,27 +1070,27 @@
           <w:sz w:val="24"/>
           <w:szCs w:val="24"/>
         </w:rPr>
-        <w:t xml:space="preserve"> Господи щедрий і милосердний, довготерпеливий і многомилостивий! Вислухай молитви наші і зверни увагу на голос моління нашого і яви нам знак милости твоєї, наведи нас на дорогу твою, щоб ходили ми в твоїй правді. Звесели серця наші, щоб ми боялись імення твого святого, бо ти великий і твориш чуда; ти Бог єдиний і немає подібного тобі між богами, Господи. Ти сильний у милості і добрий у силі, аби допомагати й утішати, і спасати всіх, хто на ім'я твоє святе уповає. Бо тобі належить усяка слава, честь і поклоніння: Отцю, Сину, і Святому Духові, нині і повсякчас, і на віки віків. Амінь.</w:t>
-      </w:r>
-    </w:p>
-    <w:p>
-      <w:pPr>
-        <w:spacing w:after="120"/>
-        <w:jc w:val="both"/>
-        <w:rPr>
-          <w:rFonts w:ascii="Times New Roman" w:hAnsi="Times New Roman" w:cs="Times New Roman"/>
-          <w:sz w:val="24"/>
-          <w:szCs w:val="24"/>
-        </w:rPr>
-      </w:pPr>
-      <w:r>
-        <w:rPr>
-          <w:rFonts w:ascii="Times New Roman" w:hAnsi="Times New Roman" w:cs="Times New Roman"/>
-          <w:color w:val="FF0000"/>
-          <w:sz w:val="24"/>
-          <w:szCs w:val="24"/>
-        </w:rPr>
-        <w:t xml:space="preserve">2. </w:t>
+        <w:t> Господи щедрий і милосердний, довготерпеливий і многомилостивий! Вислухай молитви наші і зверни увагу на голос моління нашого і яви нам знак милости твоєї, наведи нас на дорогу твою, щоб ходили ми в твоїй правді. Звесели серця наші, щоб ми боялись імення твого святого, бо ти великий і твориш чуда; ти Бог єдиний і немає подібного тобі між богами, Господи. Ти сильний у милості і добрий у силі, аби допомагати й утішати, і спасати всіх, хто на ім'я твоє святе уповає. Бо тобі належить усяка слава, честь і поклоніння: Отцю, Сину, і Святому Духові, нині і повсякчас, і на віки віків. Амінь.</w:t>
+      </w:r>
+    </w:p>
+    <w:p>
+      <w:pPr>
+        <w:spacing w:after="120"/>
+        <w:jc w:val="both"/>
+        <w:rPr>
+          <w:rFonts w:ascii="Times New Roman" w:hAnsi="Times New Roman" w:cs="Times New Roman"/>
+          <w:sz w:val="24"/>
+          <w:szCs w:val="24"/>
+        </w:rPr>
+      </w:pPr>
+      <w:r>
+        <w:rPr>
+          <w:rFonts w:ascii="Times New Roman" w:hAnsi="Times New Roman" w:cs="Times New Roman"/>
+          <w:color w:val="FF0000"/>
+          <w:sz w:val="24"/>
+          <w:szCs w:val="24"/>
+        </w:rPr>
+        <w:t>2. </w:t>
       </w:r>
       <w:r>
         <w:rPr>
@@ -903,27 +1126,28 @@
           <w:sz w:val="24"/>
           <w:szCs w:val="24"/>
         </w:rPr>
-        <w:t xml:space="preserve"> Господи, Боже наш! Згадай нас грішних і недостойних слуг твоїх, коли призиваємо святе ім'я твоє, і не осороми нас, коли очікуємо милости твоєї, але вислухай, Господи, усі наші спасенні прохання, і вчини нас достойними любити і боятися тебе від усього серця нашого і творити в усьому волю твою. Бо ти є добрий і людинолюбний Бог, і тобі славу віддаємо: Отцю, і Сину, і Святому Духові, нині і повсякчас, і на віки віків. Амінь.</w:t>
-      </w:r>
-    </w:p>
-    <w:p>
-      <w:pPr>
-        <w:spacing w:after="120"/>
-        <w:jc w:val="both"/>
-        <w:rPr>
-          <w:rFonts w:ascii="Times New Roman" w:hAnsi="Times New Roman" w:cs="Times New Roman"/>
-          <w:sz w:val="24"/>
-          <w:szCs w:val="24"/>
-        </w:rPr>
-      </w:pPr>
-      <w:r>
-        <w:rPr>
-          <w:rFonts w:ascii="Times New Roman" w:hAnsi="Times New Roman" w:cs="Times New Roman"/>
-          <w:color w:val="FF0000"/>
-          <w:sz w:val="24"/>
-          <w:szCs w:val="24"/>
-        </w:rPr>
-        <w:t xml:space="preserve">4. </w:t>
+        <w:t> Господи, Боже наш! Згадай нас грішних і недостойних слуг твоїх, коли призиваємо святе ім'я твоє, і не осороми нас, коли очікуємо милости твоєї, але вислухай, Господи, усі наші спасенні прохання, і вчини нас достойними любити і боятися тебе від усього серця нашого і творити в усьому волю твою. Бо ти є добрий і чоловіколюбний Бог, і тобі славу віддаємо: Отцю, і Сину, і Святому Духові, нині і повсякчас, і на віки віків. Амінь.</w:t>
+      </w:r>
+    </w:p>
+    <w:p>
+      <w:pPr>
+        <w:spacing w:after="120"/>
+        <w:jc w:val="both"/>
+        <w:rPr>
+          <w:rFonts w:ascii="Times New Roman" w:hAnsi="Times New Roman" w:cs="Times New Roman"/>
+          <w:sz w:val="24"/>
+          <w:szCs w:val="24"/>
+        </w:rPr>
+      </w:pPr>
+      <w:r>
+        <w:rPr>
+          <w:rFonts w:ascii="Times New Roman" w:hAnsi="Times New Roman" w:cs="Times New Roman"/>
+          <w:color w:val="FF0000"/>
+          <w:sz w:val="24"/>
+          <w:szCs w:val="24"/>
+        </w:rPr>
+        <w:lastRenderedPageBreak/>
+        <w:t>4. </w:t>
       </w:r>
       <w:r>
         <w:rPr>
@@ -959,7 +1183,7 @@
           <w:sz w:val="24"/>
           <w:szCs w:val="24"/>
         </w:rPr>
-        <w:t xml:space="preserve"> Благословенний ти, Господи Боже, Вседержителю, що знаєш думки людські, що відаєш те, чого ми потребуємо, і багато більше, ніж ми просимо, або розуміємо. Самий ти, людинолюбний Царю, у всьому добрий, задовольни нас багатством твоїх ласк, щоб ми непостидною совістю призивали святе ім'я твоє; і не введи нас у спокусу, але визволь нас від злого, і провидінням твоїм дай нам усе корисне. Бо тобі належить усяка слава, честь і поклоніння: Отцю, і Сину, і Святому Духові, нині і повсякчас, і на віки віків. Амінь.</w:t>
+        <w:t> Благословенний ти, Господи Боже, Вседержителю, що знаєш думки людські, що відаєш те, чого ми потребуємо, і багато більше, ніж ми просимо, або розуміємо. Самий ти, чоловіколюбний Царю, у всьому добрий, задовольни нас багатством твоїх ласк, щоб ми непостидною совістю призивали святе ім'я твоє; і не введи нас у спокусу, але визволь нас від злого, і провидінням твоїм дай нам усе корисне. Бо тобі належить усяка слава, честь і поклоніння: Отцю, і Сину, і Святому Духові, нині і повсякчас, і на віки віків. Амінь.</w:t>
       </w:r>
     </w:p>
     <w:p>
@@ -987,7 +1211,7 @@
           <w:sz w:val="24"/>
           <w:szCs w:val="24"/>
         </w:rPr>
-        <w:t xml:space="preserve"> Господи, Господи, що пречистою твоєю долонею все утримуєш, що довго терпиш нам усім, і жалієшся задля нашої злоби! Згадай твої милості і ласки, відвідай нас у твоїй доброті і дай нам пройти й останок нинішнього дня вільним від різних затій лукавого, і збережи наше життя без напастувань, благодаттю Святого твого Духа, − милістю, щедротами і людинолюб'ям єдинородного Сина твого, з яким і ти є благословенний, з пресвятим, добрим і животворящим твоїм Духом, нині і повсякчас, і на віки віків. Амінь.</w:t>
+        <w:t> Господи, Господи, що пречистою твоєю долонею все утримуєш, що довго терпиш нам усім, і жалієшся задля нашої злоби! Згадай твої милості і ласки, відвідай нас у твоїй доброті і дай нам пройти й останок нинішнього дня вільним від різних затій лукавого, і збережи наше життя без напастувань, благодаттю Святого твого Духа, − милістю, щедротами і чоловіколюб'ям єдинородного Сина твого, з яким і ти є благословенний, з пресвятим, добрим і животворящим твоїм Духом, нині і повсякчас, і на віки віків. Амінь.</w:t>
       </w:r>
     </w:p>
     <w:p>
@@ -1015,7 +1239,7 @@
           <w:sz w:val="24"/>
           <w:szCs w:val="24"/>
         </w:rPr>
-        <w:t xml:space="preserve"> Боже великий і дивний, що несказанною добрістю і багатим промислом усім управляєш, і дав нам земні добра й запевнив нам обіцяне царство уділеними ласками впродовж цього дня, остерігши нас від усякого лиха! Дай нам і решту непорочно докінчити перед святою твоєю славою і величати тебе одного і доброго, і людинолюбного Бога нашого. Бо ти Бог наш і тобі славу віддаємо: Отцю, і Сину, і Святому Духові, нині і повсякчас, і на віки віків. Амінь.</w:t>
+        <w:t> Боже великий і дивний, що несказанною добрістю і багатим промислом усім управляєш, і дав нам земні добра й запевнив нам обіцяне царство уділеними ласками впродовж цього дня, остерігши нас від усякого лиха! Дай нам і решту непорочно докінчити перед святою твоєю славою і величати тебе одного і доброго, і чоловіколюбного Бога нашого. Бо ти Бог наш і тобі славу віддаємо: Отцю, і Сину, і Святому Духові, нині і повсякчас, і на віки віків. Амінь.</w:t>
       </w:r>
     </w:p>
     <w:p>
@@ -1043,7 +1267,7 @@
           <w:sz w:val="24"/>
           <w:szCs w:val="24"/>
         </w:rPr>
-        <w:t xml:space="preserve"> Боже великий і вишній, в тебе одного є безсмертність і в світлі живеш недоступнім. Ти все створіння мудро створив, відокремив світло від темряви і сонце поклав, щоб правити днем, а місяць і зорі, щоб володіли ніччю, нас же грішних вчинив достойними і в теперішню годину стати перед твоїм обличчям, щоб тебе визнавати і принести тобі вечірнє славослов'я. Направ, Людинолюбче, молитву нашу, немов кадило, перед тобою і прийми її, як благовонний запах. Дай нам мирний цей вечір і близьку вже ніч; зодягни нас у броню світла; визволь нас від нічного страху і всякої речі, що в темряві з'являється, і дай сон, що його ти дарував на відпочинок нашій немічності, вільний від усякого маріння диявольського. Владико, давче добра, хай і на нашій постелі, бувши тобі милими, згадуємо вночі твоє ім'я і, просвічувані навчанням твоїх заповідей, встанемо в душевній радості до звеличування твоєї доброти, приносячи твоєму милосердю молитви і моління, за наші і всіх твоїх людей провини. Відвідай їх задля молитов святої Богородиці. Бо ти є добрий і людинолюбний Бог, і тобі віддаємо славу: Отцю, і Сину, і Святому Духові, нині і повсякчас, і на віки віків. Амінь.</w:t>
+        <w:t> Боже великий і вишній, в тебе одного є безсмертність і в світлі живеш недоступнім. Ти все створіння мудро створив, відокремив світло від темряви і сонце поклав, щоб правити днем, а місяць і зорі, щоб володіли ніччю, нас же грішних вчинив достойними і в теперішню годину стати перед твоїм обличчям, щоб тебе визнавати і принести тобі вечірнє славослов'я. Направ, Чоловіколюбче, молитву нашу, немов кадило, перед тобою і прийми її, як благовонний запах. Дай нам мирний цей вечір і близьку вже ніч; зодягни нас у броню світла; визволь нас від нічного страху і всякої речі, що в темряві з'являється, і дай сон, що його ти дарував на відпочинок нашій немічності, вільний від усякого маріння диявольського. Владико, давче добра, хай і на нашій постелі, бувши тобі милими, згадуємо вночі твоє ім'я і, просвічувані навчанням твоїх заповідей, встанемо в душевній радості до звеличування твоєї доброти, приносячи твоєму милосердю молитви і моління, за наші і всіх твоїх людей провини. Відвідай їх задля молитов святої Богородиці. Бо ти є добрий і чоловіколюбний Бог, і тобі віддаємо славу: Отцю, і Сину, і Святому Духові, нині і повсякчас, і на віки віків. Амінь.</w:t>
       </w:r>
     </w:p>
     <w:p>
@@ -1620,14 +1844,22 @@
       <w:pPr>
         <w:spacing w:after="120"/>
         <w:jc w:val="both"/>
-      </w:pPr>
-      <w:r>
-        <w:rPr>
-          <w:rFonts w:ascii="Times New Roman" w:hAnsi="Times New Roman"/>
-          <w:sz w:val="24"/>
+        <w:rPr>
+          <w:rFonts w:ascii="Times New Roman" w:hAnsi="Times New Roman" w:cs="Times New Roman"/>
+          <w:i/>
+          <w:sz w:val="24"/>
+          <w:szCs w:val="24"/>
           <w:u w:val="single"/>
         </w:rPr>
-        <w:t>[Господи щедрий і милосердний, довготерпеливий і многомилостивий! Вислухай молитви наші і зверни увагу на голос моління нашого і яви нам знак милости Твоєї, наведи нас на дорогу Твою, щоб ходили ми в Твоїй правді. Звесели серця наші, щоб ми боялись імення Твого святого, бо Ти великий і твориш чуда; Ти Бог єдиний і немає подібного Тобі між богами, Господи. Ти сильний у милості і добрий у силі, аби допомагати й утішати, і спасати всіх, хто на ім'я Твоє святе уповає.]</w:t>
+      </w:pPr>
+      <w:r>
+        <w:rPr>
+          <w:rFonts w:ascii="Times New Roman" w:hAnsi="Times New Roman" w:cs="Times New Roman"/>
+          <w:sz w:val="24"/>
+          <w:szCs w:val="24"/>
+          <w:u w:val="single"/>
+        </w:rPr>
+        <w:t>[Господи щедрий і милосердний, довготерпеливий і многомилостивий! Вислухай молитви наші і зверни увагу на голос моління нашого і яви нам знак милости твоєї, наведи нас на дорогу твою, щоб ходили ми в твоїй правді. Звесели серця наші, щоб ми боялись імення твого святого, бо ти великий і твориш чуда; ти Бог єдиний і немає подібного тобі між богами, Господи. Ти сильний у милості і добрий у силі, аби допомагати й утішати, і спасати всіх, хто на ім'я твоє святе уповає.]</w:t>
       </w:r>
     </w:p>
     <w:p>
@@ -1728,214 +1960,348 @@
     <w:p>
       <w:pPr>
         <w:spacing w:after="120"/>
-      </w:pPr>
-      <w:r>
-        <w:rPr>
-          <w:rFonts w:ascii="Times New Roman" w:hAnsi="Times New Roman"/>
-          <w:sz w:val="24"/>
-        </w:rPr>
-        <w:t xml:space="preserve">Блаже́н муж, – Алилу́я, – що за ра́дою безбо́жних не хо́дить. </w:t>
-      </w:r>
-      <w:r>
-        <w:rPr>
-          <w:rFonts w:ascii="Times New Roman" w:hAnsi="Times New Roman"/>
-          <w:i/>
-          <w:color w:val="FF0000"/>
-          <w:sz w:val="24"/>
-        </w:rPr>
-        <w:t>(Пс. 1,1)</w:t>
-      </w:r>
-      <w:r>
-        <w:rPr>
-          <w:rFonts w:ascii="Times New Roman" w:hAnsi="Times New Roman"/>
-          <w:sz w:val="24"/>
-        </w:rPr>
-        <w:t xml:space="preserve"> Алилу́я, алилу́я, алилу́я.</w:t>
-      </w:r>
-    </w:p>
-    <w:p>
-      <w:pPr>
-        <w:spacing w:after="120"/>
-      </w:pPr>
-      <w:r>
-        <w:rPr>
-          <w:rFonts w:ascii="Times New Roman" w:hAnsi="Times New Roman"/>
-          <w:sz w:val="24"/>
-        </w:rPr>
-        <w:t xml:space="preserve">Бо Госпо́дь дба́є про путь пра́ведних, а путь безбо́жних заги́не. </w:t>
-      </w:r>
-      <w:r>
-        <w:rPr>
-          <w:rFonts w:ascii="Times New Roman" w:hAnsi="Times New Roman"/>
-          <w:i/>
-          <w:color w:val="FF0000"/>
-          <w:sz w:val="24"/>
-        </w:rPr>
-        <w:t>(Пс. 1,6)</w:t>
-      </w:r>
-      <w:r>
-        <w:rPr>
-          <w:rFonts w:ascii="Times New Roman" w:hAnsi="Times New Roman"/>
-          <w:sz w:val="24"/>
-        </w:rPr>
-        <w:t xml:space="preserve"> Алилу́я, алилу́я, алилу́я.</w:t>
-      </w:r>
-    </w:p>
-    <w:p>
-      <w:pPr>
-        <w:spacing w:after="120"/>
-      </w:pPr>
-      <w:r>
-        <w:rPr>
-          <w:rFonts w:ascii="Times New Roman" w:hAnsi="Times New Roman"/>
-          <w:sz w:val="24"/>
-        </w:rPr>
-        <w:t xml:space="preserve">Служі́те Го́сподеві в стра́сі і ра́дуйтеся у тремті́нні. </w:t>
-      </w:r>
-      <w:r>
-        <w:rPr>
-          <w:rFonts w:ascii="Times New Roman" w:hAnsi="Times New Roman"/>
-          <w:i/>
-          <w:color w:val="FF0000"/>
-          <w:sz w:val="24"/>
-        </w:rPr>
-        <w:t>(Пс. 2,11)</w:t>
-      </w:r>
-      <w:r>
-        <w:rPr>
-          <w:rFonts w:ascii="Times New Roman" w:hAnsi="Times New Roman"/>
-          <w:sz w:val="24"/>
-        </w:rPr>
-        <w:t xml:space="preserve"> Алилу́я, алилу́я, алилу́я.</w:t>
-      </w:r>
-    </w:p>
-    <w:p>
-      <w:pPr>
-        <w:spacing w:after="120"/>
-      </w:pPr>
-      <w:r>
-        <w:rPr>
-          <w:rFonts w:ascii="Times New Roman" w:hAnsi="Times New Roman"/>
-          <w:sz w:val="24"/>
-        </w:rPr>
-        <w:t xml:space="preserve">Блаже́нні всі, що на Ньо́го наді́ються. </w:t>
-      </w:r>
-      <w:r>
-        <w:rPr>
-          <w:rFonts w:ascii="Times New Roman" w:hAnsi="Times New Roman"/>
-          <w:i/>
-          <w:color w:val="FF0000"/>
-          <w:sz w:val="24"/>
-        </w:rPr>
-        <w:t>(Пс. 2,12)</w:t>
-      </w:r>
-      <w:r>
-        <w:rPr>
-          <w:rFonts w:ascii="Times New Roman" w:hAnsi="Times New Roman"/>
-          <w:sz w:val="24"/>
-        </w:rPr>
-        <w:t xml:space="preserve"> Алилу́я, алилу́я, алилу́я.</w:t>
-      </w:r>
-    </w:p>
-    <w:p>
-      <w:pPr>
-        <w:spacing w:after="120"/>
-      </w:pPr>
-      <w:r>
-        <w:rPr>
-          <w:rFonts w:ascii="Times New Roman" w:hAnsi="Times New Roman"/>
-          <w:sz w:val="24"/>
-        </w:rPr>
-        <w:t xml:space="preserve">О, Го́споди, як бага́то мої́х ворогі́в, бага́то їх повста́ли про́ти мене́. </w:t>
-      </w:r>
-      <w:r>
-        <w:rPr>
-          <w:rFonts w:ascii="Times New Roman" w:hAnsi="Times New Roman"/>
-          <w:i/>
-          <w:color w:val="FF0000"/>
-          <w:sz w:val="24"/>
-        </w:rPr>
-        <w:t>(Пс. 3,2)</w:t>
-      </w:r>
-      <w:r>
-        <w:rPr>
-          <w:rFonts w:ascii="Times New Roman" w:hAnsi="Times New Roman"/>
-          <w:sz w:val="24"/>
-        </w:rPr>
-        <w:t xml:space="preserve"> Алилу́я, алилу́я, алилу́я.</w:t>
-      </w:r>
-    </w:p>
-    <w:p>
-      <w:pPr>
-        <w:spacing w:after="120"/>
-      </w:pPr>
-      <w:r>
-        <w:rPr>
-          <w:rFonts w:ascii="Times New Roman" w:hAnsi="Times New Roman"/>
-          <w:sz w:val="24"/>
-        </w:rPr>
-        <w:t xml:space="preserve">У Го́спода спасі́ння; і на Твій наро́д – благослове́ння Твоє́. </w:t>
-      </w:r>
-      <w:r>
-        <w:rPr>
-          <w:rFonts w:ascii="Times New Roman" w:hAnsi="Times New Roman"/>
-          <w:i/>
-          <w:color w:val="FF0000"/>
-          <w:sz w:val="24"/>
-        </w:rPr>
-        <w:t>(Пс. 3,9)</w:t>
-      </w:r>
-      <w:r>
-        <w:rPr>
-          <w:rFonts w:ascii="Times New Roman" w:hAnsi="Times New Roman"/>
-          <w:sz w:val="24"/>
-        </w:rPr>
-        <w:t xml:space="preserve"> Алилу́я, алилу́я, алилу́я.</w:t>
-      </w:r>
-    </w:p>
-    <w:p>
-      <w:pPr>
-        <w:spacing w:after="120"/>
-      </w:pPr>
-      <w:r>
-        <w:rPr>
-          <w:rFonts w:ascii="Times New Roman" w:hAnsi="Times New Roman"/>
-          <w:sz w:val="24"/>
-        </w:rPr>
-        <w:t>Сла́ва Отцю́, і Си́ну, і Свято́му Ду́хові. Алилу́я, алилу́я, алилу́я.</w:t>
-      </w:r>
-    </w:p>
-    <w:p>
-      <w:pPr>
-        <w:spacing w:after="120"/>
-      </w:pPr>
-      <w:r>
-        <w:rPr>
-          <w:rFonts w:ascii="Times New Roman" w:hAnsi="Times New Roman"/>
-          <w:sz w:val="24"/>
-        </w:rPr>
-        <w:t>І ни́ні, і повсякча́с, і на ві́ки вікі́в. Амі́нь. Алилу́я, алилу́я, алилу́я.</w:t>
-      </w:r>
-    </w:p>
-    <w:p>
-      <w:pPr>
-        <w:spacing w:after="120"/>
-      </w:pPr>
-      <w:r>
-        <w:rPr>
-          <w:rFonts w:ascii="Times New Roman" w:hAnsi="Times New Roman"/>
-          <w:sz w:val="24"/>
-        </w:rPr>
-        <w:t xml:space="preserve">Алилу́я, алилу́я, алилу́я, сла́ва Тобі́, Бо́же. </w:t>
-      </w:r>
-      <w:r>
-        <w:rPr>
-          <w:rFonts w:ascii="Times New Roman" w:hAnsi="Times New Roman"/>
-          <w:i/>
-          <w:color w:val="FF0000"/>
-          <w:sz w:val="24"/>
-        </w:rPr>
-        <w:t>(3 р.)</w:t>
+        <w:jc w:val="both"/>
+        <w:rPr>
+          <w:rFonts w:ascii="Times New Roman" w:hAnsi="Times New Roman" w:cs="Times New Roman"/>
+          <w:sz w:val="24"/>
+          <w:szCs w:val="24"/>
+        </w:rPr>
+      </w:pPr>
+      <w:r>
+        <w:rPr>
+          <w:rFonts w:ascii="Times New Roman" w:hAnsi="Times New Roman" w:cs="Times New Roman"/>
+          <w:sz w:val="24"/>
+          <w:szCs w:val="24"/>
+        </w:rPr>
+        <w:t>Блажен муж, – алилуя – що за радою безбожних не ходить. Алилуя.</w:t>
+      </w:r>
+      <w:r>
+        <w:rPr>
+          <w:rFonts w:ascii="Times New Roman" w:hAnsi="Times New Roman" w:cs="Times New Roman"/>
+          <w:color w:val="FF0000"/>
+          <w:sz w:val="24"/>
+          <w:szCs w:val="24"/>
+        </w:rPr>
+        <w:t xml:space="preserve"> </w:t>
+      </w:r>
+      <w:r>
+        <w:rPr>
+          <w:rFonts w:ascii="Times New Roman" w:hAnsi="Times New Roman" w:cs="Times New Roman"/>
+          <w:i/>
+          <w:color w:val="FF0000"/>
+          <w:sz w:val="24"/>
+          <w:szCs w:val="24"/>
+        </w:rPr>
+        <w:t>(3 р.)</w:t>
+      </w:r>
+    </w:p>
+    <w:p>
+      <w:pPr>
+        <w:spacing w:after="120"/>
+        <w:jc w:val="both"/>
+        <w:rPr>
+          <w:rFonts w:ascii="Times New Roman" w:hAnsi="Times New Roman" w:cs="Times New Roman"/>
+          <w:sz w:val="24"/>
+          <w:szCs w:val="24"/>
+        </w:rPr>
+      </w:pPr>
+      <w:r>
+        <w:rPr>
+          <w:rFonts w:ascii="Times New Roman" w:hAnsi="Times New Roman" w:cs="Times New Roman"/>
+          <w:sz w:val="24"/>
+          <w:szCs w:val="24"/>
+        </w:rPr>
+        <w:lastRenderedPageBreak/>
+        <w:t>Бо Господь дбає про путь праведних,* а путь безбожних загине. Алилуя.</w:t>
+      </w:r>
+      <w:r>
+        <w:rPr>
+          <w:rFonts w:ascii="Times New Roman" w:hAnsi="Times New Roman" w:cs="Times New Roman"/>
+          <w:color w:val="FF0000"/>
+          <w:sz w:val="24"/>
+          <w:szCs w:val="24"/>
+        </w:rPr>
+        <w:t xml:space="preserve"> </w:t>
+      </w:r>
+      <w:r>
+        <w:rPr>
+          <w:rFonts w:ascii="Times New Roman" w:hAnsi="Times New Roman" w:cs="Times New Roman"/>
+          <w:i/>
+          <w:color w:val="FF0000"/>
+          <w:sz w:val="24"/>
+          <w:szCs w:val="24"/>
+        </w:rPr>
+        <w:t>(3 р.)</w:t>
+      </w:r>
+      <w:r>
+        <w:rPr>
+          <w:rFonts w:ascii="Times New Roman" w:hAnsi="Times New Roman" w:cs="Times New Roman"/>
+          <w:sz w:val="24"/>
+          <w:szCs w:val="24"/>
+        </w:rPr>
+        <w:t xml:space="preserve"> </w:t>
+      </w:r>
+    </w:p>
+    <w:p>
+      <w:pPr>
+        <w:spacing w:after="120"/>
+        <w:jc w:val="both"/>
+        <w:rPr>
+          <w:rFonts w:ascii="Times New Roman" w:hAnsi="Times New Roman" w:cs="Times New Roman"/>
+          <w:i/>
+          <w:sz w:val="24"/>
+          <w:szCs w:val="24"/>
+        </w:rPr>
+      </w:pPr>
+      <w:r>
+        <w:rPr>
+          <w:rFonts w:ascii="Times New Roman" w:hAnsi="Times New Roman" w:cs="Times New Roman"/>
+          <w:sz w:val="24"/>
+          <w:szCs w:val="24"/>
+        </w:rPr>
+        <w:t>Служіте Господеві в страсі* і радуйтеся у тремтінні. Алилуя.</w:t>
+      </w:r>
+      <w:r>
+        <w:rPr>
+          <w:rFonts w:ascii="Times New Roman" w:hAnsi="Times New Roman" w:cs="Times New Roman"/>
+          <w:i/>
+          <w:color w:val="FF0000"/>
+          <w:sz w:val="24"/>
+          <w:szCs w:val="24"/>
+        </w:rPr>
+        <w:t xml:space="preserve"> (3 р.)</w:t>
+      </w:r>
+    </w:p>
+    <w:p>
+      <w:pPr>
+        <w:spacing w:after="120"/>
+        <w:jc w:val="both"/>
+        <w:rPr>
+          <w:rFonts w:ascii="Times New Roman" w:hAnsi="Times New Roman" w:cs="Times New Roman"/>
+          <w:i/>
+          <w:sz w:val="24"/>
+          <w:szCs w:val="24"/>
+        </w:rPr>
+      </w:pPr>
+      <w:r>
+        <w:rPr>
+          <w:rFonts w:ascii="Times New Roman" w:hAnsi="Times New Roman" w:cs="Times New Roman"/>
+          <w:sz w:val="24"/>
+          <w:szCs w:val="24"/>
+        </w:rPr>
+        <w:t>Блаженні всі,* що на нього надіються. Алилуя.</w:t>
+      </w:r>
+      <w:r>
+        <w:rPr>
+          <w:rFonts w:ascii="Times New Roman" w:hAnsi="Times New Roman" w:cs="Times New Roman"/>
+          <w:color w:val="FF0000"/>
+          <w:sz w:val="24"/>
+          <w:szCs w:val="24"/>
+        </w:rPr>
+        <w:t xml:space="preserve"> </w:t>
+      </w:r>
+      <w:r>
+        <w:rPr>
+          <w:rFonts w:ascii="Times New Roman" w:hAnsi="Times New Roman" w:cs="Times New Roman"/>
+          <w:i/>
+          <w:color w:val="FF0000"/>
+          <w:sz w:val="24"/>
+          <w:szCs w:val="24"/>
+        </w:rPr>
+        <w:t>(3 р.)</w:t>
+      </w:r>
+    </w:p>
+    <w:p>
+      <w:pPr>
+        <w:spacing w:after="120"/>
+        <w:jc w:val="both"/>
+        <w:rPr>
+          <w:rFonts w:ascii="Times New Roman" w:hAnsi="Times New Roman" w:cs="Times New Roman"/>
+          <w:i/>
+          <w:sz w:val="24"/>
+          <w:szCs w:val="24"/>
+        </w:rPr>
+      </w:pPr>
+      <w:r>
+        <w:rPr>
+          <w:rFonts w:ascii="Times New Roman" w:hAnsi="Times New Roman" w:cs="Times New Roman"/>
+          <w:sz w:val="24"/>
+          <w:szCs w:val="24"/>
+        </w:rPr>
+        <w:t>О Господи, як багато моїх ворогів* багато їх повстали проти мене. Алилуя.</w:t>
+      </w:r>
+      <w:r>
+        <w:rPr>
+          <w:rFonts w:ascii="Times New Roman" w:hAnsi="Times New Roman" w:cs="Times New Roman"/>
+          <w:color w:val="FF0000"/>
+          <w:sz w:val="24"/>
+          <w:szCs w:val="24"/>
+        </w:rPr>
+        <w:t xml:space="preserve"> </w:t>
+      </w:r>
+      <w:r>
+        <w:rPr>
+          <w:rFonts w:ascii="Times New Roman" w:hAnsi="Times New Roman" w:cs="Times New Roman"/>
+          <w:i/>
+          <w:color w:val="FF0000"/>
+          <w:sz w:val="24"/>
+          <w:szCs w:val="24"/>
+        </w:rPr>
+        <w:t>(3 р.)</w:t>
+      </w:r>
+    </w:p>
+    <w:p>
+      <w:pPr>
+        <w:spacing w:after="120"/>
+        <w:jc w:val="both"/>
+        <w:rPr>
+          <w:rFonts w:ascii="Times New Roman" w:hAnsi="Times New Roman" w:cs="Times New Roman"/>
+          <w:i/>
+          <w:sz w:val="24"/>
+          <w:szCs w:val="24"/>
+        </w:rPr>
+      </w:pPr>
+      <w:r>
+        <w:rPr>
+          <w:rFonts w:ascii="Times New Roman" w:hAnsi="Times New Roman" w:cs="Times New Roman"/>
+          <w:sz w:val="24"/>
+          <w:szCs w:val="24"/>
+        </w:rPr>
+        <w:t>У Господа спасіння;* і на твій народ – благословення твоє. Алилуя.</w:t>
+      </w:r>
+      <w:r>
+        <w:rPr>
+          <w:rFonts w:ascii="Times New Roman" w:hAnsi="Times New Roman" w:cs="Times New Roman"/>
+          <w:color w:val="FF0000"/>
+          <w:sz w:val="24"/>
+          <w:szCs w:val="24"/>
+        </w:rPr>
+        <w:t xml:space="preserve"> </w:t>
+      </w:r>
+      <w:r>
+        <w:rPr>
+          <w:rFonts w:ascii="Times New Roman" w:hAnsi="Times New Roman" w:cs="Times New Roman"/>
+          <w:i/>
+          <w:color w:val="FF0000"/>
+          <w:sz w:val="24"/>
+          <w:szCs w:val="24"/>
+        </w:rPr>
+        <w:t>(3 р.)</w:t>
+      </w:r>
+    </w:p>
+    <w:p>
+      <w:pPr>
+        <w:spacing w:after="120"/>
+        <w:jc w:val="both"/>
+        <w:rPr>
+          <w:rFonts w:ascii="Times New Roman" w:hAnsi="Times New Roman" w:cs="Times New Roman"/>
+          <w:sz w:val="24"/>
+          <w:szCs w:val="24"/>
+        </w:rPr>
+      </w:pPr>
+      <w:r>
+        <w:rPr>
+          <w:rFonts w:ascii="Times New Roman" w:hAnsi="Times New Roman" w:cs="Times New Roman"/>
+          <w:sz w:val="24"/>
+          <w:szCs w:val="24"/>
+        </w:rPr>
+        <w:t xml:space="preserve">Слава Отцю, і Сину, і Святому Духові: Алилуя </w:t>
+      </w:r>
+      <w:r>
+        <w:rPr>
+          <w:rFonts w:ascii="Times New Roman" w:hAnsi="Times New Roman" w:cs="Times New Roman"/>
+          <w:i/>
+          <w:color w:val="FF0000"/>
+          <w:sz w:val="24"/>
+          <w:szCs w:val="24"/>
+        </w:rPr>
+        <w:t>(3 р.)</w:t>
+      </w:r>
+      <w:r>
+        <w:rPr>
+          <w:rFonts w:ascii="Times New Roman" w:hAnsi="Times New Roman" w:cs="Times New Roman"/>
+          <w:i/>
+          <w:sz w:val="24"/>
+          <w:szCs w:val="24"/>
+        </w:rPr>
+        <w:t>.</w:t>
+      </w:r>
+    </w:p>
+    <w:p>
+      <w:pPr>
+        <w:spacing w:after="120"/>
+        <w:jc w:val="both"/>
+        <w:rPr>
+          <w:rFonts w:ascii="Times New Roman" w:hAnsi="Times New Roman" w:cs="Times New Roman"/>
+          <w:sz w:val="24"/>
+          <w:szCs w:val="24"/>
+        </w:rPr>
+      </w:pPr>
+      <w:r>
+        <w:rPr>
+          <w:rFonts w:ascii="Times New Roman" w:hAnsi="Times New Roman" w:cs="Times New Roman"/>
+          <w:sz w:val="24"/>
+          <w:szCs w:val="24"/>
+        </w:rPr>
+        <w:t>І нині і повсякчас, і на віки віків. Амінь. Алилуя.</w:t>
+      </w:r>
+      <w:r>
+        <w:rPr>
+          <w:rFonts w:ascii="Times New Roman" w:hAnsi="Times New Roman" w:cs="Times New Roman"/>
+          <w:color w:val="FF0000"/>
+          <w:sz w:val="24"/>
+          <w:szCs w:val="24"/>
+        </w:rPr>
+        <w:t xml:space="preserve"> </w:t>
+      </w:r>
+      <w:r>
+        <w:rPr>
+          <w:rFonts w:ascii="Times New Roman" w:hAnsi="Times New Roman" w:cs="Times New Roman"/>
+          <w:i/>
+          <w:color w:val="FF0000"/>
+          <w:sz w:val="24"/>
+          <w:szCs w:val="24"/>
+        </w:rPr>
+        <w:t>(3 р.)</w:t>
+      </w:r>
+    </w:p>
+    <w:p>
+      <w:pPr>
+        <w:spacing w:after="120"/>
+        <w:jc w:val="both"/>
+        <w:rPr>
+          <w:rFonts w:ascii="Times New Roman" w:hAnsi="Times New Roman" w:cs="Times New Roman"/>
+          <w:i/>
+          <w:sz w:val="24"/>
+          <w:szCs w:val="24"/>
+        </w:rPr>
+      </w:pPr>
+      <w:r>
+        <w:rPr>
+          <w:rFonts w:ascii="Times New Roman" w:hAnsi="Times New Roman" w:cs="Times New Roman"/>
+          <w:sz w:val="24"/>
+          <w:szCs w:val="24"/>
+        </w:rPr>
+        <w:t xml:space="preserve">Алилуя, алилуя, алилуя: Слава тобі, Боже! </w:t>
+      </w:r>
+      <w:r>
+        <w:rPr>
+          <w:rFonts w:ascii="Times New Roman" w:hAnsi="Times New Roman" w:cs="Times New Roman"/>
+          <w:i/>
+          <w:color w:val="FF0000"/>
+          <w:sz w:val="24"/>
+          <w:szCs w:val="24"/>
+        </w:rPr>
+        <w:t>(3 р.)</w:t>
+      </w:r>
+      <w:r>
+        <w:rPr>
+          <w:rFonts w:ascii="Times New Roman" w:hAnsi="Times New Roman" w:cs="Times New Roman"/>
+          <w:i/>
+          <w:sz w:val="24"/>
+          <w:szCs w:val="24"/>
+        </w:rPr>
+        <w:t>.</w:t>
       </w:r>
     </w:p>
     <w:p>
@@ -2081,11 +2447,18 @@
       <w:pPr>
         <w:spacing w:after="120"/>
         <w:jc w:val="both"/>
-      </w:pPr>
-      <w:r>
-        <w:rPr>
-          <w:rFonts w:ascii="Times New Roman" w:hAnsi="Times New Roman"/>
-          <w:sz w:val="24"/>
+        <w:rPr>
+          <w:rFonts w:ascii="Times New Roman" w:hAnsi="Times New Roman" w:cs="Times New Roman"/>
+          <w:sz w:val="24"/>
+          <w:szCs w:val="24"/>
+          <w:u w:val="single"/>
+        </w:rPr>
+      </w:pPr>
+      <w:r>
+        <w:rPr>
+          <w:rFonts w:ascii="Times New Roman" w:hAnsi="Times New Roman" w:cs="Times New Roman"/>
+          <w:sz w:val="24"/>
+          <w:szCs w:val="24"/>
           <w:u w:val="single"/>
         </w:rPr>
         <w:t>[Господи, в обуренні твоїм не картай нас, ані в гніві твоїм нас не карай, але поводься з нами за милістю твоєю, Лікарю і Зцілителю душ наших. Приведи нас до бажаної пристані твоєї, просвіти очі сердець наших на пізнання твоєї правди і дай нам останок теперішнього дня мирний і безгрішний, і ввесь час життя нашого, заради молитов святої Богородиці і всіх святих.]</w:t>
@@ -2233,13 +2606,15 @@
           <w:color w:val="000000"/>
           <w:sz w:val="24"/>
         </w:rPr>
-        <w:t>Го́споди, взива́ю я до Те́бе, ви́слухай мене́.* Ви́слухай мене́, Го́споди.* Го́споди, взива́ю я до Те́бе, ви́слухай мене́.* Почу́й го́лос молі́ння мого́,* коли́ взива́ю до Те́бе.* Ви́слухай мене́, Го́споди.</w:t>
-      </w:r>
-    </w:p>
-    <w:p>
-      <w:pPr>
-        <w:spacing w:after="120"/>
-      </w:pPr>
+        <w:t>Го</w:t>
+      </w:r>
+      <w:r>
+        <w:rPr>
+          <w:rFonts w:ascii="Times New Roman" w:hAnsi="Times New Roman"/>
+          <w:sz w:val="24"/>
+        </w:rPr>
+        <w:t>́</w:t>
+      </w:r>
       <w:r>
         <w:rPr>
           <w:rFonts w:ascii="Times New Roman" w:hAnsi="Times New Roman"/>
@@ -2247,151 +2622,793 @@
           <w:color w:val="000000"/>
           <w:sz w:val="24"/>
         </w:rPr>
-        <w:t>Неха́й піднесе́ться моли́тва моя́,* мов кади́ло пе́ред Тобо́ю;* підно́шення рук мої́х,* як же́ртва вечі́рня.* Ви́слухай мене́, Го́споди.</w:t>
-      </w:r>
-    </w:p>
-    <w:p>
-      <w:pPr>
-        <w:spacing w:after="120"/>
-        <w:jc w:val="both"/>
-      </w:pPr>
-      <w:r>
-        <w:rPr>
-          <w:rFonts w:ascii="Times New Roman" w:hAnsi="Times New Roman"/>
-          <w:sz w:val="24"/>
-        </w:rPr>
-        <w:t>Поста́в, Го́споди, мої́м уста́м сторо́жу;* до двере́й губ мої́х − ва́рту!</w:t>
-      </w:r>
-    </w:p>
-    <w:p>
-      <w:pPr>
-        <w:spacing w:after="120"/>
-        <w:jc w:val="both"/>
-      </w:pPr>
-      <w:r>
-        <w:rPr>
-          <w:rFonts w:ascii="Times New Roman" w:hAnsi="Times New Roman"/>
-          <w:sz w:val="24"/>
-        </w:rPr>
-        <w:t>Не дай схили́тися се́рцеві моє́му* до чо́гось зло́го.</w:t>
-      </w:r>
-    </w:p>
-    <w:p>
-      <w:pPr>
-        <w:spacing w:after="120"/>
-        <w:jc w:val="both"/>
-      </w:pPr>
-      <w:r>
-        <w:rPr>
-          <w:rFonts w:ascii="Times New Roman" w:hAnsi="Times New Roman"/>
-          <w:sz w:val="24"/>
-        </w:rPr>
-        <w:t>Ані чини́ти лихі́ вчи́нки з людьми́, що тво́рять беззако́ння,* – ні ла́сощів ї́хніх я не хо́чу ї́сти.</w:t>
-      </w:r>
-    </w:p>
-    <w:p>
-      <w:pPr>
-        <w:spacing w:after="120"/>
-        <w:jc w:val="both"/>
-      </w:pPr>
-      <w:r>
-        <w:rPr>
-          <w:rFonts w:ascii="Times New Roman" w:hAnsi="Times New Roman"/>
-          <w:sz w:val="24"/>
-        </w:rPr>
-        <w:t>Неха́й пра́ведник по-до́брому б’є мене́ й виправля́є,* а олі́я грі́шного неха́й не нама́стить голови́ моє́ї.</w:t>
-      </w:r>
-    </w:p>
-    <w:p>
-      <w:pPr>
-        <w:spacing w:after="120"/>
-        <w:jc w:val="both"/>
-      </w:pPr>
-      <w:r>
-        <w:rPr>
-          <w:rFonts w:ascii="Times New Roman" w:hAnsi="Times New Roman"/>
-          <w:sz w:val="24"/>
-        </w:rPr>
-        <w:t>Я все-таки́ моли́тимусь,* незважа́ючи на ї́хні злі вчи́нки.</w:t>
-      </w:r>
-    </w:p>
-    <w:p>
-      <w:pPr>
-        <w:spacing w:after="120"/>
-        <w:jc w:val="both"/>
-      </w:pPr>
-      <w:r>
-        <w:rPr>
-          <w:rFonts w:ascii="Times New Roman" w:hAnsi="Times New Roman"/>
-          <w:sz w:val="24"/>
-        </w:rPr>
-        <w:t>Якщо́ су́ддів ї́хніх ски́нуть в уще́лини ске́лі,* то почу́ють, що слова́ мої́ лю́бі.</w:t>
-      </w:r>
-    </w:p>
-    <w:p>
-      <w:pPr>
-        <w:spacing w:after="120"/>
-        <w:jc w:val="both"/>
-      </w:pPr>
-      <w:r>
-        <w:rPr>
-          <w:rFonts w:ascii="Times New Roman" w:hAnsi="Times New Roman"/>
-          <w:sz w:val="24"/>
-        </w:rPr>
-        <w:t>Немо́вби хтось розби́в і розри́в зе́млю,* розки́дано ї́хні ко́сті пе́ред а́дом.</w:t>
-      </w:r>
-    </w:p>
-    <w:p>
-      <w:pPr>
-        <w:spacing w:after="120"/>
-        <w:jc w:val="both"/>
-      </w:pPr>
-      <w:r>
-        <w:rPr>
-          <w:rFonts w:ascii="Times New Roman" w:hAnsi="Times New Roman"/>
-          <w:sz w:val="24"/>
-        </w:rPr>
-        <w:t>Бо до Те́бе, Го́споди, мій Бо́же, мої́ о́чі;* до Те́бе прибіга́ю, не губи́ душі́ моє́ї.</w:t>
-      </w:r>
-    </w:p>
-    <w:p>
-      <w:pPr>
-        <w:spacing w:after="120"/>
-        <w:jc w:val="both"/>
-      </w:pPr>
-      <w:r>
-        <w:rPr>
-          <w:rFonts w:ascii="Times New Roman" w:hAnsi="Times New Roman"/>
-          <w:sz w:val="24"/>
-        </w:rPr>
-        <w:t>Збережи́ мене́ від пе́тлі, що її́ наста́вили на ме́не,* і від сильця́ тих, що тво́рять беззако́ння.</w:t>
-      </w:r>
-    </w:p>
-    <w:p>
-      <w:pPr>
-        <w:spacing w:after="120"/>
-        <w:jc w:val="both"/>
-      </w:pPr>
-      <w:r>
-        <w:rPr>
-          <w:rFonts w:ascii="Times New Roman" w:hAnsi="Times New Roman"/>
-          <w:sz w:val="24"/>
-        </w:rPr>
-        <w:t>Неха́й грі́шники впаду́ть у вла́сні сі́ті всі ра́зом,* а я пройду́ безпе́чно.</w:t>
+        <w:t>споди, взива</w:t>
+      </w:r>
+      <w:r>
+        <w:rPr>
+          <w:rFonts w:ascii="Times New Roman" w:hAnsi="Times New Roman"/>
+          <w:sz w:val="24"/>
+        </w:rPr>
+        <w:t>́</w:t>
+      </w:r>
+      <w:r>
+        <w:rPr>
+          <w:rFonts w:ascii="Times New Roman" w:hAnsi="Times New Roman"/>
+          <w:b/>
+          <w:color w:val="000000"/>
+          <w:sz w:val="24"/>
+        </w:rPr>
+        <w:t>ю я до Те</w:t>
+      </w:r>
+      <w:r>
+        <w:rPr>
+          <w:rFonts w:ascii="Times New Roman" w:hAnsi="Times New Roman"/>
+          <w:sz w:val="24"/>
+        </w:rPr>
+        <w:t>́</w:t>
+      </w:r>
+      <w:r>
+        <w:rPr>
+          <w:rFonts w:ascii="Times New Roman" w:hAnsi="Times New Roman"/>
+          <w:b/>
+          <w:color w:val="000000"/>
+          <w:sz w:val="24"/>
+        </w:rPr>
+        <w:t>бе, ви</w:t>
+      </w:r>
+      <w:r>
+        <w:rPr>
+          <w:rFonts w:ascii="Times New Roman" w:hAnsi="Times New Roman"/>
+          <w:sz w:val="24"/>
+        </w:rPr>
+        <w:t>́</w:t>
+      </w:r>
+      <w:r>
+        <w:rPr>
+          <w:rFonts w:ascii="Times New Roman" w:hAnsi="Times New Roman"/>
+          <w:b/>
+          <w:color w:val="000000"/>
+          <w:sz w:val="24"/>
+        </w:rPr>
+        <w:t>слухай мене</w:t>
+      </w:r>
+      <w:r>
+        <w:rPr>
+          <w:rFonts w:ascii="Times New Roman" w:hAnsi="Times New Roman"/>
+          <w:sz w:val="24"/>
+        </w:rPr>
+        <w:t>́</w:t>
+      </w:r>
+      <w:r>
+        <w:rPr>
+          <w:rFonts w:ascii="Times New Roman" w:hAnsi="Times New Roman"/>
+          <w:b/>
+          <w:color w:val="000000"/>
+          <w:sz w:val="24"/>
+        </w:rPr>
+        <w:t>.* Ви</w:t>
+      </w:r>
+      <w:r>
+        <w:rPr>
+          <w:rFonts w:ascii="Times New Roman" w:hAnsi="Times New Roman"/>
+          <w:sz w:val="24"/>
+        </w:rPr>
+        <w:t>́</w:t>
+      </w:r>
+      <w:r>
+        <w:rPr>
+          <w:rFonts w:ascii="Times New Roman" w:hAnsi="Times New Roman"/>
+          <w:b/>
+          <w:color w:val="000000"/>
+          <w:sz w:val="24"/>
+        </w:rPr>
+        <w:t>слухай мене, Го</w:t>
+      </w:r>
+      <w:r>
+        <w:rPr>
+          <w:rFonts w:ascii="Times New Roman" w:hAnsi="Times New Roman"/>
+          <w:sz w:val="24"/>
+        </w:rPr>
+        <w:t>́</w:t>
+      </w:r>
+      <w:r>
+        <w:rPr>
+          <w:rFonts w:ascii="Times New Roman" w:hAnsi="Times New Roman"/>
+          <w:b/>
+          <w:color w:val="000000"/>
+          <w:sz w:val="24"/>
+        </w:rPr>
+        <w:t>споди.* Го</w:t>
+      </w:r>
+      <w:r>
+        <w:rPr>
+          <w:rFonts w:ascii="Times New Roman" w:hAnsi="Times New Roman"/>
+          <w:sz w:val="24"/>
+        </w:rPr>
+        <w:t>́</w:t>
+      </w:r>
+      <w:r>
+        <w:rPr>
+          <w:rFonts w:ascii="Times New Roman" w:hAnsi="Times New Roman"/>
+          <w:b/>
+          <w:color w:val="000000"/>
+          <w:sz w:val="24"/>
+        </w:rPr>
+        <w:t>споди, взива</w:t>
+      </w:r>
+      <w:r>
+        <w:rPr>
+          <w:rFonts w:ascii="Times New Roman" w:hAnsi="Times New Roman"/>
+          <w:sz w:val="24"/>
+        </w:rPr>
+        <w:t>́</w:t>
+      </w:r>
+      <w:r>
+        <w:rPr>
+          <w:rFonts w:ascii="Times New Roman" w:hAnsi="Times New Roman"/>
+          <w:b/>
+          <w:color w:val="000000"/>
+          <w:sz w:val="24"/>
+        </w:rPr>
+        <w:t>ю я до Те</w:t>
+      </w:r>
+      <w:r>
+        <w:rPr>
+          <w:rFonts w:ascii="Times New Roman" w:hAnsi="Times New Roman"/>
+          <w:sz w:val="24"/>
+        </w:rPr>
+        <w:t>́</w:t>
+      </w:r>
+      <w:r>
+        <w:rPr>
+          <w:rFonts w:ascii="Times New Roman" w:hAnsi="Times New Roman"/>
+          <w:b/>
+          <w:color w:val="000000"/>
+          <w:sz w:val="24"/>
+        </w:rPr>
+        <w:t>бе, ви</w:t>
+      </w:r>
+      <w:r>
+        <w:rPr>
+          <w:rFonts w:ascii="Times New Roman" w:hAnsi="Times New Roman"/>
+          <w:sz w:val="24"/>
+        </w:rPr>
+        <w:t>́</w:t>
+      </w:r>
+      <w:r>
+        <w:rPr>
+          <w:rFonts w:ascii="Times New Roman" w:hAnsi="Times New Roman"/>
+          <w:b/>
+          <w:color w:val="000000"/>
+          <w:sz w:val="24"/>
+        </w:rPr>
+        <w:t>слухай мене</w:t>
+      </w:r>
+      <w:r>
+        <w:rPr>
+          <w:rFonts w:ascii="Times New Roman" w:hAnsi="Times New Roman"/>
+          <w:sz w:val="24"/>
+        </w:rPr>
+        <w:t>́</w:t>
+      </w:r>
+      <w:r>
+        <w:rPr>
+          <w:rFonts w:ascii="Times New Roman" w:hAnsi="Times New Roman"/>
+          <w:b/>
+          <w:color w:val="000000"/>
+          <w:sz w:val="24"/>
+        </w:rPr>
+        <w:t>.* Почу</w:t>
+      </w:r>
+      <w:r>
+        <w:rPr>
+          <w:rFonts w:ascii="Times New Roman" w:hAnsi="Times New Roman"/>
+          <w:sz w:val="24"/>
+        </w:rPr>
+        <w:t>́</w:t>
+      </w:r>
+      <w:r>
+        <w:rPr>
+          <w:rFonts w:ascii="Times New Roman" w:hAnsi="Times New Roman"/>
+          <w:b/>
+          <w:color w:val="000000"/>
+          <w:sz w:val="24"/>
+        </w:rPr>
+        <w:t>й го</w:t>
+      </w:r>
+      <w:r>
+        <w:rPr>
+          <w:rFonts w:ascii="Times New Roman" w:hAnsi="Times New Roman"/>
+          <w:sz w:val="24"/>
+        </w:rPr>
+        <w:t>́</w:t>
+      </w:r>
+      <w:r>
+        <w:rPr>
+          <w:rFonts w:ascii="Times New Roman" w:hAnsi="Times New Roman"/>
+          <w:b/>
+          <w:color w:val="000000"/>
+          <w:sz w:val="24"/>
+        </w:rPr>
+        <w:t>лос молі</w:t>
+      </w:r>
+      <w:r>
+        <w:rPr>
+          <w:rFonts w:ascii="Times New Roman" w:hAnsi="Times New Roman"/>
+          <w:sz w:val="24"/>
+        </w:rPr>
+        <w:t>́</w:t>
+      </w:r>
+      <w:r>
+        <w:rPr>
+          <w:rFonts w:ascii="Times New Roman" w:hAnsi="Times New Roman"/>
+          <w:b/>
+          <w:color w:val="000000"/>
+          <w:sz w:val="24"/>
+        </w:rPr>
+        <w:t>ння мого</w:t>
+      </w:r>
+      <w:r>
+        <w:rPr>
+          <w:rFonts w:ascii="Times New Roman" w:hAnsi="Times New Roman"/>
+          <w:sz w:val="24"/>
+        </w:rPr>
+        <w:t>́</w:t>
+      </w:r>
+      <w:r>
+        <w:rPr>
+          <w:rFonts w:ascii="Times New Roman" w:hAnsi="Times New Roman"/>
+          <w:b/>
+          <w:color w:val="000000"/>
+          <w:sz w:val="24"/>
+        </w:rPr>
+        <w:t>,* коли</w:t>
+      </w:r>
+      <w:r>
+        <w:rPr>
+          <w:rFonts w:ascii="Times New Roman" w:hAnsi="Times New Roman"/>
+          <w:sz w:val="24"/>
+        </w:rPr>
+        <w:t>́</w:t>
+      </w:r>
+      <w:r>
+        <w:rPr>
+          <w:rFonts w:ascii="Times New Roman" w:hAnsi="Times New Roman"/>
+          <w:b/>
+          <w:color w:val="000000"/>
+          <w:sz w:val="24"/>
+        </w:rPr>
+        <w:t xml:space="preserve"> взива</w:t>
+      </w:r>
+      <w:r>
+        <w:rPr>
+          <w:rFonts w:ascii="Times New Roman" w:hAnsi="Times New Roman"/>
+          <w:sz w:val="24"/>
+        </w:rPr>
+        <w:t>́</w:t>
+      </w:r>
+      <w:r>
+        <w:rPr>
+          <w:rFonts w:ascii="Times New Roman" w:hAnsi="Times New Roman"/>
+          <w:b/>
+          <w:color w:val="000000"/>
+          <w:sz w:val="24"/>
+        </w:rPr>
+        <w:t>ю до Те</w:t>
+      </w:r>
+      <w:r>
+        <w:rPr>
+          <w:rFonts w:ascii="Times New Roman" w:hAnsi="Times New Roman"/>
+          <w:sz w:val="24"/>
+        </w:rPr>
+        <w:t>́</w:t>
+      </w:r>
+      <w:r>
+        <w:rPr>
+          <w:rFonts w:ascii="Times New Roman" w:hAnsi="Times New Roman"/>
+          <w:b/>
+          <w:color w:val="000000"/>
+          <w:sz w:val="24"/>
+        </w:rPr>
+        <w:t>бе.* Ви</w:t>
+      </w:r>
+      <w:r>
+        <w:rPr>
+          <w:rFonts w:ascii="Times New Roman" w:hAnsi="Times New Roman"/>
+          <w:sz w:val="24"/>
+        </w:rPr>
+        <w:t>́</w:t>
+      </w:r>
+      <w:r>
+        <w:rPr>
+          <w:rFonts w:ascii="Times New Roman" w:hAnsi="Times New Roman"/>
+          <w:b/>
+          <w:color w:val="000000"/>
+          <w:sz w:val="24"/>
+        </w:rPr>
+        <w:t>слухай мене</w:t>
+      </w:r>
+      <w:r>
+        <w:rPr>
+          <w:rFonts w:ascii="Times New Roman" w:hAnsi="Times New Roman"/>
+          <w:sz w:val="24"/>
+        </w:rPr>
+        <w:t>́</w:t>
+      </w:r>
+      <w:r>
+        <w:rPr>
+          <w:rFonts w:ascii="Times New Roman" w:hAnsi="Times New Roman"/>
+          <w:b/>
+          <w:color w:val="000000"/>
+          <w:sz w:val="24"/>
+        </w:rPr>
+        <w:t>, Го</w:t>
+      </w:r>
+      <w:r>
+        <w:rPr>
+          <w:rFonts w:ascii="Times New Roman" w:hAnsi="Times New Roman"/>
+          <w:sz w:val="24"/>
+        </w:rPr>
+        <w:t>́</w:t>
+      </w:r>
+      <w:r>
+        <w:rPr>
+          <w:rFonts w:ascii="Times New Roman" w:hAnsi="Times New Roman"/>
+          <w:b/>
+          <w:color w:val="000000"/>
+          <w:sz w:val="24"/>
+        </w:rPr>
+        <w:t>споди.</w:t>
+      </w:r>
+    </w:p>
+    <w:p>
+      <w:pPr>
+        <w:spacing w:after="120"/>
+      </w:pPr>
+      <w:r>
+        <w:rPr>
+          <w:rFonts w:ascii="Times New Roman" w:hAnsi="Times New Roman"/>
+          <w:b/>
+          <w:color w:val="000000"/>
+          <w:sz w:val="24"/>
+        </w:rPr>
+        <w:t>Неха</w:t>
+      </w:r>
+      <w:r>
+        <w:rPr>
+          <w:rFonts w:ascii="Times New Roman" w:hAnsi="Times New Roman"/>
+          <w:sz w:val="24"/>
+        </w:rPr>
+        <w:t>́</w:t>
+      </w:r>
+      <w:r>
+        <w:rPr>
+          <w:rFonts w:ascii="Times New Roman" w:hAnsi="Times New Roman"/>
+          <w:b/>
+          <w:color w:val="000000"/>
+          <w:sz w:val="24"/>
+        </w:rPr>
+        <w:t>й піднесе</w:t>
+      </w:r>
+      <w:r>
+        <w:rPr>
+          <w:rFonts w:ascii="Times New Roman" w:hAnsi="Times New Roman"/>
+          <w:sz w:val="24"/>
+        </w:rPr>
+        <w:t>́</w:t>
+      </w:r>
+      <w:r>
+        <w:rPr>
+          <w:rFonts w:ascii="Times New Roman" w:hAnsi="Times New Roman"/>
+          <w:b/>
+          <w:color w:val="000000"/>
+          <w:sz w:val="24"/>
+        </w:rPr>
+        <w:t>ться моли</w:t>
+      </w:r>
+      <w:r>
+        <w:rPr>
+          <w:rFonts w:ascii="Times New Roman" w:hAnsi="Times New Roman"/>
+          <w:sz w:val="24"/>
+        </w:rPr>
+        <w:t>́</w:t>
+      </w:r>
+      <w:r>
+        <w:rPr>
+          <w:rFonts w:ascii="Times New Roman" w:hAnsi="Times New Roman"/>
+          <w:b/>
+          <w:color w:val="000000"/>
+          <w:sz w:val="24"/>
+        </w:rPr>
+        <w:t>тва моя</w:t>
+      </w:r>
+      <w:r>
+        <w:rPr>
+          <w:rFonts w:ascii="Times New Roman" w:hAnsi="Times New Roman"/>
+          <w:sz w:val="24"/>
+        </w:rPr>
+        <w:t>́</w:t>
+      </w:r>
+      <w:r>
+        <w:rPr>
+          <w:rFonts w:ascii="Times New Roman" w:hAnsi="Times New Roman"/>
+          <w:b/>
+          <w:color w:val="000000"/>
+          <w:sz w:val="24"/>
+        </w:rPr>
+        <w:t>,* мов кади</w:t>
+      </w:r>
+      <w:r>
+        <w:rPr>
+          <w:rFonts w:ascii="Times New Roman" w:hAnsi="Times New Roman"/>
+          <w:sz w:val="24"/>
+        </w:rPr>
+        <w:t>́</w:t>
+      </w:r>
+      <w:r>
+        <w:rPr>
+          <w:rFonts w:ascii="Times New Roman" w:hAnsi="Times New Roman"/>
+          <w:b/>
+          <w:color w:val="000000"/>
+          <w:sz w:val="24"/>
+        </w:rPr>
+        <w:t>ло пе</w:t>
+      </w:r>
+      <w:r>
+        <w:rPr>
+          <w:rFonts w:ascii="Times New Roman" w:hAnsi="Times New Roman"/>
+          <w:sz w:val="24"/>
+        </w:rPr>
+        <w:t>́</w:t>
+      </w:r>
+      <w:r>
+        <w:rPr>
+          <w:rFonts w:ascii="Times New Roman" w:hAnsi="Times New Roman"/>
+          <w:b/>
+          <w:color w:val="000000"/>
+          <w:sz w:val="24"/>
+        </w:rPr>
+        <w:t>ред Тобо</w:t>
+      </w:r>
+      <w:r>
+        <w:rPr>
+          <w:rFonts w:ascii="Times New Roman" w:hAnsi="Times New Roman"/>
+          <w:sz w:val="24"/>
+        </w:rPr>
+        <w:t>́</w:t>
+      </w:r>
+      <w:r>
+        <w:rPr>
+          <w:rFonts w:ascii="Times New Roman" w:hAnsi="Times New Roman"/>
+          <w:b/>
+          <w:color w:val="000000"/>
+          <w:sz w:val="24"/>
+        </w:rPr>
+        <w:t>ю;* підно</w:t>
+      </w:r>
+      <w:r>
+        <w:rPr>
+          <w:rFonts w:ascii="Times New Roman" w:hAnsi="Times New Roman"/>
+          <w:sz w:val="24"/>
+        </w:rPr>
+        <w:t>́</w:t>
+      </w:r>
+      <w:r>
+        <w:rPr>
+          <w:rFonts w:ascii="Times New Roman" w:hAnsi="Times New Roman"/>
+          <w:b/>
+          <w:color w:val="000000"/>
+          <w:sz w:val="24"/>
+        </w:rPr>
+        <w:t>шення рук мої</w:t>
+      </w:r>
+      <w:r>
+        <w:rPr>
+          <w:rFonts w:ascii="Times New Roman" w:hAnsi="Times New Roman"/>
+          <w:sz w:val="24"/>
+        </w:rPr>
+        <w:t>́</w:t>
+      </w:r>
+      <w:r>
+        <w:rPr>
+          <w:rFonts w:ascii="Times New Roman" w:hAnsi="Times New Roman"/>
+          <w:b/>
+          <w:color w:val="000000"/>
+          <w:sz w:val="24"/>
+        </w:rPr>
+        <w:t>х,* як же</w:t>
+      </w:r>
+      <w:r>
+        <w:rPr>
+          <w:rFonts w:ascii="Times New Roman" w:hAnsi="Times New Roman"/>
+          <w:sz w:val="24"/>
+        </w:rPr>
+        <w:t>́</w:t>
+      </w:r>
+      <w:r>
+        <w:rPr>
+          <w:rFonts w:ascii="Times New Roman" w:hAnsi="Times New Roman"/>
+          <w:b/>
+          <w:color w:val="000000"/>
+          <w:sz w:val="24"/>
+        </w:rPr>
+        <w:t>ртва вечі</w:t>
+      </w:r>
+      <w:r>
+        <w:rPr>
+          <w:rFonts w:ascii="Times New Roman" w:hAnsi="Times New Roman"/>
+          <w:sz w:val="24"/>
+        </w:rPr>
+        <w:t>́</w:t>
+      </w:r>
+      <w:r>
+        <w:rPr>
+          <w:rFonts w:ascii="Times New Roman" w:hAnsi="Times New Roman"/>
+          <w:b/>
+          <w:color w:val="000000"/>
+          <w:sz w:val="24"/>
+        </w:rPr>
+        <w:t>рня.* Ви</w:t>
+      </w:r>
+      <w:r>
+        <w:rPr>
+          <w:rFonts w:ascii="Times New Roman" w:hAnsi="Times New Roman"/>
+          <w:sz w:val="24"/>
+        </w:rPr>
+        <w:t>́</w:t>
+      </w:r>
+      <w:r>
+        <w:rPr>
+          <w:rFonts w:ascii="Times New Roman" w:hAnsi="Times New Roman"/>
+          <w:b/>
+          <w:color w:val="000000"/>
+          <w:sz w:val="24"/>
+        </w:rPr>
+        <w:t>слухай мене</w:t>
+      </w:r>
+      <w:r>
+        <w:rPr>
+          <w:rFonts w:ascii="Times New Roman" w:hAnsi="Times New Roman"/>
+          <w:sz w:val="24"/>
+        </w:rPr>
+        <w:t>́</w:t>
+      </w:r>
+      <w:r>
+        <w:rPr>
+          <w:rFonts w:ascii="Times New Roman" w:hAnsi="Times New Roman"/>
+          <w:b/>
+          <w:color w:val="000000"/>
+          <w:sz w:val="24"/>
+        </w:rPr>
+        <w:t>, Го</w:t>
+      </w:r>
+      <w:r>
+        <w:rPr>
+          <w:rFonts w:ascii="Times New Roman" w:hAnsi="Times New Roman"/>
+          <w:sz w:val="24"/>
+        </w:rPr>
+        <w:t>́</w:t>
+      </w:r>
+      <w:r>
+        <w:rPr>
+          <w:rFonts w:ascii="Times New Roman" w:hAnsi="Times New Roman"/>
+          <w:b/>
+          <w:color w:val="000000"/>
+          <w:sz w:val="24"/>
+        </w:rPr>
+        <w:t>споди.</w:t>
+      </w:r>
+    </w:p>
+    <w:p>
+      <w:pPr>
+        <w:spacing w:after="120"/>
+        <w:jc w:val="both"/>
+        <w:rPr>
+          <w:rFonts w:ascii="Times New Roman" w:hAnsi="Times New Roman" w:cs="Times New Roman"/>
+          <w:sz w:val="24"/>
+          <w:szCs w:val="24"/>
+        </w:rPr>
+      </w:pPr>
+      <w:r>
+        <w:rPr>
+          <w:rFonts w:ascii="Times New Roman" w:eastAsia="Gungsuh" w:hAnsi="Times New Roman" w:cs="Gungsuh"/>
+          <w:sz w:val="24"/>
+          <w:szCs w:val="24"/>
+        </w:rPr>
+        <w:t>Постав, Господи, моїм устам сторожу;* до дверей губ моїх − варту!</w:t>
+      </w:r>
+    </w:p>
+    <w:p>
+      <w:pPr>
+        <w:spacing w:after="120"/>
+        <w:jc w:val="both"/>
+        <w:rPr>
+          <w:rFonts w:ascii="Times New Roman" w:hAnsi="Times New Roman" w:cs="Times New Roman"/>
+          <w:sz w:val="24"/>
+          <w:szCs w:val="24"/>
+        </w:rPr>
+      </w:pPr>
+      <w:r>
+        <w:rPr>
+          <w:rFonts w:ascii="Times New Roman" w:hAnsi="Times New Roman" w:cs="Times New Roman"/>
+          <w:sz w:val="24"/>
+          <w:szCs w:val="24"/>
+        </w:rPr>
+        <w:t>Не дай схилитися серцеві моєму* до чогось злого.</w:t>
+      </w:r>
+    </w:p>
+    <w:p>
+      <w:pPr>
+        <w:spacing w:after="120"/>
+        <w:jc w:val="both"/>
+        <w:rPr>
+          <w:rFonts w:ascii="Times New Roman" w:hAnsi="Times New Roman" w:cs="Times New Roman"/>
+          <w:sz w:val="24"/>
+          <w:szCs w:val="24"/>
+        </w:rPr>
+      </w:pPr>
+      <w:r>
+        <w:rPr>
+          <w:rFonts w:ascii="Times New Roman" w:hAnsi="Times New Roman" w:cs="Times New Roman"/>
+          <w:sz w:val="24"/>
+          <w:szCs w:val="24"/>
+        </w:rPr>
+        <w:t>Ані чинити лихі вчинки з людьми, що творять беззаконня,* – ні ласощів їхніх я не хочу їсти.</w:t>
+      </w:r>
+    </w:p>
+    <w:p>
+      <w:pPr>
+        <w:spacing w:after="120"/>
+        <w:jc w:val="both"/>
+        <w:rPr>
+          <w:rFonts w:ascii="Times New Roman" w:hAnsi="Times New Roman" w:cs="Times New Roman"/>
+          <w:sz w:val="24"/>
+          <w:szCs w:val="24"/>
+        </w:rPr>
+      </w:pPr>
+      <w:r>
+        <w:rPr>
+          <w:rFonts w:ascii="Times New Roman" w:hAnsi="Times New Roman" w:cs="Times New Roman"/>
+          <w:sz w:val="24"/>
+          <w:szCs w:val="24"/>
+        </w:rPr>
+        <w:lastRenderedPageBreak/>
+        <w:t>Нехай праведник по-доброму б'є мене й виправляє,* а олія грішного нехай не намастить голови моєї.</w:t>
+      </w:r>
+    </w:p>
+    <w:p>
+      <w:pPr>
+        <w:spacing w:after="120"/>
+        <w:jc w:val="both"/>
+        <w:rPr>
+          <w:rFonts w:ascii="Times New Roman" w:hAnsi="Times New Roman" w:cs="Times New Roman"/>
+          <w:sz w:val="24"/>
+          <w:szCs w:val="24"/>
+        </w:rPr>
+      </w:pPr>
+      <w:r>
+        <w:rPr>
+          <w:rFonts w:ascii="Times New Roman" w:hAnsi="Times New Roman" w:cs="Times New Roman"/>
+          <w:sz w:val="24"/>
+          <w:szCs w:val="24"/>
+        </w:rPr>
+        <w:t>Я все-таки молитимусь,* незважаючи на їхні злі вчинки.</w:t>
+      </w:r>
+    </w:p>
+    <w:p>
+      <w:pPr>
+        <w:spacing w:after="120"/>
+        <w:jc w:val="both"/>
+        <w:rPr>
+          <w:rFonts w:ascii="Times New Roman" w:hAnsi="Times New Roman" w:cs="Times New Roman"/>
+          <w:sz w:val="24"/>
+          <w:szCs w:val="24"/>
+        </w:rPr>
+      </w:pPr>
+      <w:r>
+        <w:rPr>
+          <w:rFonts w:ascii="Times New Roman" w:hAnsi="Times New Roman" w:cs="Times New Roman"/>
+          <w:sz w:val="24"/>
+          <w:szCs w:val="24"/>
+        </w:rPr>
+        <w:t>Якщо суддів їхніх скинуть в ущелини скелі,* то почують, що слова мої любі.</w:t>
+      </w:r>
+    </w:p>
+    <w:p>
+      <w:pPr>
+        <w:spacing w:after="120"/>
+        <w:jc w:val="both"/>
+        <w:rPr>
+          <w:rFonts w:ascii="Times New Roman" w:hAnsi="Times New Roman" w:cs="Times New Roman"/>
+          <w:sz w:val="24"/>
+          <w:szCs w:val="24"/>
+        </w:rPr>
+      </w:pPr>
+      <w:r>
+        <w:rPr>
+          <w:rFonts w:ascii="Times New Roman" w:hAnsi="Times New Roman" w:cs="Times New Roman"/>
+          <w:sz w:val="24"/>
+          <w:szCs w:val="24"/>
+        </w:rPr>
+        <w:t>Немовби хтось розбив і розрив землю,* розкидано їхні кості перед адом.</w:t>
+      </w:r>
+    </w:p>
+    <w:p>
+      <w:pPr>
+        <w:spacing w:after="120"/>
+        <w:jc w:val="both"/>
+        <w:rPr>
+          <w:rFonts w:ascii="Times New Roman" w:hAnsi="Times New Roman" w:cs="Times New Roman"/>
+          <w:sz w:val="24"/>
+          <w:szCs w:val="24"/>
+        </w:rPr>
+      </w:pPr>
+      <w:r>
+        <w:rPr>
+          <w:rFonts w:ascii="Times New Roman" w:hAnsi="Times New Roman" w:cs="Times New Roman"/>
+          <w:sz w:val="24"/>
+          <w:szCs w:val="24"/>
+        </w:rPr>
+        <w:t>Бо до тебе, Господи, мій Боже, мої очі;* до тебе прибігаю, не губи душі моєї.</w:t>
+      </w:r>
+    </w:p>
+    <w:p>
+      <w:pPr>
+        <w:spacing w:after="120"/>
+        <w:jc w:val="both"/>
+        <w:rPr>
+          <w:rFonts w:ascii="Times New Roman" w:hAnsi="Times New Roman" w:cs="Times New Roman"/>
+          <w:sz w:val="24"/>
+          <w:szCs w:val="24"/>
+        </w:rPr>
+      </w:pPr>
+      <w:r>
+        <w:rPr>
+          <w:rFonts w:ascii="Times New Roman" w:hAnsi="Times New Roman" w:cs="Times New Roman"/>
+          <w:sz w:val="24"/>
+          <w:szCs w:val="24"/>
+        </w:rPr>
+        <w:t>Збережи мене від петлі, що її наставили на мене,* і від сильця тих, що творять беззаконня.</w:t>
+      </w:r>
+    </w:p>
+    <w:p>
+      <w:pPr>
+        <w:spacing w:after="120"/>
+        <w:jc w:val="both"/>
+        <w:rPr>
+          <w:rFonts w:ascii="Times New Roman" w:hAnsi="Times New Roman" w:cs="Times New Roman"/>
+          <w:sz w:val="24"/>
+          <w:szCs w:val="24"/>
+        </w:rPr>
+      </w:pPr>
+      <w:r>
+        <w:rPr>
+          <w:rFonts w:ascii="Times New Roman" w:hAnsi="Times New Roman" w:cs="Times New Roman"/>
+          <w:sz w:val="24"/>
+          <w:szCs w:val="24"/>
+        </w:rPr>
+        <w:t>Нехай грішники впадуть у власні сіті всі разом,* а я пройду безпечно.</w:t>
       </w:r>
     </w:p>
     <w:p>
       <w:pPr>
         <w:spacing w:after="120"/>
         <w:jc w:val="center"/>
-      </w:pPr>
-      <w:r>
-        <w:rPr>
-          <w:rFonts w:ascii="Times New Roman" w:hAnsi="Times New Roman"/>
+        <w:rPr>
+          <w:rFonts w:ascii="Times New Roman" w:hAnsi="Times New Roman" w:cs="Times New Roman"/>
           <w:b/>
-          <w:i/>
-          <w:color w:val="FF0000"/>
-          <w:sz w:val="24"/>
+          <w:color w:val="FF0000"/>
+          <w:sz w:val="24"/>
+          <w:szCs w:val="24"/>
+        </w:rPr>
+      </w:pPr>
+      <w:r>
+        <w:rPr>
+          <w:rFonts w:ascii="Times New Roman" w:hAnsi="Times New Roman" w:cs="Times New Roman"/>
+          <w:b/>
+          <w:color w:val="FF0000"/>
+          <w:sz w:val="24"/>
+          <w:szCs w:val="24"/>
         </w:rPr>
         <w:t>Псалом 141</w:t>
       </w:r>
@@ -2400,130 +3417,190 @@
       <w:pPr>
         <w:spacing w:after="120"/>
         <w:jc w:val="both"/>
-      </w:pPr>
-      <w:r>
-        <w:rPr>
-          <w:rFonts w:ascii="Times New Roman" w:hAnsi="Times New Roman"/>
-          <w:sz w:val="24"/>
-        </w:rPr>
-        <w:t>Я го́лосом мої́м до Го́спода взива́ю,* я го́лосом мої́м до Го́спода молю́ся.</w:t>
-      </w:r>
-    </w:p>
-    <w:p>
-      <w:pPr>
-        <w:spacing w:after="120"/>
-        <w:jc w:val="both"/>
-      </w:pPr>
-      <w:r>
-        <w:rPr>
-          <w:rFonts w:ascii="Times New Roman" w:hAnsi="Times New Roman"/>
-          <w:sz w:val="24"/>
-        </w:rPr>
-        <w:t>Ска́ргу мою́ пе́ред Ним вилива́ю,* мою́ скру́ту Йому́ я виявля́ю.</w:t>
-      </w:r>
-    </w:p>
-    <w:p>
-      <w:pPr>
-        <w:spacing w:after="120"/>
-        <w:jc w:val="both"/>
-      </w:pPr>
-      <w:r>
-        <w:rPr>
-          <w:rFonts w:ascii="Times New Roman" w:hAnsi="Times New Roman"/>
-          <w:sz w:val="24"/>
-        </w:rPr>
-        <w:t>Коли́ триво́житься в мені́ дух мій, Ти знає́ш мою́ сте́жку.* На доро́зі, де я ступа́ю, та́йно розста́вили сильце́ на ме́не.</w:t>
-      </w:r>
-    </w:p>
-    <w:p>
-      <w:pPr>
-        <w:spacing w:after="120"/>
-        <w:jc w:val="both"/>
-      </w:pPr>
-      <w:r>
-        <w:rPr>
-          <w:rFonts w:ascii="Times New Roman" w:hAnsi="Times New Roman"/>
-          <w:sz w:val="24"/>
-        </w:rPr>
-        <w:t>Погля́нь право́руч і подиви́ся:* нема́ ніко́го, хто дбав би за ме́не.</w:t>
-      </w:r>
-    </w:p>
-    <w:p>
-      <w:pPr>
-        <w:spacing w:after="120"/>
-        <w:jc w:val="both"/>
-      </w:pPr>
-      <w:r>
-        <w:rPr>
-          <w:rFonts w:ascii="Times New Roman" w:hAnsi="Times New Roman"/>
-          <w:sz w:val="24"/>
-        </w:rPr>
-        <w:t>Нема́ куди́ мені́ втіка́ти,* нема́ ніко́го, хто піклува́вся би мно́ю.</w:t>
-      </w:r>
-    </w:p>
-    <w:p>
-      <w:pPr>
-        <w:spacing w:after="120"/>
-        <w:jc w:val="both"/>
-      </w:pPr>
-      <w:r>
-        <w:rPr>
-          <w:rFonts w:ascii="Times New Roman" w:hAnsi="Times New Roman"/>
-          <w:sz w:val="24"/>
-        </w:rPr>
-        <w:t>До Те́бе, Го́споди, взива́ю й кажу́:* Ти моє́ прибі́жище, в землі́ живи́х Ти − моя́ до́ля!</w:t>
-      </w:r>
-    </w:p>
-    <w:p>
-      <w:pPr>
-        <w:spacing w:after="120"/>
-        <w:jc w:val="both"/>
-      </w:pPr>
-      <w:r>
-        <w:rPr>
-          <w:rFonts w:ascii="Times New Roman" w:hAnsi="Times New Roman"/>
-          <w:sz w:val="24"/>
-        </w:rPr>
-        <w:t>Зверни́ ува́гу на моє́ блага́ння,* бо я ве́льми неща́сний.</w:t>
-      </w:r>
-    </w:p>
-    <w:p>
-      <w:pPr>
-        <w:spacing w:after="120"/>
-        <w:jc w:val="both"/>
-      </w:pPr>
-      <w:r>
-        <w:rPr>
-          <w:rFonts w:ascii="Times New Roman" w:hAnsi="Times New Roman"/>
-          <w:sz w:val="24"/>
-        </w:rPr>
-        <w:t>Спаси́ мене́ від гони́телів мої́х,* бо вони́ сильні́ші від ме́не.</w:t>
-      </w:r>
-    </w:p>
-    <w:p>
-      <w:pPr>
-        <w:spacing w:after="120"/>
-        <w:jc w:val="both"/>
-      </w:pPr>
-      <w:r>
-        <w:rPr>
-          <w:rFonts w:ascii="Times New Roman" w:hAnsi="Times New Roman"/>
-          <w:sz w:val="24"/>
-        </w:rPr>
-        <w:t>Ви́веди з в’язни́ці мою́ ду́шу,* щоб дя́кувати І́мені Твоє́му.</w:t>
-      </w:r>
-    </w:p>
-    <w:p>
-      <w:pPr>
-        <w:spacing w:after="120"/>
-        <w:jc w:val="both"/>
-      </w:pPr>
-      <w:r>
-        <w:rPr>
-          <w:rFonts w:ascii="Times New Roman" w:hAnsi="Times New Roman"/>
-          <w:sz w:val="24"/>
-        </w:rPr>
-        <w:t>Мене́ обсту́плять пра́ведники,* бо Ти добро́ мені́ вчи́ниш.</w:t>
+        <w:rPr>
+          <w:rFonts w:ascii="Times New Roman" w:hAnsi="Times New Roman" w:cs="Times New Roman"/>
+          <w:sz w:val="24"/>
+          <w:szCs w:val="24"/>
+        </w:rPr>
+      </w:pPr>
+      <w:r>
+        <w:rPr>
+          <w:rFonts w:ascii="Times New Roman" w:hAnsi="Times New Roman" w:cs="Times New Roman"/>
+          <w:sz w:val="24"/>
+          <w:szCs w:val="24"/>
+        </w:rPr>
+        <w:t>Я голосом моїм до Господа взиваю,* я голосом моїм до Господа молюся.</w:t>
+      </w:r>
+    </w:p>
+    <w:p>
+      <w:pPr>
+        <w:spacing w:after="120"/>
+        <w:jc w:val="both"/>
+        <w:rPr>
+          <w:rFonts w:ascii="Times New Roman" w:hAnsi="Times New Roman" w:cs="Times New Roman"/>
+          <w:sz w:val="24"/>
+          <w:szCs w:val="24"/>
+        </w:rPr>
+      </w:pPr>
+      <w:r>
+        <w:rPr>
+          <w:rFonts w:ascii="Times New Roman" w:hAnsi="Times New Roman" w:cs="Times New Roman"/>
+          <w:sz w:val="24"/>
+          <w:szCs w:val="24"/>
+        </w:rPr>
+        <w:t>Скаргу мою перед ним виливаю,* мою скруту йому я виявляю.</w:t>
+      </w:r>
+    </w:p>
+    <w:p>
+      <w:pPr>
+        <w:spacing w:after="120"/>
+        <w:jc w:val="both"/>
+        <w:rPr>
+          <w:rFonts w:ascii="Times New Roman" w:hAnsi="Times New Roman" w:cs="Times New Roman"/>
+          <w:sz w:val="24"/>
+          <w:szCs w:val="24"/>
+        </w:rPr>
+      </w:pPr>
+      <w:r>
+        <w:rPr>
+          <w:rFonts w:ascii="Times New Roman" w:hAnsi="Times New Roman" w:cs="Times New Roman"/>
+          <w:sz w:val="24"/>
+          <w:szCs w:val="24"/>
+        </w:rPr>
+        <w:t>Коли тривожиться в мені дух мій, ти знаєш мою стежку.* На дорозі, де я ступаю, тайно розставили сильце на мене.</w:t>
+      </w:r>
+    </w:p>
+    <w:p>
+      <w:pPr>
+        <w:spacing w:after="120"/>
+        <w:jc w:val="both"/>
+        <w:rPr>
+          <w:rFonts w:ascii="Times New Roman" w:hAnsi="Times New Roman" w:cs="Times New Roman"/>
+          <w:sz w:val="24"/>
+          <w:szCs w:val="24"/>
+        </w:rPr>
+      </w:pPr>
+      <w:r>
+        <w:rPr>
+          <w:rFonts w:ascii="Times New Roman" w:hAnsi="Times New Roman" w:cs="Times New Roman"/>
+          <w:sz w:val="24"/>
+          <w:szCs w:val="24"/>
+        </w:rPr>
+        <w:t>Поглянь праворуч і подивися:* нема нікого, хто дбав би за мене.</w:t>
+      </w:r>
+    </w:p>
+    <w:p>
+      <w:pPr>
+        <w:spacing w:after="120"/>
+        <w:jc w:val="both"/>
+        <w:rPr>
+          <w:rFonts w:ascii="Times New Roman" w:hAnsi="Times New Roman" w:cs="Times New Roman"/>
+          <w:sz w:val="24"/>
+          <w:szCs w:val="24"/>
+        </w:rPr>
+      </w:pPr>
+      <w:r>
+        <w:rPr>
+          <w:rFonts w:ascii="Times New Roman" w:hAnsi="Times New Roman" w:cs="Times New Roman"/>
+          <w:sz w:val="24"/>
+          <w:szCs w:val="24"/>
+        </w:rPr>
+        <w:t>Нема куди мені втікати,* нема нікого, хто піклувався би мною.</w:t>
+      </w:r>
+    </w:p>
+    <w:p>
+      <w:pPr>
+        <w:spacing w:after="120"/>
+        <w:jc w:val="both"/>
+        <w:rPr>
+          <w:rFonts w:ascii="Times New Roman" w:hAnsi="Times New Roman" w:cs="Times New Roman"/>
+          <w:sz w:val="24"/>
+          <w:szCs w:val="24"/>
+        </w:rPr>
+      </w:pPr>
+      <w:r>
+        <w:rPr>
+          <w:rFonts w:ascii="Times New Roman" w:eastAsia="Gungsuh" w:hAnsi="Times New Roman" w:cs="Gungsuh"/>
+          <w:sz w:val="24"/>
+          <w:szCs w:val="24"/>
+        </w:rPr>
+        <w:t>До тебе, Господи, взиваю й кажу:* Ти моє прибіжище, в землі живих ти − моя доля!</w:t>
+      </w:r>
+    </w:p>
+    <w:p>
+      <w:pPr>
+        <w:spacing w:after="120"/>
+        <w:jc w:val="both"/>
+        <w:rPr>
+          <w:rFonts w:ascii="Times New Roman" w:hAnsi="Times New Roman" w:cs="Times New Roman"/>
+          <w:sz w:val="24"/>
+          <w:szCs w:val="24"/>
+        </w:rPr>
+      </w:pPr>
+      <w:r>
+        <w:rPr>
+          <w:rFonts w:ascii="Times New Roman" w:hAnsi="Times New Roman" w:cs="Times New Roman"/>
+          <w:sz w:val="24"/>
+          <w:szCs w:val="24"/>
+        </w:rPr>
+        <w:t>Зверни увагу на моє благання,* бо я вельми нещасний.</w:t>
+      </w:r>
+    </w:p>
+    <w:p>
+      <w:pPr>
+        <w:spacing w:after="120"/>
+        <w:jc w:val="both"/>
+        <w:rPr>
+          <w:rFonts w:ascii="Times New Roman" w:hAnsi="Times New Roman" w:cs="Times New Roman"/>
+          <w:sz w:val="24"/>
+          <w:szCs w:val="24"/>
+        </w:rPr>
+      </w:pPr>
+      <w:r>
+        <w:rPr>
+          <w:rFonts w:ascii="Times New Roman" w:hAnsi="Times New Roman" w:cs="Times New Roman"/>
+          <w:sz w:val="24"/>
+          <w:szCs w:val="24"/>
+        </w:rPr>
+        <w:t>Спаси мене від гонителів моїх,* бо вони сильніші від мене.</w:t>
+      </w:r>
+    </w:p>
+    <w:p>
+      <w:pPr>
+        <w:spacing w:after="120"/>
+        <w:jc w:val="both"/>
+        <w:rPr>
+          <w:rFonts w:ascii="Times New Roman" w:hAnsi="Times New Roman" w:cs="Times New Roman"/>
+          <w:sz w:val="24"/>
+          <w:szCs w:val="24"/>
+        </w:rPr>
+      </w:pPr>
+      <w:r>
+        <w:rPr>
+          <w:rFonts w:ascii="Times New Roman" w:hAnsi="Times New Roman" w:cs="Times New Roman"/>
+          <w:sz w:val="24"/>
+          <w:szCs w:val="24"/>
+        </w:rPr>
+        <w:t>Виведи з в'язниці мою душу,* щоб дякувати імені твоєму.</w:t>
+      </w:r>
+    </w:p>
+    <w:p>
+      <w:pPr>
+        <w:spacing w:after="120"/>
+        <w:jc w:val="both"/>
+        <w:rPr>
+          <w:rFonts w:ascii="Times New Roman" w:hAnsi="Times New Roman" w:cs="Times New Roman"/>
+          <w:sz w:val="24"/>
+          <w:szCs w:val="24"/>
+        </w:rPr>
+      </w:pPr>
+      <w:r>
+        <w:rPr>
+          <w:rFonts w:ascii="Times New Roman" w:hAnsi="Times New Roman" w:cs="Times New Roman"/>
+          <w:sz w:val="24"/>
+          <w:szCs w:val="24"/>
+        </w:rPr>
+        <w:t>Мене обступлять праведники,* бо ти добро мені вчиниш.</w:t>
       </w:r>
     </w:p>
     <w:p>
@@ -2577,52 +3654,61 @@
       <w:pPr>
         <w:spacing w:after="120"/>
         <w:jc w:val="both"/>
-      </w:pPr>
-      <w:r>
-        <w:rPr>
-          <w:rFonts w:ascii="Times New Roman" w:hAnsi="Times New Roman"/>
-          <w:i/>
-          <w:color w:val="FF0000"/>
-          <w:sz w:val="24"/>
+        <w:rPr>
+          <w:rFonts w:ascii="Times New Roman" w:hAnsi="Times New Roman" w:cs="Times New Roman"/>
+          <w:sz w:val="24"/>
+          <w:szCs w:val="24"/>
+          <w:u w:val="single"/>
+        </w:rPr>
+      </w:pPr>
+      <w:r>
+        <w:rPr>
+          <w:rFonts w:ascii="Times New Roman" w:hAnsi="Times New Roman" w:cs="Times New Roman"/>
+          <w:i/>
+          <w:color w:val="FF0000"/>
+          <w:sz w:val="24"/>
+          <w:szCs w:val="24"/>
         </w:rPr>
         <w:t>Стих:</w:t>
       </w:r>
       <w:r>
         <w:rPr>
-          <w:rFonts w:ascii="Times New Roman" w:hAnsi="Times New Roman"/>
-          <w:i/>
-          <w:sz w:val="24"/>
+          <w:rFonts w:ascii="Times New Roman" w:hAnsi="Times New Roman" w:cs="Times New Roman"/>
+          <w:i/>
+          <w:sz w:val="24"/>
+          <w:szCs w:val="24"/>
         </w:rPr>
         <w:t xml:space="preserve"> </w:t>
       </w:r>
       <w:r>
         <w:rPr>
-          <w:rFonts w:ascii="Times New Roman" w:hAnsi="Times New Roman"/>
-          <w:sz w:val="24"/>
+          <w:rFonts w:ascii="Times New Roman" w:hAnsi="Times New Roman" w:cs="Times New Roman"/>
+          <w:sz w:val="24"/>
+          <w:szCs w:val="24"/>
           <w:u w:val="single"/>
         </w:rPr>
-        <w:t>З глиби́н взива́ю до Те́бе, Го́споди,* Го́споди, почу́й мій го́лос.</w:t>
-      </w:r>
-    </w:p>
-    <w:p>
-      <w:pPr>
-        <w:spacing w:after="120"/>
-        <w:jc w:val="both"/>
-        <w:rPr>
-          <w:rFonts w:ascii="Times New Roman" w:hAnsi="Times New Roman" w:cs="Times New Roman"/>
-          <w:sz w:val="24"/>
-          <w:szCs w:val="24"/>
-        </w:rPr>
-      </w:pPr>
-      <w:r>
-        <w:rPr>
-          <w:rFonts w:ascii="Times New Roman" w:hAnsi="Times New Roman" w:cs="Times New Roman"/>
-          <w:i/>
-          <w:color w:val="FF0000"/>
-          <w:sz w:val="24"/>
-          <w:szCs w:val="24"/>
-        </w:rPr>
-        <w:t>(г. 4, подібний: Як хороброго):</w:t>
+        <w:t>З глибин взиваю до тебе, Господи,* Господи, почуй мій голос.</w:t>
+      </w:r>
+    </w:p>
+    <w:p>
+      <w:pPr>
+        <w:spacing w:after="120"/>
+        <w:jc w:val="both"/>
+        <w:rPr>
+          <w:rFonts w:ascii="Times New Roman" w:hAnsi="Times New Roman" w:cs="Times New Roman"/>
+          <w:sz w:val="24"/>
+          <w:szCs w:val="24"/>
+        </w:rPr>
+      </w:pPr>
+      <w:r>
+        <w:rPr>
+          <w:rFonts w:ascii="Times New Roman" w:hAnsi="Times New Roman" w:cs="Times New Roman"/>
+          <w:i/>
+          <w:color w:val="FF0000"/>
+          <w:sz w:val="24"/>
+          <w:szCs w:val="24"/>
+        </w:rPr>
+        <w:t>(г. 4, подібний: Як хороброго):</w:t>
       </w:r>
       <w:r>
         <w:rPr>
@@ -2637,311 +3723,328 @@
       <w:pPr>
         <w:spacing w:after="120"/>
         <w:jc w:val="both"/>
-      </w:pPr>
-      <w:r>
-        <w:rPr>
-          <w:rFonts w:ascii="Times New Roman" w:hAnsi="Times New Roman"/>
-          <w:i/>
-          <w:color w:val="FF0000"/>
-          <w:sz w:val="24"/>
+        <w:rPr>
+          <w:rFonts w:ascii="Times New Roman" w:hAnsi="Times New Roman" w:cs="Times New Roman"/>
+          <w:sz w:val="24"/>
+          <w:szCs w:val="24"/>
+          <w:u w:val="single"/>
+        </w:rPr>
+      </w:pPr>
+      <w:r>
+        <w:rPr>
+          <w:rFonts w:ascii="Times New Roman" w:hAnsi="Times New Roman" w:cs="Times New Roman"/>
+          <w:i/>
+          <w:color w:val="FF0000"/>
+          <w:sz w:val="24"/>
+          <w:szCs w:val="24"/>
+        </w:rPr>
+        <w:t xml:space="preserve">Стих: </w:t>
+      </w:r>
+      <w:r>
+        <w:rPr>
+          <w:rFonts w:ascii="Times New Roman" w:hAnsi="Times New Roman" w:cs="Times New Roman"/>
+          <w:sz w:val="24"/>
+          <w:szCs w:val="24"/>
+          <w:u w:val="single"/>
+        </w:rPr>
+        <w:t>Задля імени твого надіюсь на тебе, Господи,* надіється душа моя на слово твоє; надіється душа моя на Господа.</w:t>
+      </w:r>
+    </w:p>
+    <w:p>
+      <w:pPr>
+        <w:spacing w:after="120"/>
+        <w:jc w:val="both"/>
+        <w:rPr>
+          <w:rFonts w:ascii="Times New Roman" w:hAnsi="Times New Roman" w:cs="Times New Roman"/>
+          <w:sz w:val="24"/>
+          <w:szCs w:val="24"/>
+        </w:rPr>
+      </w:pPr>
+      <w:r>
+        <w:rPr>
+          <w:rFonts w:ascii="Times New Roman" w:hAnsi="Times New Roman" w:cs="Times New Roman"/>
+          <w:sz w:val="24"/>
+          <w:szCs w:val="24"/>
+        </w:rPr>
+        <w:t>Словом і ділом уподібнився ти, славний Володимире,* до великого Костянтина,* який за християнської епохи народився,* але довгі роки провів у поганстві.* Ти ж від поган походив,* однак полюбив Христа, який тебе полюбив.* Відійшовши з радістю до Господа,* не переставай благати за нас,* що вшановуємо твою пам'ять.</w:t>
+      </w:r>
+    </w:p>
+    <w:p>
+      <w:pPr>
+        <w:spacing w:after="120"/>
+        <w:jc w:val="both"/>
+        <w:rPr>
+          <w:rFonts w:ascii="Times New Roman" w:hAnsi="Times New Roman" w:cs="Times New Roman"/>
+          <w:sz w:val="24"/>
+          <w:szCs w:val="24"/>
+        </w:rPr>
+      </w:pPr>
+      <w:r>
+        <w:rPr>
+          <w:rFonts w:ascii="Times New Roman" w:hAnsi="Times New Roman" w:cs="Times New Roman"/>
+          <w:i/>
+          <w:color w:val="FF0000"/>
+          <w:sz w:val="24"/>
+          <w:szCs w:val="24"/>
         </w:rPr>
         <w:t>Стих:</w:t>
       </w:r>
       <w:r>
         <w:rPr>
-          <w:rFonts w:ascii="Times New Roman" w:hAnsi="Times New Roman"/>
-          <w:i/>
-          <w:sz w:val="24"/>
+          <w:rFonts w:ascii="Times New Roman" w:hAnsi="Times New Roman" w:cs="Times New Roman"/>
+          <w:i/>
+          <w:sz w:val="24"/>
+          <w:szCs w:val="24"/>
         </w:rPr>
         <w:t xml:space="preserve"> </w:t>
       </w:r>
       <w:r>
         <w:rPr>
-          <w:rFonts w:ascii="Times New Roman" w:hAnsi="Times New Roman"/>
-          <w:sz w:val="24"/>
+          <w:rFonts w:ascii="Times New Roman" w:hAnsi="Times New Roman" w:cs="Times New Roman"/>
+          <w:sz w:val="24"/>
+          <w:szCs w:val="24"/>
           <w:u w:val="single"/>
         </w:rPr>
-        <w:t>За́для І́мени Твого́ наді́юсь на Те́бе, Го́споди, наді́ється душа́ моя́ на сло́во Твоє́;* наді́ється душа́ моя́ на Го́спода.</w:t>
-      </w:r>
-    </w:p>
-    <w:p>
-      <w:pPr>
-        <w:spacing w:after="120"/>
-        <w:jc w:val="both"/>
-        <w:rPr>
-          <w:rFonts w:ascii="Times New Roman" w:hAnsi="Times New Roman" w:cs="Times New Roman"/>
-          <w:sz w:val="24"/>
-          <w:szCs w:val="24"/>
-        </w:rPr>
-      </w:pPr>
-      <w:r>
-        <w:rPr>
-          <w:rFonts w:ascii="Times New Roman" w:hAnsi="Times New Roman" w:cs="Times New Roman"/>
-          <w:sz w:val="24"/>
-          <w:szCs w:val="24"/>
-        </w:rPr>
-        <w:t>Словом і ділом уподібнився ти, славний Володимире,* до великого Костянтина,* який за християнської епохи народився,* але довгі роки провів у поганстві.* Ти ж від поган походив,* однак полюбив Христа, який тебе полюбив.* Відійшовши з радістю до Господа,* не переставай благати за нас,* що вшановуємо твою пам'ять.</w:t>
-      </w:r>
-    </w:p>
-    <w:p>
-      <w:pPr>
-        <w:spacing w:after="120"/>
-        <w:jc w:val="both"/>
-      </w:pPr>
-      <w:r>
-        <w:rPr>
-          <w:rFonts w:ascii="Times New Roman" w:hAnsi="Times New Roman"/>
-          <w:i/>
-          <w:color w:val="FF0000"/>
-          <w:sz w:val="24"/>
+        <w:t>Від ранньої сторожі до ночі* від ранньої сторожі нехай уповає Ізраїль на Господа.</w:t>
+      </w:r>
+    </w:p>
+    <w:p>
+      <w:pPr>
+        <w:spacing w:after="120"/>
+        <w:jc w:val="both"/>
+        <w:rPr>
+          <w:rFonts w:ascii="Times New Roman" w:hAnsi="Times New Roman" w:cs="Times New Roman"/>
+          <w:sz w:val="24"/>
+          <w:szCs w:val="24"/>
+        </w:rPr>
+      </w:pPr>
+      <w:r>
+        <w:rPr>
+          <w:rFonts w:ascii="Times New Roman" w:hAnsi="Times New Roman" w:cs="Times New Roman"/>
+          <w:sz w:val="24"/>
+          <w:szCs w:val="24"/>
+        </w:rPr>
+        <w:t>Як вічно радіє* світлом Господнім опромінена* і Мойсеєвим законом освячена гора Синай,* так веселиться і радіє великий город Київ,* бо через тебе, славний Володимире,* народ твій пізнав* Отця з Сином і Святим Духом.* Моли його, щоб просвітив* і спас душі наші.</w:t>
+      </w:r>
+    </w:p>
+    <w:p>
+      <w:pPr>
+        <w:spacing w:after="120"/>
+        <w:jc w:val="both"/>
+        <w:rPr>
+          <w:rFonts w:ascii="Times New Roman" w:hAnsi="Times New Roman" w:cs="Times New Roman"/>
+          <w:sz w:val="24"/>
+          <w:szCs w:val="24"/>
+          <w:u w:val="single"/>
+        </w:rPr>
+      </w:pPr>
+      <w:r>
+        <w:rPr>
+          <w:rFonts w:ascii="Times New Roman" w:hAnsi="Times New Roman" w:cs="Times New Roman"/>
+          <w:i/>
+          <w:color w:val="FF0000"/>
+          <w:sz w:val="24"/>
+          <w:szCs w:val="24"/>
+        </w:rPr>
+        <w:t xml:space="preserve">Стих: </w:t>
+      </w:r>
+      <w:r>
+        <w:rPr>
+          <w:rFonts w:ascii="Times New Roman" w:hAnsi="Times New Roman" w:cs="Times New Roman"/>
+          <w:sz w:val="24"/>
+          <w:szCs w:val="24"/>
+          <w:u w:val="single"/>
+        </w:rPr>
+        <w:t>Бо в Господа милість і відкуплення велике в нього;* він визволить Ізраїля від усього беззаконня його.</w:t>
+      </w:r>
+    </w:p>
+    <w:p>
+      <w:pPr>
+        <w:spacing w:after="120"/>
+        <w:jc w:val="both"/>
+        <w:rPr>
+          <w:rFonts w:ascii="Times New Roman" w:hAnsi="Times New Roman" w:cs="Times New Roman"/>
+          <w:sz w:val="24"/>
+          <w:szCs w:val="24"/>
+        </w:rPr>
+      </w:pPr>
+      <w:r>
+        <w:rPr>
+          <w:rFonts w:ascii="Times New Roman" w:hAnsi="Times New Roman" w:cs="Times New Roman"/>
+          <w:sz w:val="24"/>
+          <w:szCs w:val="24"/>
+        </w:rPr>
+        <w:t>Як вічно радіє* світлом Господнім опромінена* і Мойсеєвим законом освячена гора Синай,* так веселиться і радіє великий город Київ,* бо через тебе, славний Володимире,* народ твій пізнав* Отця з Сином і Святим Духом.* Моли його, щоб просвітив* і спас душі наші.</w:t>
+      </w:r>
+    </w:p>
+    <w:p>
+      <w:pPr>
+        <w:spacing w:after="120"/>
+        <w:jc w:val="center"/>
+        <w:rPr>
+          <w:rFonts w:ascii="Times New Roman" w:hAnsi="Times New Roman" w:cs="Times New Roman"/>
+          <w:b/>
+          <w:color w:val="FF0000"/>
+          <w:sz w:val="24"/>
+          <w:szCs w:val="24"/>
+        </w:rPr>
+      </w:pPr>
+      <w:r>
+        <w:rPr>
+          <w:rFonts w:ascii="Times New Roman" w:hAnsi="Times New Roman" w:cs="Times New Roman"/>
+          <w:b/>
+          <w:color w:val="FF0000"/>
+          <w:sz w:val="24"/>
+          <w:szCs w:val="24"/>
+        </w:rPr>
+        <w:t>Псалом 116</w:t>
+      </w:r>
+    </w:p>
+    <w:p>
+      <w:pPr>
+        <w:spacing w:after="120"/>
+        <w:jc w:val="both"/>
+        <w:rPr>
+          <w:rFonts w:ascii="Times New Roman" w:hAnsi="Times New Roman" w:cs="Times New Roman"/>
+          <w:sz w:val="24"/>
+          <w:szCs w:val="24"/>
+          <w:u w:val="single"/>
+        </w:rPr>
+      </w:pPr>
+      <w:r>
+        <w:rPr>
+          <w:rFonts w:ascii="Times New Roman" w:hAnsi="Times New Roman" w:cs="Times New Roman"/>
+          <w:i/>
+          <w:color w:val="FF0000"/>
+          <w:sz w:val="24"/>
+          <w:szCs w:val="24"/>
         </w:rPr>
         <w:t>Стих:</w:t>
       </w:r>
       <w:r>
         <w:rPr>
-          <w:rFonts w:ascii="Times New Roman" w:hAnsi="Times New Roman"/>
-          <w:i/>
-          <w:sz w:val="24"/>
+          <w:rFonts w:ascii="Times New Roman" w:hAnsi="Times New Roman" w:cs="Times New Roman"/>
+          <w:i/>
+          <w:sz w:val="24"/>
+          <w:szCs w:val="24"/>
         </w:rPr>
         <w:t xml:space="preserve"> </w:t>
       </w:r>
       <w:r>
         <w:rPr>
-          <w:rFonts w:ascii="Times New Roman" w:hAnsi="Times New Roman"/>
-          <w:sz w:val="24"/>
+          <w:rFonts w:ascii="Times New Roman" w:hAnsi="Times New Roman" w:cs="Times New Roman"/>
+          <w:sz w:val="24"/>
+          <w:szCs w:val="24"/>
           <w:u w:val="single"/>
         </w:rPr>
-        <w:t>Від ра́нньої сторо́жі до но́чі від ра́нньої сторо́жі* неха́й упова́є Ізра́їль на Го́спода.</w:t>
-      </w:r>
-    </w:p>
-    <w:p>
-      <w:pPr>
-        <w:spacing w:after="120"/>
-        <w:jc w:val="both"/>
-        <w:rPr>
-          <w:rFonts w:ascii="Times New Roman" w:hAnsi="Times New Roman" w:cs="Times New Roman"/>
-          <w:sz w:val="24"/>
-          <w:szCs w:val="24"/>
-        </w:rPr>
-      </w:pPr>
-      <w:r>
-        <w:rPr>
-          <w:rFonts w:ascii="Times New Roman" w:hAnsi="Times New Roman" w:cs="Times New Roman"/>
-          <w:sz w:val="24"/>
-          <w:szCs w:val="24"/>
-        </w:rPr>
-        <w:t>Як вічно радіє* світлом Господнім опромінена* і Мойсеєвим законом освячена гора Синай,* так веселиться і радіє великий город Київ,* бо через тебе, славний Володимире,* народ твій пізнав* Отця з Сином і Святим Духом.* Моли його, щоб просвітив* і спас душі наші.</w:t>
-      </w:r>
-    </w:p>
-    <w:p>
-      <w:pPr>
-        <w:spacing w:after="120"/>
-        <w:jc w:val="both"/>
-      </w:pPr>
-      <w:r>
-        <w:rPr>
-          <w:rFonts w:ascii="Times New Roman" w:hAnsi="Times New Roman"/>
-          <w:i/>
-          <w:color w:val="FF0000"/>
-          <w:sz w:val="24"/>
-        </w:rPr>
-        <w:t>Стих:</w:t>
-      </w:r>
-      <w:r>
-        <w:rPr>
-          <w:rFonts w:ascii="Times New Roman" w:hAnsi="Times New Roman"/>
-          <w:i/>
-          <w:sz w:val="24"/>
+        <w:t>Хваліте Господа всі народи!* Прославляйте його всі люди!</w:t>
+      </w:r>
+    </w:p>
+    <w:p>
+      <w:pPr>
+        <w:spacing w:after="120"/>
+        <w:jc w:val="both"/>
+        <w:rPr>
+          <w:rFonts w:ascii="Times New Roman" w:hAnsi="Times New Roman" w:cs="Times New Roman"/>
+          <w:sz w:val="24"/>
+          <w:szCs w:val="24"/>
+        </w:rPr>
+      </w:pPr>
+      <w:r>
+        <w:rPr>
+          <w:rFonts w:ascii="Times New Roman" w:hAnsi="Times New Roman" w:cs="Times New Roman"/>
+          <w:sz w:val="24"/>
+          <w:szCs w:val="24"/>
+        </w:rPr>
+        <w:t>Як пахуче миро* широко розійшлася слава* нашого просвітителя,* великого Володимира.* Бо він, полюбивши Христа,* знищив поганські ідоли* і побудував християнські храми.* За це прийняв він небесне царство* і вінець вічний.</w:t>
+      </w:r>
+    </w:p>
+    <w:p>
+      <w:pPr>
+        <w:spacing w:after="120"/>
+        <w:jc w:val="both"/>
+        <w:rPr>
+          <w:rFonts w:ascii="Times New Roman" w:hAnsi="Times New Roman" w:cs="Times New Roman"/>
+          <w:sz w:val="24"/>
+          <w:szCs w:val="24"/>
+          <w:u w:val="single"/>
+        </w:rPr>
+      </w:pPr>
+      <w:r>
+        <w:rPr>
+          <w:rFonts w:ascii="Times New Roman" w:hAnsi="Times New Roman" w:cs="Times New Roman"/>
+          <w:i/>
+          <w:color w:val="FF0000"/>
+          <w:sz w:val="24"/>
+          <w:szCs w:val="24"/>
+        </w:rPr>
+        <w:t xml:space="preserve">Стих: </w:t>
+      </w:r>
+      <w:r>
+        <w:rPr>
+          <w:rFonts w:ascii="Times New Roman" w:hAnsi="Times New Roman" w:cs="Times New Roman"/>
+          <w:sz w:val="24"/>
+          <w:szCs w:val="24"/>
+          <w:u w:val="single"/>
+        </w:rPr>
+        <w:t>Велике бо до нас його милосердя, і вірність Господа повіки.</w:t>
+      </w:r>
+    </w:p>
+    <w:p>
+      <w:pPr>
+        <w:spacing w:after="120"/>
+        <w:jc w:val="both"/>
+        <w:rPr>
+          <w:rFonts w:ascii="Times New Roman" w:hAnsi="Times New Roman" w:cs="Times New Roman"/>
+          <w:sz w:val="24"/>
+          <w:szCs w:val="24"/>
+        </w:rPr>
+      </w:pPr>
+      <w:r>
+        <w:rPr>
+          <w:rFonts w:ascii="Times New Roman" w:hAnsi="Times New Roman" w:cs="Times New Roman"/>
+          <w:sz w:val="24"/>
+          <w:szCs w:val="24"/>
+        </w:rPr>
+        <w:t>Коренем православ’я ти був єси, Володимире;* напоєний же Духом Пресвятим,* виростив ти нам гілки, Богом насаджені,* чий цвіт благоухання виточує:* Бориса чудного* і Гліба – ревнителя благочестя,* що всім вірним рясно плодоносять чудесами.* З ними ж предстоячи Христові,* благай спасти і просвітити душі наші.</w:t>
+      </w:r>
+    </w:p>
+    <w:p>
+      <w:pPr>
+        <w:spacing w:after="120"/>
+        <w:jc w:val="both"/>
+        <w:rPr>
+          <w:rFonts w:ascii="Times New Roman" w:hAnsi="Times New Roman" w:cs="Times New Roman"/>
+          <w:sz w:val="24"/>
+          <w:szCs w:val="24"/>
+        </w:rPr>
+      </w:pPr>
+      <w:r>
+        <w:rPr>
+          <w:rFonts w:ascii="Times New Roman" w:hAnsi="Times New Roman" w:cs="Times New Roman"/>
+          <w:b/>
+          <w:sz w:val="24"/>
+          <w:szCs w:val="24"/>
+        </w:rPr>
+        <w:t>Слава</w:t>
+      </w:r>
+      <w:r>
+        <w:rPr>
+          <w:rFonts w:ascii="Times New Roman" w:hAnsi="Times New Roman" w:cs="Times New Roman"/>
+          <w:sz w:val="24"/>
+          <w:szCs w:val="24"/>
         </w:rPr>
         <w:t xml:space="preserve"> </w:t>
       </w:r>
       <w:r>
         <w:rPr>
-          <w:rFonts w:ascii="Times New Roman" w:hAnsi="Times New Roman"/>
-          <w:sz w:val="24"/>
-          <w:u w:val="single"/>
-        </w:rPr>
-        <w:t>Бо в Го́спода ми́лість і відку́плення вели́ке в Ньо́го;* Він ви́зволить Ізра́їля від усьо́го беззако́ння його́.</w:t>
-      </w:r>
-    </w:p>
-    <w:p>
-      <w:pPr>
-        <w:spacing w:after="120"/>
-        <w:jc w:val="both"/>
-        <w:rPr>
-          <w:rFonts w:ascii="Times New Roman" w:hAnsi="Times New Roman" w:cs="Times New Roman"/>
-          <w:sz w:val="24"/>
-          <w:szCs w:val="24"/>
-        </w:rPr>
-      </w:pPr>
-      <w:r>
-        <w:rPr>
-          <w:rFonts w:ascii="Times New Roman" w:hAnsi="Times New Roman" w:cs="Times New Roman"/>
-          <w:sz w:val="24"/>
-          <w:szCs w:val="24"/>
-        </w:rPr>
-        <w:t>Як вічно радіє* світлом Господнім опромінена* і Мойсеєвим законом освячена гора Синай,* так веселиться і радіє великий город Київ,* бо через тебе, славний Володимире,* народ твій пізнав* Отця з Сином і Святим Духом.* Моли його, щоб просвітив* і спас душі наші.</w:t>
-      </w:r>
-    </w:p>
-    <w:p>
-      <w:pPr>
-        <w:spacing w:after="120"/>
-        <w:jc w:val="center"/>
-        <w:rPr>
-          <w:rFonts w:ascii="Times New Roman" w:hAnsi="Times New Roman" w:cs="Times New Roman"/>
-          <w:b/>
-          <w:color w:val="FF0000"/>
-          <w:sz w:val="24"/>
-          <w:szCs w:val="24"/>
-        </w:rPr>
-      </w:pPr>
-      <w:r>
-        <w:rPr>
-          <w:rFonts w:ascii="Times New Roman" w:hAnsi="Times New Roman" w:cs="Times New Roman"/>
-          <w:b/>
-          <w:color w:val="FF0000"/>
-          <w:sz w:val="24"/>
-          <w:szCs w:val="24"/>
-        </w:rPr>
-        <w:t>Псалом 116</w:t>
-      </w:r>
-    </w:p>
-    <w:p>
-      <w:pPr>
-        <w:spacing w:after="120"/>
-        <w:jc w:val="both"/>
-      </w:pPr>
-      <w:r>
-        <w:rPr>
-          <w:rFonts w:ascii="Times New Roman" w:hAnsi="Times New Roman"/>
-          <w:i/>
-          <w:color w:val="FF0000"/>
-          <w:sz w:val="24"/>
-        </w:rPr>
-        <w:t>Стих:</w:t>
-      </w:r>
-      <w:r>
-        <w:rPr>
-          <w:rFonts w:ascii="Times New Roman" w:hAnsi="Times New Roman"/>
-          <w:i/>
-          <w:sz w:val="24"/>
-        </w:rPr>
-        <w:t xml:space="preserve"> </w:t>
-      </w:r>
-      <w:r>
-        <w:rPr>
-          <w:rFonts w:ascii="Times New Roman" w:hAnsi="Times New Roman"/>
-          <w:sz w:val="24"/>
-          <w:u w:val="single"/>
-        </w:rPr>
-        <w:t>Хвалі́те Го́спода всі наро́ди!* Прославля́йте Його́ всі лю́ди!</w:t>
-      </w:r>
-    </w:p>
-    <w:p>
-      <w:pPr>
-        <w:spacing w:after="120"/>
-        <w:jc w:val="both"/>
-        <w:rPr>
-          <w:rFonts w:ascii="Times New Roman" w:hAnsi="Times New Roman" w:cs="Times New Roman"/>
-          <w:sz w:val="24"/>
-          <w:szCs w:val="24"/>
-        </w:rPr>
-      </w:pPr>
-      <w:r>
-        <w:rPr>
-          <w:rFonts w:ascii="Times New Roman" w:hAnsi="Times New Roman" w:cs="Times New Roman"/>
-          <w:sz w:val="24"/>
-          <w:szCs w:val="24"/>
-        </w:rPr>
-        <w:t>Як пахуче миро* широко розійшлася слава* нашого просвітителя,* великого Володимира.* Бо він, полюбивши Христа,* знищив поганські ідоли* і побудував християнські храми.* За це прийняв він небесне царство* і вінець вічний.</w:t>
-      </w:r>
-    </w:p>
-    <w:p>
-      <w:pPr>
-        <w:spacing w:after="120"/>
-        <w:jc w:val="both"/>
-      </w:pPr>
-      <w:r>
-        <w:rPr>
-          <w:rFonts w:ascii="Times New Roman" w:hAnsi="Times New Roman"/>
-          <w:i/>
-          <w:color w:val="FF0000"/>
-          <w:sz w:val="24"/>
-        </w:rPr>
-        <w:t>Стих:</w:t>
-      </w:r>
-      <w:r>
-        <w:rPr>
-          <w:rFonts w:ascii="Times New Roman" w:hAnsi="Times New Roman"/>
-          <w:i/>
-          <w:sz w:val="24"/>
-        </w:rPr>
-        <w:t xml:space="preserve"> </w:t>
-      </w:r>
-      <w:r>
-        <w:rPr>
-          <w:rFonts w:ascii="Times New Roman" w:hAnsi="Times New Roman"/>
-          <w:sz w:val="24"/>
-          <w:u w:val="single"/>
-        </w:rPr>
-        <w:t>Вели́ке бо до нас Його́ милосе́рдя,* і ві́рність Го́спода пові́ки.</w:t>
-      </w:r>
-    </w:p>
-    <w:p>
-      <w:pPr>
-        <w:spacing w:after="120"/>
-        <w:jc w:val="both"/>
-        <w:rPr>
-          <w:rFonts w:ascii="Times New Roman" w:hAnsi="Times New Roman" w:cs="Times New Roman"/>
-          <w:sz w:val="24"/>
-          <w:szCs w:val="24"/>
-        </w:rPr>
-      </w:pPr>
-      <w:r>
-        <w:rPr>
-          <w:rFonts w:ascii="Times New Roman" w:hAnsi="Times New Roman" w:cs="Times New Roman"/>
-          <w:sz w:val="24"/>
-          <w:szCs w:val="24"/>
-        </w:rPr>
-        <w:t>Коренем православ’я ти був єси, Володимире;* напоєний же Духом Пресвятим,* виростив ти нам гілки, Богом насаджені,* чий цвіт благоухання виточує:* Бориса чудного* і Гліба – ревнителя благочестя,* що всім вірним рясно плодоносять чудесами.* З ними ж предстоячи Христові,* благай спасти і просвітити душі наші.</w:t>
-      </w:r>
-    </w:p>
-    <w:p>
-      <w:pPr>
-        <w:spacing w:after="120"/>
-        <w:jc w:val="both"/>
-        <w:rPr>
-          <w:rFonts w:ascii="Times New Roman" w:hAnsi="Times New Roman" w:cs="Times New Roman"/>
-          <w:sz w:val="24"/>
-          <w:szCs w:val="24"/>
-        </w:rPr>
-      </w:pPr>
-      <w:r>
-        <w:rPr>
-          <w:rFonts w:ascii="Times New Roman" w:hAnsi="Times New Roman" w:cs="Times New Roman"/>
-          <w:b/>
-          <w:sz w:val="24"/>
-          <w:szCs w:val="24"/>
-        </w:rPr>
-        <w:t>Слава</w:t>
-      </w:r>
-      <w:r>
-        <w:rPr>
-          <w:rFonts w:ascii="Times New Roman" w:hAnsi="Times New Roman" w:cs="Times New Roman"/>
-          <w:sz w:val="24"/>
-          <w:szCs w:val="24"/>
-        </w:rPr>
-        <w:t xml:space="preserve"> </w:t>
-      </w:r>
-      <w:r>
-        <w:rPr>
-          <w:rFonts w:ascii="Times New Roman" w:hAnsi="Times New Roman" w:cs="Times New Roman"/>
-          <w:i/>
-          <w:color w:val="FF0000"/>
-          <w:sz w:val="24"/>
-          <w:szCs w:val="24"/>
-        </w:rPr>
-        <w:t>(г. 6):</w:t>
+          <w:rFonts w:ascii="Times New Roman" w:hAnsi="Times New Roman" w:cs="Times New Roman"/>
+          <w:i/>
+          <w:color w:val="FF0000"/>
+          <w:sz w:val="24"/>
+          <w:szCs w:val="24"/>
+        </w:rPr>
+        <w:t>(г. 6):</w:t>
       </w:r>
       <w:r>
         <w:rPr>
@@ -3124,7 +4227,7 @@
           <w:sz w:val="24"/>
           <w:szCs w:val="24"/>
         </w:rPr>
-        <w:t>Добрий Людинолюбче Царю, що все благословляєш! Молимось тобі наполегливо, серцем сокрушеним і духом смиренним: Благослови наші входи і виходи, Христе, істинний Боже наш. Бо прихід твій і вознесіння, і пожиття з людьми завжди благословенне: нині і повсякчас, і на віки віків. Амінь.</w:t>
+        <w:t>Добрий Чоловіколюбче Царю, що все благословляєш! Молимось тобі наполегливо, серцем сокрушеним і духом смиренним: Благослови наші входи і виходи, Христе, істинний Боже наш. Бо прихід твій і вознесіння, і пожиття з людьми завжди благословенне: нині і повсякчас, і на віки віків. Амінь.</w:t>
       </w:r>
     </w:p>
     <w:p>
@@ -3178,7 +4281,7 @@
           <w:sz w:val="24"/>
           <w:szCs w:val="24"/>
         </w:rPr>
-        <w:t>Священник благословляє до сходу і каже:</w:t>
+        <w:t>Священик благословляє до сходу і каже:</w:t>
       </w:r>
       <w:r>
         <w:rPr>
@@ -3220,30 +4323,39 @@
     <w:p>
       <w:pPr>
         <w:spacing w:after="120"/>
-      </w:pPr>
-      <w:r>
-        <w:rPr>
-          <w:rFonts w:ascii="Times New Roman" w:hAnsi="Times New Roman"/>
-          <w:i/>
-          <w:color w:val="FF0000"/>
-          <w:sz w:val="24"/>
+        <w:jc w:val="both"/>
+        <w:rPr>
+          <w:rFonts w:ascii="Times New Roman" w:hAnsi="Times New Roman" w:cs="Times New Roman"/>
+          <w:sz w:val="24"/>
+          <w:szCs w:val="24"/>
+        </w:rPr>
+      </w:pPr>
+      <w:r>
+        <w:rPr>
+          <w:rFonts w:ascii="Times New Roman" w:hAnsi="Times New Roman" w:cs="Times New Roman"/>
+          <w:i/>
+          <w:color w:val="FF0000"/>
+          <w:sz w:val="24"/>
+          <w:szCs w:val="24"/>
         </w:rPr>
         <w:t>Вірні:</w:t>
       </w:r>
       <w:r>
         <w:rPr>
-          <w:rFonts w:ascii="Times New Roman" w:hAnsi="Times New Roman"/>
-          <w:color w:val="FF0000"/>
-          <w:sz w:val="24"/>
+          <w:rFonts w:ascii="Times New Roman" w:hAnsi="Times New Roman" w:cs="Times New Roman"/>
+          <w:color w:val="FF0000"/>
+          <w:sz w:val="24"/>
+          <w:szCs w:val="24"/>
         </w:rPr>
         <w:t xml:space="preserve"> </w:t>
       </w:r>
       <w:r>
         <w:rPr>
-          <w:rFonts w:ascii="Times New Roman" w:hAnsi="Times New Roman"/>
-          <w:sz w:val="24"/>
-        </w:rPr>
-        <w:t>Сві́тло ти́хе свято́ї сла́ви безсме́ртного Отця́ небе́сного, свято́го, блаже́нного, Ісу́се Хри́сте, дожи́вши до за́ходу со́нця, ба́чивши сві́тло вечі́рнє, сла́вимо Отця́, і Си́на, і Свято́го Ду́ха – Бо́га. Досто́йно є повсякча́с прославля́ти Тебе́ голоса́ми побо́жними, Си́ну Бо́жий, що життя́ дає́ш усьому́ сві́ту, тому́ світ уве́сь сла́вить Тебе́.</w:t>
+          <w:rFonts w:ascii="Times New Roman" w:hAnsi="Times New Roman" w:cs="Times New Roman"/>
+          <w:sz w:val="24"/>
+          <w:szCs w:val="24"/>
+        </w:rPr>
+        <w:t>Світло тихе святої слави, безсмертного Отця небесного, святого, блаженного, Ісусе Христе! Доживши до заходу сонця, бачивши світло вечірнє, славимо Отця, і Сина, і Святого Духа – Бога. Достойно є повсякчас прославляти тебе голосами побожними, Сину Божий, що життя даєш усьому світу; тому світ увесь славить тебе.</w:t>
       </w:r>
     </w:p>
     <w:p>
@@ -3283,7 +4395,7 @@
           <w:sz w:val="24"/>
           <w:szCs w:val="24"/>
         </w:rPr>
-        <w:t>Священник:</w:t>
+        <w:t>Священик:</w:t>
       </w:r>
       <w:r>
         <w:rPr>
@@ -4760,14 +5872,21 @@
       <w:pPr>
         <w:spacing w:after="120"/>
         <w:jc w:val="both"/>
-      </w:pPr>
-      <w:r>
-        <w:rPr>
-          <w:rFonts w:ascii="Times New Roman" w:hAnsi="Times New Roman"/>
-          <w:sz w:val="24"/>
+        <w:rPr>
+          <w:rFonts w:ascii="Times New Roman" w:hAnsi="Times New Roman" w:cs="Times New Roman"/>
+          <w:sz w:val="24"/>
+          <w:szCs w:val="24"/>
           <w:u w:val="single"/>
         </w:rPr>
-        <w:t>[Господи, Боже наш! Згадай нас грішних і недостойних слуг Твоїх, коли призиваємо святе ім'я Твоє, і не осороми нас, коли очікуємо милости Твоєї, але вислухай, Господи, усі наші спасенні прохання, і вчини нас достойними любити і боятися Тебе від усього серця нашого і творити в усьому волю Твою.]</w:t>
+      </w:pPr>
+      <w:r>
+        <w:rPr>
+          <w:rFonts w:ascii="Times New Roman" w:hAnsi="Times New Roman" w:cs="Times New Roman"/>
+          <w:sz w:val="24"/>
+          <w:szCs w:val="24"/>
+          <w:u w:val="single"/>
+        </w:rPr>
+        <w:t>[Господи, Боже наш! Згадай нас грішних і недостойних слуг твоїх, коли призиваємо святе ім'я твоє, і не осороми нас, коли очікуємо милости твоєї, але вислухай, Господи, усі наші спасенні прохання, і вчини нас достойними любити і боятися тебе від усього серця нашого і творити в усьому волю твою.]</w:t>
       </w:r>
     </w:p>
     <w:p>
@@ -4858,121 +5977,191 @@
     <w:p>
       <w:pPr>
         <w:spacing w:after="120"/>
-      </w:pPr>
-      <w:r>
-        <w:rPr>
-          <w:rFonts w:ascii="Times New Roman" w:hAnsi="Times New Roman"/>
-          <w:sz w:val="24"/>
-        </w:rPr>
-        <w:t>Сподо́би, Го́споди, цього́ ве́чора* без гріха́ зберегти́ся нам.</w:t>
-      </w:r>
-    </w:p>
-    <w:p>
-      <w:pPr>
-        <w:spacing w:after="120"/>
-      </w:pPr>
-      <w:r>
-        <w:rPr>
-          <w:rFonts w:ascii="Times New Roman" w:hAnsi="Times New Roman"/>
-          <w:sz w:val="24"/>
-        </w:rPr>
-        <w:t>Благослове́нний Ти, Го́споди, Бо́же отці́в на́ших,* і хва́льне і просла́влене Ім’я́ Твоє́ наві́ки. Амі́нь.</w:t>
-      </w:r>
-    </w:p>
-    <w:p>
-      <w:pPr>
-        <w:spacing w:after="120"/>
-      </w:pPr>
-      <w:r>
-        <w:rPr>
-          <w:rFonts w:ascii="Times New Roman" w:hAnsi="Times New Roman"/>
-          <w:sz w:val="24"/>
-        </w:rPr>
-        <w:t>Неха́й бу́де, Го́споди, ми́лість Твоя́ на нас,* бо ми наді́ємось на Те́бе.</w:t>
-      </w:r>
-    </w:p>
-    <w:p>
-      <w:pPr>
-        <w:spacing w:after="120"/>
-      </w:pPr>
-      <w:r>
-        <w:rPr>
-          <w:rFonts w:ascii="Times New Roman" w:hAnsi="Times New Roman"/>
-          <w:sz w:val="24"/>
-        </w:rPr>
-        <w:t>Благослове́нний Ти, Го́споди,* навчи́ мене́ устано́в Твої́х.</w:t>
-      </w:r>
-    </w:p>
-    <w:p>
-      <w:pPr>
-        <w:spacing w:after="120"/>
-      </w:pPr>
-      <w:r>
-        <w:rPr>
-          <w:rFonts w:ascii="Times New Roman" w:hAnsi="Times New Roman"/>
-          <w:sz w:val="24"/>
-        </w:rPr>
-        <w:t>Благослове́нний Ти, Влади́ко,* врозуми́ мене́ устано́вами Твої́ми.</w:t>
-      </w:r>
-    </w:p>
-    <w:p>
-      <w:pPr>
-        <w:spacing w:after="120"/>
-      </w:pPr>
-      <w:r>
-        <w:rPr>
-          <w:rFonts w:ascii="Times New Roman" w:hAnsi="Times New Roman"/>
-          <w:sz w:val="24"/>
-        </w:rPr>
-        <w:t>Благослове́нний Ти, Святи́й,* просвіти́ мене́ устано́вами Твої́ми.</w:t>
-      </w:r>
-    </w:p>
-    <w:p>
-      <w:pPr>
-        <w:spacing w:after="120"/>
-      </w:pPr>
-      <w:r>
-        <w:rPr>
-          <w:rFonts w:ascii="Times New Roman" w:hAnsi="Times New Roman"/>
-          <w:sz w:val="24"/>
-        </w:rPr>
-        <w:t>Го́споди, ми́лість Твоя́ пові́ки,* не покида́й ді́ло рук Твої́х.</w:t>
-      </w:r>
-    </w:p>
-    <w:p>
-      <w:pPr>
-        <w:spacing w:after="120"/>
-      </w:pPr>
-      <w:r>
-        <w:rPr>
-          <w:rFonts w:ascii="Times New Roman" w:hAnsi="Times New Roman"/>
-          <w:sz w:val="24"/>
-        </w:rPr>
-        <w:t>Тобі́ нале́жить хвала́,* Тобі́ нале́жить пі́сня.</w:t>
-      </w:r>
-    </w:p>
-    <w:p>
-      <w:pPr>
-        <w:spacing w:after="120"/>
-      </w:pPr>
-      <w:r>
-        <w:rPr>
-          <w:rFonts w:ascii="Times New Roman" w:hAnsi="Times New Roman"/>
-          <w:sz w:val="24"/>
-        </w:rPr>
-        <w:t>Тобі́ нале́жить сла́ва:* Отцю́ і Си́ну, і Свято́му Ду́хові,</w:t>
-      </w:r>
-    </w:p>
-    <w:p>
-      <w:pPr>
-        <w:spacing w:after="120"/>
-      </w:pPr>
-      <w:r>
-        <w:rPr>
-          <w:rFonts w:ascii="Times New Roman" w:hAnsi="Times New Roman"/>
-          <w:sz w:val="24"/>
-        </w:rPr>
-        <w:t>І ни́ні і повсякча́с,* і на ві́ки вікі́в. Амі́нь.</w:t>
+        <w:jc w:val="both"/>
+        <w:rPr>
+          <w:rFonts w:ascii="Times New Roman" w:hAnsi="Times New Roman" w:cs="Times New Roman"/>
+          <w:sz w:val="24"/>
+          <w:szCs w:val="24"/>
+        </w:rPr>
+      </w:pPr>
+      <w:r>
+        <w:rPr>
+          <w:rFonts w:ascii="Times New Roman" w:hAnsi="Times New Roman" w:cs="Times New Roman"/>
+          <w:sz w:val="24"/>
+          <w:szCs w:val="24"/>
+        </w:rPr>
+        <w:t>Сподоби, Господи, цього вечора* без гріха зберегтися нам.</w:t>
+      </w:r>
+    </w:p>
+    <w:p>
+      <w:pPr>
+        <w:spacing w:after="120"/>
+        <w:jc w:val="both"/>
+        <w:rPr>
+          <w:rFonts w:ascii="Times New Roman" w:hAnsi="Times New Roman" w:cs="Times New Roman"/>
+          <w:sz w:val="24"/>
+          <w:szCs w:val="24"/>
+        </w:rPr>
+      </w:pPr>
+      <w:r>
+        <w:rPr>
+          <w:rFonts w:ascii="Times New Roman" w:hAnsi="Times New Roman" w:cs="Times New Roman"/>
+          <w:sz w:val="24"/>
+          <w:szCs w:val="24"/>
+        </w:rPr>
+        <w:t>Благословенний ти, Господи, Боже отців наших,* і хвальне і прославлене ім'я твоє навіки. Амінь.</w:t>
+      </w:r>
+    </w:p>
+    <w:p>
+      <w:pPr>
+        <w:spacing w:after="120"/>
+        <w:jc w:val="both"/>
+        <w:rPr>
+          <w:rFonts w:ascii="Times New Roman" w:hAnsi="Times New Roman" w:cs="Times New Roman"/>
+          <w:sz w:val="24"/>
+          <w:szCs w:val="24"/>
+        </w:rPr>
+      </w:pPr>
+      <w:r>
+        <w:rPr>
+          <w:rFonts w:ascii="Times New Roman" w:hAnsi="Times New Roman" w:cs="Times New Roman"/>
+          <w:sz w:val="24"/>
+          <w:szCs w:val="24"/>
+        </w:rPr>
+        <w:t>Нехай буде, Господи, милість твоя на нас,* бо ми надіємось на тебе.</w:t>
+      </w:r>
+    </w:p>
+    <w:p>
+      <w:pPr>
+        <w:spacing w:after="120"/>
+        <w:jc w:val="both"/>
+        <w:rPr>
+          <w:rFonts w:ascii="Times New Roman" w:hAnsi="Times New Roman" w:cs="Times New Roman"/>
+          <w:sz w:val="24"/>
+          <w:szCs w:val="24"/>
+        </w:rPr>
+      </w:pPr>
+      <w:r>
+        <w:rPr>
+          <w:rFonts w:ascii="Times New Roman" w:hAnsi="Times New Roman" w:cs="Times New Roman"/>
+          <w:sz w:val="24"/>
+          <w:szCs w:val="24"/>
+        </w:rPr>
+        <w:t>Благословенний ти, Господи,* навчи мене установ твоїх.</w:t>
+      </w:r>
+    </w:p>
+    <w:p>
+      <w:pPr>
+        <w:spacing w:after="120"/>
+        <w:jc w:val="both"/>
+        <w:rPr>
+          <w:rFonts w:ascii="Times New Roman" w:hAnsi="Times New Roman" w:cs="Times New Roman"/>
+          <w:sz w:val="24"/>
+          <w:szCs w:val="24"/>
+        </w:rPr>
+      </w:pPr>
+      <w:r>
+        <w:rPr>
+          <w:rFonts w:ascii="Times New Roman" w:hAnsi="Times New Roman" w:cs="Times New Roman"/>
+          <w:sz w:val="24"/>
+          <w:szCs w:val="24"/>
+        </w:rPr>
+        <w:t>Благословенний ти, Владико,* врозуми мене установами твоїми.</w:t>
+      </w:r>
+    </w:p>
+    <w:p>
+      <w:pPr>
+        <w:spacing w:after="120"/>
+        <w:jc w:val="both"/>
+        <w:rPr>
+          <w:rFonts w:ascii="Times New Roman" w:hAnsi="Times New Roman" w:cs="Times New Roman"/>
+          <w:sz w:val="24"/>
+          <w:szCs w:val="24"/>
+        </w:rPr>
+      </w:pPr>
+      <w:r>
+        <w:rPr>
+          <w:rFonts w:ascii="Times New Roman" w:hAnsi="Times New Roman" w:cs="Times New Roman"/>
+          <w:sz w:val="24"/>
+          <w:szCs w:val="24"/>
+        </w:rPr>
+        <w:t>Благословенний ти, Святий,* просвіти мене установами твоїми.</w:t>
+      </w:r>
+    </w:p>
+    <w:p>
+      <w:pPr>
+        <w:spacing w:after="120"/>
+        <w:jc w:val="both"/>
+        <w:rPr>
+          <w:rFonts w:ascii="Times New Roman" w:hAnsi="Times New Roman" w:cs="Times New Roman"/>
+          <w:sz w:val="24"/>
+          <w:szCs w:val="24"/>
+        </w:rPr>
+      </w:pPr>
+      <w:r>
+        <w:rPr>
+          <w:rFonts w:ascii="Times New Roman" w:hAnsi="Times New Roman" w:cs="Times New Roman"/>
+          <w:sz w:val="24"/>
+          <w:szCs w:val="24"/>
+        </w:rPr>
+        <w:t>Господи, милість твоя повіки,* не покидай діло рук твоїх.</w:t>
+      </w:r>
+    </w:p>
+    <w:p>
+      <w:pPr>
+        <w:spacing w:after="120"/>
+        <w:jc w:val="both"/>
+        <w:rPr>
+          <w:rFonts w:ascii="Times New Roman" w:hAnsi="Times New Roman" w:cs="Times New Roman"/>
+          <w:sz w:val="24"/>
+          <w:szCs w:val="24"/>
+        </w:rPr>
+      </w:pPr>
+      <w:r>
+        <w:rPr>
+          <w:rFonts w:ascii="Times New Roman" w:hAnsi="Times New Roman" w:cs="Times New Roman"/>
+          <w:sz w:val="24"/>
+          <w:szCs w:val="24"/>
+        </w:rPr>
+        <w:t>Тобі належить хвала,* тобі належить пісня.</w:t>
+      </w:r>
+    </w:p>
+    <w:p>
+      <w:pPr>
+        <w:spacing w:after="120"/>
+        <w:jc w:val="both"/>
+        <w:rPr>
+          <w:rFonts w:ascii="Times New Roman" w:hAnsi="Times New Roman" w:cs="Times New Roman"/>
+          <w:sz w:val="24"/>
+          <w:szCs w:val="24"/>
+        </w:rPr>
+      </w:pPr>
+      <w:r>
+        <w:rPr>
+          <w:rFonts w:ascii="Times New Roman" w:hAnsi="Times New Roman" w:cs="Times New Roman"/>
+          <w:sz w:val="24"/>
+          <w:szCs w:val="24"/>
+        </w:rPr>
+        <w:t>Тобі належить слава:* Отцю, і Сину, і Святому Духові:</w:t>
+      </w:r>
+    </w:p>
+    <w:p>
+      <w:pPr>
+        <w:spacing w:after="120"/>
+        <w:jc w:val="both"/>
+        <w:rPr>
+          <w:rFonts w:ascii="Times New Roman" w:hAnsi="Times New Roman" w:cs="Times New Roman"/>
+          <w:sz w:val="24"/>
+          <w:szCs w:val="24"/>
+        </w:rPr>
+      </w:pPr>
+      <w:r>
+        <w:rPr>
+          <w:rFonts w:ascii="Times New Roman" w:hAnsi="Times New Roman" w:cs="Times New Roman"/>
+          <w:sz w:val="24"/>
+          <w:szCs w:val="24"/>
+        </w:rPr>
+        <w:t>Нині і повсякчас,* і на віки віків. Амінь.</w:t>
       </w:r>
     </w:p>
     <w:p>
@@ -5360,28 +6549,35 @@
       <w:pPr>
         <w:spacing w:after="120"/>
         <w:jc w:val="both"/>
-      </w:pPr>
-      <w:r>
-        <w:rPr>
-          <w:rFonts w:ascii="Times New Roman" w:hAnsi="Times New Roman"/>
-          <w:sz w:val="24"/>
+        <w:rPr>
+          <w:rFonts w:ascii="Times New Roman" w:hAnsi="Times New Roman" w:cs="Times New Roman"/>
+          <w:sz w:val="24"/>
+          <w:szCs w:val="24"/>
           <w:u w:val="single"/>
         </w:rPr>
-        <w:t>[Боже великий і вишній, в Тебе одного є безсмертність і в світлі живеш недоступнім. Ти все створіння мудро створив, відокремив світло від темряви і сонце поклав, щоб правити днем, а місяць і зорі, щоб володіли ніччю, нас же грішних вчинив достойними і в теперішню годину стати перед Твоїм обличчям, щоб Тебе визнавати і принести Тобі вечірнє славослов'я. Направ, Людинолюбче, молитву нашу, немов кадило, перед Тобою і прийми її, як благовонний запах. Дай нам мирний цей вечір і близьку вже ніч; зодягни нас у броню світла; визволь нас від нічного страху і всякої речі, що в темряві з'являється, і дай сон, що його Ти дарував на відпочинок нашій немічності, вільний від усякого маріння диявольського. Владико, давче добра, хай і на нашій постелі, бувши Тобі милими, згадуємо вночі Твоє ім'я і, просвічувані навчанням Твоїх заповідей, встанемо в душевній радості до звеличування Твоєї доброти, приносячи твоєму милосердю молитви і моління, за наші і всіх Твоїх людей провини. Відвідай їх задля молитов святої Богородиці.]</w:t>
-      </w:r>
-    </w:p>
-    <w:p>
-      <w:pPr>
-        <w:spacing w:after="120"/>
-      </w:pPr>
-      <w:r>
-        <w:rPr>
-          <w:rFonts w:ascii="Times New Roman" w:hAnsi="Times New Roman"/>
-          <w:i/>
-          <w:color w:val="FF0000"/>
-          <w:sz w:val="24"/>
-        </w:rPr>
-        <w:t>Священник:</w:t>
+      </w:pPr>
+      <w:r>
+        <w:rPr>
+          <w:rFonts w:ascii="Times New Roman" w:hAnsi="Times New Roman" w:cs="Times New Roman"/>
+          <w:sz w:val="24"/>
+          <w:szCs w:val="24"/>
+          <w:u w:val="single"/>
+        </w:rPr>
+        <w:t>[Боже великий і вишній, в тебе одного є безсмертність і в світлі живеш недоступнім. Ти все створіння мудро створив, відокремив світло від темряви і сонце поклав, щоб правити днем, а місяць і зорі, щоб володіли ніччю, нас же грішних вчинив достойними і в теперішню годину стати перед твоїм обличчям, щоб тебе визнавати і принести тобі вечірнє славослов'я. Направ, Чоловіколюбче, молитву нашу, немов кадило, перед тобою і прийми її, як благовонний запах. Дай нам мирний цей вечір і близьку вже ніч; зодягни нас у броню світла; визволь нас від нічного страху і всякої речі, що в темряві з'являється, і дай сон, що його ти дарував на відпочинок нашій немічності, вільний від усякого маріння диявольського. Владико, давче добра, хай і на нашій постелі, бувши тобі милими, згадуємо вночі твоє ім'я і, просвічувані навчанням твоїх заповідей, встанемо в душевній радості до звеличування твоєї доброти, приносячи твоєму милосердю молитви і моління, за наші і всіх твоїх людей провини. Відвідай їх задля молитов святої Богородиці.]</w:t>
+      </w:r>
+    </w:p>
+    <w:p>
+      <w:pPr>
+        <w:spacing w:after="120"/>
+      </w:pPr>
+      <w:r>
+        <w:rPr>
+          <w:rFonts w:ascii="Times New Roman" w:hAnsi="Times New Roman"/>
+          <w:i/>
+          <w:color w:val="FF0000"/>
+          <w:sz w:val="24"/>
+        </w:rPr>
+        <w:t>Священик:</w:t>
       </w:r>
       <w:r>
         <w:rPr>
@@ -5397,7 +6593,7 @@
           <w:color w:val="000000"/>
           <w:sz w:val="24"/>
         </w:rPr>
-        <w:t>Бо Ти – Бог милости, ласк і людинолюбности, і Тобі славу віддаємо, Отцю, і Сину, і Святому Духові, нині, і повсякчас, і на віки віків.</w:t>
+        <w:t>Бо Ти – Бог милости, ласк і людинолюбности, і Тобі славу віддаємо, Отцю, і Сину, і Святому Духові, нині, і повсякчас, і на віки віків.</w:t>
       </w:r>
     </w:p>
     <w:p>
@@ -5456,7 +6652,7 @@
           <w:sz w:val="24"/>
           <w:szCs w:val="24"/>
         </w:rPr>
-        <w:t>Священник:</w:t>
+        <w:t>Священик:</w:t>
       </w:r>
       <w:r>
         <w:rPr>
@@ -5589,29 +6785,29 @@
           <w:sz w:val="24"/>
           <w:szCs w:val="24"/>
         </w:rPr>
-        <w:t>Священник читає молитву:</w:t>
-      </w:r>
-      <w:r>
-        <w:rPr>
-          <w:rFonts w:ascii="Times New Roman" w:hAnsi="Times New Roman" w:cs="Times New Roman"/>
-          <w:sz w:val="24"/>
-          <w:szCs w:val="24"/>
-        </w:rPr>
-        <w:t xml:space="preserve"> Господи, Боже наш, що прихилив небо і зійшов на спасіння людського роду! Зглянься на слуг твоїх і на спадкоємство твоє, бо перед тобою, страшним і людинолюбним Суддею, слуги твої схилили свої голови і зігнули свої шиї, не від людей очікуючи допомоги, але на твою надіючись милість і твого очікуючи спасіння; тож оберігай їх повсякчасно, і в цей вечір, і в прийдешню ніч збережи від усякого ворога, і від будь-якого зазіхання диявольського, і від думок марних, і спогадів лукавих.</w:t>
-      </w:r>
-    </w:p>
-    <w:p>
-      <w:pPr>
-        <w:spacing w:after="120"/>
-      </w:pPr>
-      <w:r>
-        <w:rPr>
-          <w:rFonts w:ascii="Times New Roman" w:hAnsi="Times New Roman"/>
-          <w:i/>
-          <w:color w:val="FF0000"/>
-          <w:sz w:val="24"/>
-        </w:rPr>
-        <w:t>Священник:</w:t>
+        <w:t>Священик читає молитву:</w:t>
+      </w:r>
+      <w:r>
+        <w:rPr>
+          <w:rFonts w:ascii="Times New Roman" w:hAnsi="Times New Roman" w:cs="Times New Roman"/>
+          <w:sz w:val="24"/>
+          <w:szCs w:val="24"/>
+        </w:rPr>
+        <w:t xml:space="preserve"> Господи, Боже наш, що прихилив небо і зійшов на спасіння людського роду! Зглянься на слуг твоїх і на спадкоємство твоє, бо перед тобою, страшним і чоловіколюбним Суддею, слуги твої схилили свої голови і зігнули свої шиї, не від людей очікуючи допомоги, але на твою надіючись милість і твого очікуючи спасіння; тож оберігай їх повсякчасно, і в цей вечір, і в прийдешню ніч збережи від усякого ворога, і від будь-якого зазіхання диявольського, і від думок марних, і спогадів лукавих.</w:t>
+      </w:r>
+    </w:p>
+    <w:p>
+      <w:pPr>
+        <w:spacing w:after="120"/>
+      </w:pPr>
+      <w:r>
+        <w:rPr>
+          <w:rFonts w:ascii="Times New Roman" w:hAnsi="Times New Roman"/>
+          <w:i/>
+          <w:color w:val="FF0000"/>
+          <w:sz w:val="24"/>
+        </w:rPr>
+        <w:t>Священик:</w:t>
       </w:r>
       <w:r>
         <w:rPr>
@@ -5763,7 +6959,7 @@
           <w:sz w:val="24"/>
           <w:szCs w:val="24"/>
         </w:rPr>
-        <w:t>(г. 6)</w:t>
+        <w:t>(г. 6)</w:t>
       </w:r>
       <w:r>
         <w:rPr>
@@ -5988,7 +7184,7 @@
           <w:sz w:val="24"/>
           <w:szCs w:val="24"/>
         </w:rPr>
-        <w:t>(12 р.)</w:t>
+        <w:t>(12 р.)</w:t>
       </w:r>
       <w:r>
         <w:rPr>
@@ -6199,7 +7395,7 @@
           <w:sz w:val="24"/>
           <w:szCs w:val="24"/>
         </w:rPr>
-        <w:t>(12 р.)</w:t>
+        <w:t>(12 р.)</w:t>
       </w:r>
       <w:r>
         <w:rPr>
@@ -6228,15 +7424,15 @@
           <w:sz w:val="24"/>
           <w:szCs w:val="24"/>
         </w:rPr>
-        <w:t>Священник:</w:t>
-      </w:r>
-      <w:r>
-        <w:rPr>
-          <w:rFonts w:ascii="Times New Roman" w:hAnsi="Times New Roman" w:cs="Times New Roman"/>
-          <w:sz w:val="24"/>
-          <w:szCs w:val="24"/>
-        </w:rPr>
-        <w:t xml:space="preserve"> Вислухай нас, Боже, Спасителю наш, надіє всіх людей на землі і тих, що далеко на морі та в повітрі; будь, Владико, ласкавий нам у гріхах наших, і помилуй нас. Милостивий бо і людинолюбний Бог єси, і тобі славу віддаємо: Отцю, і Сину, і Святому Духові, нині і повсякчас, і на віки віків.</w:t>
+        <w:t>Священик:</w:t>
+      </w:r>
+      <w:r>
+        <w:rPr>
+          <w:rFonts w:ascii="Times New Roman" w:hAnsi="Times New Roman" w:cs="Times New Roman"/>
+          <w:sz w:val="24"/>
+          <w:szCs w:val="24"/>
+        </w:rPr>
+        <w:t xml:space="preserve"> Вислухай нас, Боже, Спасителю наш, надіє всіх людей на землі і тих, що далеко на морі та в повітрі; будь, Владико, ласкавий нам у гріхах наших, і помилуй нас. Милостивий бо і чоловіколюбний Бог єси, і тобі славу віддаємо: Отцю, і Сину, і Святому Духові, нині і повсякчас, і на віки віків.</w:t>
       </w:r>
     </w:p>
     <w:p>
@@ -6286,7 +7482,7 @@
           <w:sz w:val="24"/>
           <w:szCs w:val="24"/>
         </w:rPr>
-        <w:t>Священник:</w:t>
+        <w:t>Священик:</w:t>
       </w:r>
       <w:r>
         <w:rPr>
@@ -6401,7 +7597,7 @@
           <w:sz w:val="24"/>
           <w:szCs w:val="24"/>
         </w:rPr>
-        <w:t>Священник:</w:t>
+        <w:t>Священик:</w:t>
       </w:r>
       <w:r>
         <w:rPr>
@@ -6445,7 +7641,7 @@
           <w:sz w:val="24"/>
           <w:szCs w:val="24"/>
         </w:rPr>
-        <w:t xml:space="preserve"> і всіх святих, − приємну вчини молитву нашу, даруй нам прощення гріхів наших, покрий нас ласкою своєю, віджени від нас усякого ворога й супротивника. Втихомир наше життя, Господи, помилуй нас і світ твій, і спаси душі наші, як благий і Людинолюбець.</w:t>
+        <w:t xml:space="preserve"> і всіх святих, − приємну вчини молитву нашу, даруй нам прощення гріхів наших, покрий нас ласкою своєю, віджени від нас усякого ворога й супротивника. Втихомир наше життя, Господи, помилуй нас і світ твій, і спаси душі наші, як благий і чоловіколюбець.</w:t>
       </w:r>
     </w:p>
     <w:p>
@@ -6530,15 +7726,15 @@
           <w:sz w:val="24"/>
           <w:szCs w:val="24"/>
         </w:rPr>
-        <w:t>(г. 4, подібний: Дав ти як знамено):</w:t>
-      </w:r>
-      <w:r>
-        <w:rPr>
-          <w:rFonts w:ascii="Times New Roman" w:hAnsi="Times New Roman" w:cs="Times New Roman"/>
-          <w:sz w:val="24"/>
-          <w:szCs w:val="24"/>
-        </w:rPr>
-        <w:t xml:space="preserve"> Хрест твій святий, Господи,* дав ти нашому просвітителеві* як могутню зброю,* якою він сподобився твоєї ласки,* щоб праведно прожити на землі* і заслужити небесне царство.* Тому прославляємо твоє людинолюбне провидіння,* Ісусе всемогутній,* Спасителю душ наших.</w:t>
+        <w:t>(г. 4, подібний: Дав ти як знамено):</w:t>
+      </w:r>
+      <w:r>
+        <w:rPr>
+          <w:rFonts w:ascii="Times New Roman" w:hAnsi="Times New Roman" w:cs="Times New Roman"/>
+          <w:sz w:val="24"/>
+          <w:szCs w:val="24"/>
+        </w:rPr>
+        <w:t xml:space="preserve"> Хрест твій святий, Господи,* дав ти нашому просвітителеві* як могутню зброю,* якою він сподобився твоєї ласки,* щоб праведно прожити на землі* і заслужити небесне царство.* Тому прославляємо твоє чоловіколюбне провидіння,* Ісусе всемогутній,* Спасителю душ наших.</w:t>
       </w:r>
     </w:p>
     <w:p>
@@ -6597,7 +7793,7 @@
           <w:sz w:val="24"/>
           <w:szCs w:val="24"/>
         </w:rPr>
-        <w:t>Як Цар царів і Господь усіх,* дав ти, Людинолюбче,* благочестивому твоєму угодникові* Соломонову мудрість,* Давидову смиренність* і апостольське правовір'я.* Тому прославляємо твоє людинолюбне провидіння,* Ісусе всемогутній,* Спасителю душ наших.</w:t>
+        <w:t>Як Цар царів і Господь усіх,* дав ти, Чоловіколюбче,* благочестивому твоєму угодникові* Соломонову мудрість,* Давидову смиренність* і апостольське правовір'я.* Тому прославляємо твоє чоловіколюбне провидіння,* Ісусе всемогутній,* Спасителю душ наших.</w:t>
       </w:r>
     </w:p>
     <w:p>
@@ -6694,7 +7890,7 @@
           <w:sz w:val="24"/>
           <w:szCs w:val="24"/>
         </w:rPr>
-        <w:t>(г. 6)</w:t>
+        <w:t>(г. 6)</w:t>
       </w:r>
       <w:r>
         <w:rPr>
@@ -6811,26 +8007,38 @@
       <w:pPr>
         <w:spacing w:after="120"/>
         <w:jc w:val="both"/>
-      </w:pPr>
-      <w:r>
-        <w:rPr>
-          <w:rFonts w:ascii="Times New Roman" w:hAnsi="Times New Roman"/>
-          <w:sz w:val="24"/>
-        </w:rPr>
-        <w:t>Бо побачили очі мої* спасіння твоє;</w:t>
-      </w:r>
-    </w:p>
-    <w:p>
-      <w:pPr>
-        <w:spacing w:after="120"/>
-        <w:jc w:val="both"/>
-      </w:pPr>
-      <w:r>
-        <w:rPr>
-          <w:rFonts w:ascii="Times New Roman" w:hAnsi="Times New Roman"/>
-          <w:sz w:val="24"/>
-        </w:rPr>
-        <w:t>Що приготував ти* перед усіма народами;</w:t>
+        <w:rPr>
+          <w:rFonts w:ascii="Times New Roman" w:hAnsi="Times New Roman" w:cs="Times New Roman"/>
+          <w:sz w:val="24"/>
+          <w:szCs w:val="24"/>
+        </w:rPr>
+      </w:pPr>
+      <w:r>
+        <w:rPr>
+          <w:rFonts w:ascii="Times New Roman" w:hAnsi="Times New Roman" w:cs="Times New Roman"/>
+          <w:sz w:val="24"/>
+          <w:szCs w:val="24"/>
+        </w:rPr>
+        <w:t xml:space="preserve">Бо побачили очі мої* спасіння твоє, </w:t>
+      </w:r>
+    </w:p>
+    <w:p>
+      <w:pPr>
+        <w:spacing w:after="120"/>
+        <w:jc w:val="both"/>
+        <w:rPr>
+          <w:rFonts w:ascii="Times New Roman" w:hAnsi="Times New Roman" w:cs="Times New Roman"/>
+          <w:sz w:val="24"/>
+          <w:szCs w:val="24"/>
+        </w:rPr>
+      </w:pPr>
+      <w:r>
+        <w:rPr>
+          <w:rFonts w:ascii="Times New Roman" w:hAnsi="Times New Roman" w:cs="Times New Roman"/>
+          <w:sz w:val="24"/>
+          <w:szCs w:val="24"/>
+        </w:rPr>
+        <w:t xml:space="preserve">що приготував ти* перед усіма народами. </w:t>
       </w:r>
     </w:p>
     <w:p>
@@ -6856,22 +8064,38 @@
       <w:pPr>
         <w:spacing w:after="120"/>
         <w:jc w:val="both"/>
-      </w:pPr>
-      <w:r>
-        <w:rPr>
-          <w:rFonts w:ascii="Times New Roman" w:hAnsi="Times New Roman"/>
-          <w:sz w:val="24"/>
-        </w:rPr>
-        <w:t xml:space="preserve">Святий Боже, святий Кріпкий, святий Безсмертний, помилуй нас. </w:t>
-      </w:r>
-      <w:r>
-        <w:rPr>
-          <w:rFonts w:ascii="Times New Roman" w:hAnsi="Times New Roman"/>
-          <w:i/>
-          <w:color w:val="FF0000"/>
-          <w:sz w:val="24"/>
-        </w:rPr>
-        <w:t>(3 р.)</w:t>
+        <w:rPr>
+          <w:rFonts w:ascii="Times New Roman" w:hAnsi="Times New Roman" w:cs="Times New Roman"/>
+          <w:sz w:val="24"/>
+          <w:szCs w:val="24"/>
+        </w:rPr>
+      </w:pPr>
+      <w:r>
+        <w:rPr>
+          <w:rFonts w:ascii="Times New Roman" w:hAnsi="Times New Roman" w:cs="Times New Roman"/>
+          <w:sz w:val="24"/>
+          <w:szCs w:val="24"/>
+        </w:rPr>
+        <w:t xml:space="preserve">Святий Боже, святий Кріпкий, святий Безсмертний, помилуй нас </w:t>
+      </w:r>
+      <w:r>
+        <w:rPr>
+          <w:rFonts w:ascii="Times New Roman" w:hAnsi="Times New Roman" w:cs="Times New Roman"/>
+          <w:i/>
+          <w:color w:val="FF0000"/>
+          <w:sz w:val="24"/>
+          <w:szCs w:val="24"/>
+        </w:rPr>
+        <w:t>(3 р.)</w:t>
+      </w:r>
+      <w:r>
+        <w:rPr>
+          <w:rFonts w:ascii="Times New Roman" w:hAnsi="Times New Roman" w:cs="Times New Roman"/>
+          <w:i/>
+          <w:sz w:val="24"/>
+          <w:szCs w:val="24"/>
+        </w:rPr>
+        <w:t>.</w:t>
       </w:r>
     </w:p>
     <w:p>
@@ -6916,35 +8140,76 @@
       <w:pPr>
         <w:spacing w:after="120"/>
         <w:jc w:val="both"/>
-      </w:pPr>
-      <w:r>
-        <w:rPr>
-          <w:rFonts w:ascii="Times New Roman" w:hAnsi="Times New Roman"/>
-          <w:sz w:val="24"/>
-        </w:rPr>
-        <w:t xml:space="preserve">Господи, помилуй. </w:t>
-      </w:r>
-      <w:r>
-        <w:rPr>
-          <w:rFonts w:ascii="Times New Roman" w:hAnsi="Times New Roman"/>
-          <w:i/>
-          <w:color w:val="FF0000"/>
-          <w:sz w:val="24"/>
-        </w:rPr>
-        <w:t>(3 р.)</w:t>
-      </w:r>
-    </w:p>
-    <w:p>
-      <w:pPr>
-        <w:spacing w:after="120"/>
-        <w:jc w:val="both"/>
-      </w:pPr>
-      <w:r>
-        <w:rPr>
-          <w:rFonts w:ascii="Times New Roman" w:hAnsi="Times New Roman"/>
-          <w:sz w:val="24"/>
-        </w:rPr>
-        <w:t>Слава Отцю, і Сину, і Святому Духові,* і нині і повсякчас, і на віки віків. Амінь.</w:t>
+        <w:rPr>
+          <w:rFonts w:ascii="Times New Roman" w:hAnsi="Times New Roman" w:cs="Times New Roman"/>
+          <w:sz w:val="24"/>
+          <w:szCs w:val="24"/>
+        </w:rPr>
+      </w:pPr>
+      <w:r>
+        <w:rPr>
+          <w:rFonts w:ascii="Times New Roman" w:hAnsi="Times New Roman" w:cs="Times New Roman"/>
+          <w:sz w:val="24"/>
+          <w:szCs w:val="24"/>
+        </w:rPr>
+        <w:t xml:space="preserve">Господи, помилуй </w:t>
+      </w:r>
+      <w:r>
+        <w:rPr>
+          <w:rFonts w:ascii="Times New Roman" w:hAnsi="Times New Roman" w:cs="Times New Roman"/>
+          <w:i/>
+          <w:color w:val="FF0000"/>
+          <w:sz w:val="24"/>
+          <w:szCs w:val="24"/>
+        </w:rPr>
+        <w:t>(3 р.)</w:t>
+      </w:r>
+      <w:r>
+        <w:rPr>
+          <w:rFonts w:ascii="Times New Roman" w:hAnsi="Times New Roman" w:cs="Times New Roman"/>
+          <w:i/>
+          <w:sz w:val="24"/>
+          <w:szCs w:val="24"/>
+        </w:rPr>
+        <w:t>.</w:t>
+      </w:r>
+    </w:p>
+    <w:p>
+      <w:pPr>
+        <w:spacing w:after="120"/>
+        <w:jc w:val="both"/>
+        <w:rPr>
+          <w:rFonts w:ascii="Times New Roman" w:hAnsi="Times New Roman" w:cs="Times New Roman"/>
+          <w:sz w:val="24"/>
+          <w:szCs w:val="24"/>
+        </w:rPr>
+      </w:pPr>
+      <w:r>
+        <w:rPr>
+          <w:rFonts w:ascii="Times New Roman" w:hAnsi="Times New Roman" w:cs="Times New Roman"/>
+          <w:sz w:val="24"/>
+          <w:szCs w:val="24"/>
+        </w:rPr>
+        <w:t>Слава Отцю, і Сину, і Святому Духові.</w:t>
+      </w:r>
+    </w:p>
+    <w:p>
+      <w:pPr>
+        <w:spacing w:after="120"/>
+        <w:jc w:val="both"/>
+        <w:rPr>
+          <w:rFonts w:ascii="Times New Roman" w:hAnsi="Times New Roman" w:cs="Times New Roman"/>
+          <w:sz w:val="24"/>
+          <w:szCs w:val="24"/>
+        </w:rPr>
+      </w:pPr>
+      <w:r>
+        <w:rPr>
+          <w:rFonts w:ascii="Times New Roman" w:hAnsi="Times New Roman" w:cs="Times New Roman"/>
+          <w:sz w:val="24"/>
+          <w:szCs w:val="24"/>
+        </w:rPr>
+        <w:t>І нині і повсякчас, і на віки віків. Амінь.</w:t>
       </w:r>
     </w:p>
     <w:p>
@@ -7119,7 +8384,7 @@
           <w:sz w:val="24"/>
           <w:szCs w:val="24"/>
         </w:rPr>
-        <w:t xml:space="preserve"> (г. 1) </w:t>
+        <w:t xml:space="preserve"> (г. 1) </w:t>
       </w:r>
       <w:r>
         <w:rPr>
@@ -7244,7 +8509,7 @@
           <w:sz w:val="24"/>
           <w:szCs w:val="24"/>
         </w:rPr>
-        <w:t>Священник</w:t>
+        <w:t>Священик</w:t>
       </w:r>
       <w:r>
         <w:rPr>
@@ -7267,39 +8532,50 @@
     <w:p>
       <w:pPr>
         <w:spacing w:after="120"/>
-      </w:pPr>
-      <w:r>
-        <w:rPr>
-          <w:rFonts w:ascii="Times New Roman" w:hAnsi="Times New Roman"/>
-          <w:i/>
-          <w:color w:val="FF0000"/>
-          <w:sz w:val="24"/>
+        <w:jc w:val="both"/>
+        <w:rPr>
+          <w:rFonts w:ascii="Times New Roman" w:hAnsi="Times New Roman" w:cs="Times New Roman"/>
+          <w:i/>
+          <w:sz w:val="24"/>
+          <w:szCs w:val="24"/>
+        </w:rPr>
+      </w:pPr>
+      <w:r>
+        <w:rPr>
+          <w:rFonts w:ascii="Times New Roman" w:hAnsi="Times New Roman" w:cs="Times New Roman"/>
+          <w:i/>
+          <w:color w:val="FF0000"/>
+          <w:sz w:val="24"/>
+          <w:szCs w:val="24"/>
         </w:rPr>
         <w:t>Вірні:</w:t>
       </w:r>
       <w:r>
         <w:rPr>
-          <w:rFonts w:ascii="Times New Roman" w:hAnsi="Times New Roman"/>
-          <w:color w:val="FF0000"/>
-          <w:sz w:val="24"/>
+          <w:rFonts w:ascii="Times New Roman" w:hAnsi="Times New Roman" w:cs="Times New Roman"/>
+          <w:color w:val="FF0000"/>
+          <w:sz w:val="24"/>
+          <w:szCs w:val="24"/>
         </w:rPr>
         <w:t xml:space="preserve"> </w:t>
       </w:r>
       <w:r>
         <w:rPr>
-          <w:rFonts w:ascii="Times New Roman" w:hAnsi="Times New Roman"/>
-          <w:sz w:val="24"/>
-        </w:rPr>
-        <w:t xml:space="preserve">Амі́нь. Будь ім’я́ Госпо́днє благослове́нне відни́ні й дові́ку. </w:t>
-      </w:r>
-      <w:r>
-        <w:rPr>
-          <w:rFonts w:ascii="Times New Roman" w:hAnsi="Times New Roman"/>
-          <w:i/>
-          <w:color w:val="FF0000"/>
-          <w:sz w:val="24"/>
-        </w:rPr>
-        <w:t>(3 р.)</w:t>
+          <w:rFonts w:ascii="Times New Roman" w:hAnsi="Times New Roman" w:cs="Times New Roman"/>
+          <w:sz w:val="24"/>
+          <w:szCs w:val="24"/>
+        </w:rPr>
+        <w:t xml:space="preserve">Амінь. Нехай буде ім'я Господнє благословенне* від нині і до віку </w:t>
+      </w:r>
+      <w:r>
+        <w:rPr>
+          <w:rFonts w:ascii="Times New Roman" w:hAnsi="Times New Roman" w:cs="Times New Roman"/>
+          <w:i/>
+          <w:color w:val="FF0000"/>
+          <w:sz w:val="24"/>
+          <w:szCs w:val="24"/>
+        </w:rPr>
+        <w:t>(3 р.)</w:t>
       </w:r>
     </w:p>
     <w:p>
@@ -7340,161 +8616,231 @@
     <w:p>
       <w:pPr>
         <w:spacing w:after="120"/>
-      </w:pPr>
-      <w:r>
-        <w:rPr>
-          <w:rFonts w:ascii="Times New Roman" w:hAnsi="Times New Roman"/>
-          <w:sz w:val="24"/>
-        </w:rPr>
-        <w:t>Благословлю́ Го́спода повсякча́сно,* зав́жди хвала́ Його́ на уста́х у ме́не.</w:t>
-      </w:r>
-    </w:p>
-    <w:p>
-      <w:pPr>
-        <w:spacing w:after="120"/>
-      </w:pPr>
-      <w:r>
-        <w:rPr>
-          <w:rFonts w:ascii="Times New Roman" w:hAnsi="Times New Roman"/>
-          <w:sz w:val="24"/>
-        </w:rPr>
-        <w:t>Душа́ моя́ неха́й Го́сподом хва́литься,* неха́й покі́рні чу́ють те й веселя́ться</w:t>
-      </w:r>
-    </w:p>
-    <w:p>
-      <w:pPr>
-        <w:spacing w:after="120"/>
-      </w:pPr>
-      <w:r>
-        <w:rPr>
-          <w:rFonts w:ascii="Times New Roman" w:hAnsi="Times New Roman"/>
-          <w:sz w:val="24"/>
-        </w:rPr>
-        <w:t>Велича́йте Го́спода зо мно́ю;* і вознесі́мо Ім’я́ Його́ ра́зом.</w:t>
-      </w:r>
-    </w:p>
-    <w:p>
-      <w:pPr>
-        <w:spacing w:after="120"/>
-      </w:pPr>
-      <w:r>
-        <w:rPr>
-          <w:rFonts w:ascii="Times New Roman" w:hAnsi="Times New Roman"/>
-          <w:sz w:val="24"/>
-        </w:rPr>
-        <w:t>Я шука́в Го́спода, і Він почу́в мене́;* і звільни́в мене́ від усі́х мої́х скорбо́т.</w:t>
-      </w:r>
-    </w:p>
-    <w:p>
-      <w:pPr>
-        <w:spacing w:after="120"/>
-      </w:pPr>
-      <w:r>
-        <w:rPr>
-          <w:rFonts w:ascii="Times New Roman" w:hAnsi="Times New Roman"/>
-          <w:sz w:val="24"/>
-        </w:rPr>
-        <w:t>Гля́ньте на Ньо́го й розвеселі́ться,* обли́ччя ва́ше неха́й не соро́миться</w:t>
-      </w:r>
-    </w:p>
-    <w:p>
-      <w:pPr>
-        <w:spacing w:after="120"/>
-      </w:pPr>
-      <w:r>
-        <w:rPr>
-          <w:rFonts w:ascii="Times New Roman" w:hAnsi="Times New Roman"/>
-          <w:sz w:val="24"/>
-        </w:rPr>
-        <w:t>Ось візва́в бідола́ха, і Госпо́дь почу́в,* і врятува́в його́ від усі́х його́ на́пастей.</w:t>
-      </w:r>
-    </w:p>
-    <w:p>
-      <w:pPr>
-        <w:spacing w:after="120"/>
-      </w:pPr>
-      <w:r>
-        <w:rPr>
-          <w:rFonts w:ascii="Times New Roman" w:hAnsi="Times New Roman"/>
-          <w:sz w:val="24"/>
-        </w:rPr>
-        <w:t>А́нгел Госпо́дній стої́ть на ва́рті навкру́г тих, що Його́ боя́ться,* і їх визволя́є.</w:t>
-      </w:r>
-    </w:p>
-    <w:p>
-      <w:pPr>
-        <w:spacing w:after="120"/>
-      </w:pPr>
-      <w:r>
-        <w:rPr>
-          <w:rFonts w:ascii="Times New Roman" w:hAnsi="Times New Roman"/>
-          <w:sz w:val="24"/>
-        </w:rPr>
-        <w:t>Спро́буйте й подиві́ться, яки́й до́брий Госпо́дь.* Блаже́нний, хто до Ньо́го прибіга́є.</w:t>
-      </w:r>
-    </w:p>
-    <w:p>
-      <w:pPr>
-        <w:spacing w:after="120"/>
-      </w:pPr>
-      <w:r>
-        <w:rPr>
-          <w:rFonts w:ascii="Times New Roman" w:hAnsi="Times New Roman"/>
-          <w:sz w:val="24"/>
-        </w:rPr>
-        <w:t>Бі́йтеся Го́спода, Його́ святі́,* бо нема́ неста́чі в тих, що Його́ боя́ться.</w:t>
-      </w:r>
-    </w:p>
-    <w:p>
-      <w:pPr>
-        <w:spacing w:after="120"/>
-      </w:pPr>
-      <w:r>
-        <w:rPr>
-          <w:rFonts w:ascii="Times New Roman" w:hAnsi="Times New Roman"/>
-          <w:sz w:val="24"/>
-        </w:rPr>
-        <w:t>Бага́ті збідні́ли й голоду́ють,* а тим, що Го́спода шука́ють, нія́кого бла́га не забра́кне.</w:t>
-      </w:r>
-    </w:p>
-    <w:p>
-      <w:pPr>
-        <w:spacing w:after="120"/>
-        <w:jc w:val="both"/>
-        <w:rPr>
-          <w:rFonts w:ascii="Times New Roman" w:hAnsi="Times New Roman" w:cs="Times New Roman"/>
-          <w:sz w:val="24"/>
-          <w:szCs w:val="24"/>
-        </w:rPr>
-      </w:pPr>
-    </w:p>
-    <w:p>
-      <w:pPr>
-        <w:spacing w:after="120"/>
-        <w:jc w:val="both"/>
-        <w:rPr>
-          <w:rFonts w:ascii="Times New Roman" w:hAnsi="Times New Roman" w:cs="Times New Roman"/>
-          <w:sz w:val="24"/>
-          <w:szCs w:val="24"/>
-        </w:rPr>
-      </w:pPr>
-      <w:r>
-        <w:rPr>
-          <w:rFonts w:ascii="Times New Roman" w:hAnsi="Times New Roman" w:cs="Times New Roman"/>
-          <w:i/>
-          <w:color w:val="FF0000"/>
-          <w:sz w:val="24"/>
-          <w:szCs w:val="24"/>
-        </w:rPr>
-        <w:t>Священник:</w:t>
-      </w:r>
-      <w:r>
-        <w:rPr>
-          <w:rFonts w:ascii="Times New Roman" w:hAnsi="Times New Roman" w:cs="Times New Roman"/>
-          <w:sz w:val="24"/>
-          <w:szCs w:val="24"/>
-        </w:rPr>
-        <w:t xml:space="preserve"> Благословення Господнє на вас, з його благодаттю і людинолюб'ям, завжди, нині і повсякчас, і на віки віків.</w:t>
+        <w:jc w:val="both"/>
+        <w:rPr>
+          <w:rFonts w:ascii="Times New Roman" w:hAnsi="Times New Roman" w:cs="Times New Roman"/>
+          <w:sz w:val="24"/>
+          <w:szCs w:val="24"/>
+        </w:rPr>
+      </w:pPr>
+      <w:r>
+        <w:rPr>
+          <w:rFonts w:ascii="Times New Roman" w:hAnsi="Times New Roman" w:cs="Times New Roman"/>
+          <w:sz w:val="24"/>
+          <w:szCs w:val="24"/>
+        </w:rPr>
+        <w:t>Благословлю Господа повсякчасно,* завжди хвала його на устах у мене.</w:t>
+      </w:r>
+    </w:p>
+    <w:p>
+      <w:pPr>
+        <w:spacing w:after="120"/>
+        <w:jc w:val="both"/>
+        <w:rPr>
+          <w:rFonts w:ascii="Times New Roman" w:hAnsi="Times New Roman" w:cs="Times New Roman"/>
+          <w:sz w:val="24"/>
+          <w:szCs w:val="24"/>
+        </w:rPr>
+      </w:pPr>
+      <w:r>
+        <w:rPr>
+          <w:rFonts w:ascii="Times New Roman" w:hAnsi="Times New Roman" w:cs="Times New Roman"/>
+          <w:sz w:val="24"/>
+          <w:szCs w:val="24"/>
+        </w:rPr>
+        <w:t>Душа моя нехай Господом хвалиться,* нехай покірні чують те й веселяться.</w:t>
+      </w:r>
+    </w:p>
+    <w:p>
+      <w:pPr>
+        <w:spacing w:after="120"/>
+        <w:jc w:val="both"/>
+        <w:rPr>
+          <w:rFonts w:ascii="Times New Roman" w:hAnsi="Times New Roman" w:cs="Times New Roman"/>
+          <w:sz w:val="24"/>
+          <w:szCs w:val="24"/>
+        </w:rPr>
+      </w:pPr>
+      <w:r>
+        <w:rPr>
+          <w:rFonts w:ascii="Times New Roman" w:hAnsi="Times New Roman" w:cs="Times New Roman"/>
+          <w:sz w:val="24"/>
+          <w:szCs w:val="24"/>
+        </w:rPr>
+        <w:t>Величайте Господа зо мною;* і вознесімо ім'я його разом.</w:t>
+      </w:r>
+    </w:p>
+    <w:p>
+      <w:pPr>
+        <w:spacing w:after="120"/>
+        <w:jc w:val="both"/>
+        <w:rPr>
+          <w:rFonts w:ascii="Times New Roman" w:hAnsi="Times New Roman" w:cs="Times New Roman"/>
+          <w:sz w:val="24"/>
+          <w:szCs w:val="24"/>
+        </w:rPr>
+      </w:pPr>
+      <w:r>
+        <w:rPr>
+          <w:rFonts w:ascii="Times New Roman" w:hAnsi="Times New Roman" w:cs="Times New Roman"/>
+          <w:sz w:val="24"/>
+          <w:szCs w:val="24"/>
+        </w:rPr>
+        <w:t>Я шукав Господа, і він почув мене;* і звільнив мене від усіх моїх скорбот.</w:t>
+      </w:r>
+    </w:p>
+    <w:p>
+      <w:pPr>
+        <w:spacing w:after="120"/>
+        <w:jc w:val="both"/>
+        <w:rPr>
+          <w:rFonts w:ascii="Times New Roman" w:hAnsi="Times New Roman" w:cs="Times New Roman"/>
+          <w:sz w:val="24"/>
+          <w:szCs w:val="24"/>
+        </w:rPr>
+      </w:pPr>
+      <w:r>
+        <w:rPr>
+          <w:rFonts w:ascii="Times New Roman" w:hAnsi="Times New Roman" w:cs="Times New Roman"/>
+          <w:sz w:val="24"/>
+          <w:szCs w:val="24"/>
+        </w:rPr>
+        <w:t>Гляньте на нього й розвеселіться,* обличчя ваше нехай не соромиться.</w:t>
+      </w:r>
+    </w:p>
+    <w:p>
+      <w:pPr>
+        <w:spacing w:after="120"/>
+        <w:jc w:val="both"/>
+        <w:rPr>
+          <w:rFonts w:ascii="Times New Roman" w:hAnsi="Times New Roman" w:cs="Times New Roman"/>
+          <w:sz w:val="24"/>
+          <w:szCs w:val="24"/>
+        </w:rPr>
+      </w:pPr>
+      <w:r>
+        <w:rPr>
+          <w:rFonts w:ascii="Times New Roman" w:hAnsi="Times New Roman" w:cs="Times New Roman"/>
+          <w:sz w:val="24"/>
+          <w:szCs w:val="24"/>
+        </w:rPr>
+        <w:t>Ось візвав бідолаха, і Господь почув,* і врятував його від усіх його напастей.</w:t>
+      </w:r>
+    </w:p>
+    <w:p>
+      <w:pPr>
+        <w:spacing w:after="120"/>
+        <w:jc w:val="both"/>
+        <w:rPr>
+          <w:rFonts w:ascii="Times New Roman" w:hAnsi="Times New Roman" w:cs="Times New Roman"/>
+          <w:sz w:val="24"/>
+          <w:szCs w:val="24"/>
+        </w:rPr>
+      </w:pPr>
+      <w:r>
+        <w:rPr>
+          <w:rFonts w:ascii="Times New Roman" w:hAnsi="Times New Roman" w:cs="Times New Roman"/>
+          <w:sz w:val="24"/>
+          <w:szCs w:val="24"/>
+        </w:rPr>
+        <w:t>Ангел Господній стоїть на варті навкруг тих, що його бояться,* і їх визволяє.</w:t>
+      </w:r>
+    </w:p>
+    <w:p>
+      <w:pPr>
+        <w:spacing w:after="120"/>
+        <w:jc w:val="both"/>
+        <w:rPr>
+          <w:rFonts w:ascii="Times New Roman" w:hAnsi="Times New Roman" w:cs="Times New Roman"/>
+          <w:sz w:val="24"/>
+          <w:szCs w:val="24"/>
+        </w:rPr>
+      </w:pPr>
+      <w:r>
+        <w:rPr>
+          <w:rFonts w:ascii="Times New Roman" w:hAnsi="Times New Roman" w:cs="Times New Roman"/>
+          <w:sz w:val="24"/>
+          <w:szCs w:val="24"/>
+        </w:rPr>
+        <w:t>Спробуйте й подивіться, який добрий Господь.* Блаженний, хто до нього прибігає.</w:t>
+      </w:r>
+    </w:p>
+    <w:p>
+      <w:pPr>
+        <w:spacing w:after="120"/>
+        <w:jc w:val="both"/>
+        <w:rPr>
+          <w:rFonts w:ascii="Times New Roman" w:hAnsi="Times New Roman" w:cs="Times New Roman"/>
+          <w:sz w:val="24"/>
+          <w:szCs w:val="24"/>
+        </w:rPr>
+      </w:pPr>
+      <w:r>
+        <w:rPr>
+          <w:rFonts w:ascii="Times New Roman" w:hAnsi="Times New Roman" w:cs="Times New Roman"/>
+          <w:sz w:val="24"/>
+          <w:szCs w:val="24"/>
+        </w:rPr>
+        <w:t>Бійтеся Господа, його святі,* бо нема нестачі в тих, що його бояться.</w:t>
+      </w:r>
+    </w:p>
+    <w:p>
+      <w:pPr>
+        <w:spacing w:after="120"/>
+        <w:jc w:val="both"/>
+        <w:rPr>
+          <w:rFonts w:ascii="Times New Roman" w:hAnsi="Times New Roman" w:cs="Times New Roman"/>
+          <w:sz w:val="24"/>
+          <w:szCs w:val="24"/>
+        </w:rPr>
+      </w:pPr>
+      <w:r>
+        <w:rPr>
+          <w:rFonts w:ascii="Times New Roman" w:hAnsi="Times New Roman" w:cs="Times New Roman"/>
+          <w:sz w:val="24"/>
+          <w:szCs w:val="24"/>
+        </w:rPr>
+        <w:t>Багаті збідніли й голодують,* а тим, що Господа шукають, ніякого блага не забракне.</w:t>
+      </w:r>
+    </w:p>
+    <w:p>
+      <w:pPr>
+        <w:spacing w:after="120"/>
+        <w:jc w:val="both"/>
+        <w:rPr>
+          <w:rFonts w:ascii="Times New Roman" w:hAnsi="Times New Roman" w:cs="Times New Roman"/>
+          <w:sz w:val="24"/>
+          <w:szCs w:val="24"/>
+        </w:rPr>
+      </w:pPr>
+    </w:p>
+    <w:p>
+      <w:pPr>
+        <w:spacing w:after="120"/>
+        <w:jc w:val="both"/>
+        <w:rPr>
+          <w:rFonts w:ascii="Times New Roman" w:hAnsi="Times New Roman" w:cs="Times New Roman"/>
+          <w:sz w:val="24"/>
+          <w:szCs w:val="24"/>
+        </w:rPr>
+      </w:pPr>
+      <w:r>
+        <w:rPr>
+          <w:rFonts w:ascii="Times New Roman" w:hAnsi="Times New Roman" w:cs="Times New Roman"/>
+          <w:i/>
+          <w:color w:val="FF0000"/>
+          <w:sz w:val="24"/>
+          <w:szCs w:val="24"/>
+        </w:rPr>
+        <w:t>Священик:</w:t>
+      </w:r>
+      <w:r>
+        <w:rPr>
+          <w:rFonts w:ascii="Times New Roman" w:hAnsi="Times New Roman" w:cs="Times New Roman"/>
+          <w:sz w:val="24"/>
+          <w:szCs w:val="24"/>
+        </w:rPr>
+        <w:t xml:space="preserve"> Благословення Господнє на вас, з його благодаттю і чоловіколюб'ям, завжди, нині і повсякчас, і на віки віків.</w:t>
       </w:r>
     </w:p>
     <w:p>
@@ -7572,253 +8918,316 @@
     <w:p>
       <w:pPr>
         <w:spacing w:after="120"/>
-      </w:pPr>
-      <w:r>
-        <w:rPr>
-          <w:rFonts w:ascii="Times New Roman" w:hAnsi="Times New Roman"/>
-          <w:sz w:val="24"/>
-        </w:rPr>
-        <w:t>Прему́дрість!</w:t>
-      </w:r>
-    </w:p>
-    <w:p>
-      <w:pPr>
-        <w:spacing w:after="120"/>
-      </w:pPr>
-      <w:r>
-        <w:rPr>
-          <w:rFonts w:ascii="Times New Roman" w:hAnsi="Times New Roman"/>
-          <w:i/>
-          <w:color w:val="FF0000"/>
-          <w:sz w:val="24"/>
+        <w:jc w:val="both"/>
+        <w:rPr>
+          <w:rFonts w:ascii="Times New Roman" w:hAnsi="Times New Roman" w:cs="Times New Roman"/>
+          <w:sz w:val="24"/>
+          <w:szCs w:val="24"/>
+        </w:rPr>
+      </w:pPr>
+      <w:r>
+        <w:rPr>
+          <w:rFonts w:ascii="Times New Roman" w:hAnsi="Times New Roman" w:cs="Times New Roman"/>
+          <w:sz w:val="24"/>
+          <w:szCs w:val="24"/>
+        </w:rPr>
+        <w:t>Премудрість.</w:t>
+      </w:r>
+    </w:p>
+    <w:p>
+      <w:pPr>
+        <w:spacing w:after="120"/>
+        <w:jc w:val="both"/>
+        <w:rPr>
+          <w:rFonts w:ascii="Times New Roman" w:hAnsi="Times New Roman" w:cs="Times New Roman"/>
+          <w:sz w:val="24"/>
+          <w:szCs w:val="24"/>
+        </w:rPr>
+      </w:pPr>
+      <w:r>
+        <w:rPr>
+          <w:rFonts w:ascii="Times New Roman" w:hAnsi="Times New Roman" w:cs="Times New Roman"/>
+          <w:i/>
+          <w:color w:val="FF0000"/>
+          <w:sz w:val="24"/>
+          <w:szCs w:val="24"/>
         </w:rPr>
         <w:t>Вірні:</w:t>
       </w:r>
       <w:r>
         <w:rPr>
-          <w:rFonts w:ascii="Times New Roman" w:hAnsi="Times New Roman"/>
-          <w:color w:val="FF0000"/>
-          <w:sz w:val="24"/>
+          <w:rFonts w:ascii="Times New Roman" w:hAnsi="Times New Roman" w:cs="Times New Roman"/>
+          <w:color w:val="FF0000"/>
+          <w:sz w:val="24"/>
+          <w:szCs w:val="24"/>
         </w:rPr>
         <w:t xml:space="preserve"> </w:t>
       </w:r>
       <w:r>
         <w:rPr>
-          <w:rFonts w:ascii="Times New Roman" w:hAnsi="Times New Roman"/>
-          <w:sz w:val="24"/>
-        </w:rPr>
-        <w:t>Благослови́.</w:t>
-      </w:r>
-    </w:p>
-    <w:p>
-      <w:pPr>
-        <w:spacing w:after="120"/>
-      </w:pPr>
-      <w:r>
-        <w:rPr>
-          <w:rFonts w:ascii="Times New Roman" w:hAnsi="Times New Roman"/>
-          <w:i/>
-          <w:color w:val="FF0000"/>
-          <w:sz w:val="24"/>
-        </w:rPr>
-        <w:t>Священник:</w:t>
-      </w:r>
-      <w:r>
-        <w:rPr>
-          <w:rFonts w:ascii="Times New Roman" w:hAnsi="Times New Roman"/>
-          <w:color w:val="FF0000"/>
-          <w:sz w:val="24"/>
+          <w:rFonts w:ascii="Times New Roman" w:hAnsi="Times New Roman" w:cs="Times New Roman"/>
+          <w:sz w:val="24"/>
+          <w:szCs w:val="24"/>
+        </w:rPr>
+        <w:t>Благослови.</w:t>
+      </w:r>
+    </w:p>
+    <w:p>
+      <w:pPr>
+        <w:spacing w:after="120"/>
+        <w:jc w:val="both"/>
+        <w:rPr>
+          <w:rFonts w:ascii="Times New Roman" w:hAnsi="Times New Roman" w:cs="Times New Roman"/>
+          <w:sz w:val="24"/>
+          <w:szCs w:val="24"/>
+        </w:rPr>
+      </w:pPr>
+      <w:r>
+        <w:rPr>
+          <w:rFonts w:ascii="Times New Roman" w:hAnsi="Times New Roman" w:cs="Times New Roman"/>
+          <w:i/>
+          <w:color w:val="FF0000"/>
+          <w:sz w:val="24"/>
+          <w:szCs w:val="24"/>
+        </w:rPr>
+        <w:t>Священик:</w:t>
+      </w:r>
+      <w:r>
+        <w:rPr>
+          <w:rFonts w:ascii="Times New Roman" w:hAnsi="Times New Roman" w:cs="Times New Roman"/>
+          <w:color w:val="FF0000"/>
+          <w:sz w:val="24"/>
+          <w:szCs w:val="24"/>
         </w:rPr>
         <w:t xml:space="preserve"> </w:t>
       </w:r>
       <w:r>
         <w:rPr>
-          <w:rFonts w:ascii="Times New Roman" w:hAnsi="Times New Roman"/>
-          <w:sz w:val="24"/>
-        </w:rPr>
-        <w:t>Благослове́нний Христо́с Бог наш, за́вжди, ни́ні, і повсякча́с, і на ві́ки вікі́в.</w:t>
-      </w:r>
-    </w:p>
-    <w:p>
-      <w:pPr>
-        <w:spacing w:after="120"/>
-      </w:pPr>
-      <w:r>
-        <w:rPr>
-          <w:rFonts w:ascii="Times New Roman" w:hAnsi="Times New Roman"/>
-          <w:i/>
-          <w:color w:val="FF0000"/>
-          <w:sz w:val="24"/>
+          <w:rFonts w:ascii="Times New Roman" w:hAnsi="Times New Roman" w:cs="Times New Roman"/>
+          <w:sz w:val="24"/>
+          <w:szCs w:val="24"/>
+        </w:rPr>
+        <w:t>Благословенний Христос, Бог наш, завжди, нині і повсякчас, і на віки віків.</w:t>
+      </w:r>
+    </w:p>
+    <w:p>
+      <w:pPr>
+        <w:spacing w:after="120"/>
+        <w:jc w:val="both"/>
+        <w:rPr>
+          <w:rFonts w:ascii="Times New Roman" w:hAnsi="Times New Roman" w:cs="Times New Roman"/>
+          <w:sz w:val="24"/>
+          <w:szCs w:val="24"/>
+        </w:rPr>
+      </w:pPr>
+      <w:r>
+        <w:rPr>
+          <w:rFonts w:ascii="Times New Roman" w:hAnsi="Times New Roman" w:cs="Times New Roman"/>
+          <w:i/>
+          <w:color w:val="FF0000"/>
+          <w:sz w:val="24"/>
+          <w:szCs w:val="24"/>
         </w:rPr>
         <w:t>Вірні:</w:t>
       </w:r>
       <w:r>
         <w:rPr>
-          <w:rFonts w:ascii="Times New Roman" w:hAnsi="Times New Roman"/>
-          <w:color w:val="FF0000"/>
-          <w:sz w:val="24"/>
+          <w:rFonts w:ascii="Times New Roman" w:hAnsi="Times New Roman" w:cs="Times New Roman"/>
+          <w:color w:val="FF0000"/>
+          <w:sz w:val="24"/>
+          <w:szCs w:val="24"/>
         </w:rPr>
         <w:t xml:space="preserve"> </w:t>
       </w:r>
       <w:r>
         <w:rPr>
-          <w:rFonts w:ascii="Times New Roman" w:hAnsi="Times New Roman"/>
-          <w:sz w:val="24"/>
-        </w:rPr>
-        <w:t>Амі́нь. Утверди́, Бо́же, святу́ правосла́вну ві́ру на ві́ки вікі́в.</w:t>
-      </w:r>
-    </w:p>
-    <w:p>
-      <w:pPr>
-        <w:spacing w:after="120"/>
-      </w:pPr>
-      <w:r>
-        <w:rPr>
-          <w:rFonts w:ascii="Times New Roman" w:hAnsi="Times New Roman"/>
-          <w:i/>
-          <w:color w:val="FF0000"/>
-          <w:sz w:val="24"/>
-        </w:rPr>
-        <w:t>Священник:</w:t>
-      </w:r>
-      <w:r>
-        <w:rPr>
-          <w:rFonts w:ascii="Times New Roman" w:hAnsi="Times New Roman"/>
-          <w:color w:val="FF0000"/>
-          <w:sz w:val="24"/>
+          <w:rFonts w:ascii="Times New Roman" w:hAnsi="Times New Roman" w:cs="Times New Roman"/>
+          <w:sz w:val="24"/>
+          <w:szCs w:val="24"/>
+        </w:rPr>
+        <w:t>Амінь. Утверди, Боже, святу православну віру на віки віків.</w:t>
+      </w:r>
+    </w:p>
+    <w:p>
+      <w:pPr>
+        <w:spacing w:after="120"/>
+        <w:jc w:val="both"/>
+        <w:rPr>
+          <w:rFonts w:ascii="Times New Roman" w:hAnsi="Times New Roman" w:cs="Times New Roman"/>
+          <w:sz w:val="24"/>
+          <w:szCs w:val="24"/>
+        </w:rPr>
+      </w:pPr>
+      <w:r>
+        <w:rPr>
+          <w:rFonts w:ascii="Times New Roman" w:hAnsi="Times New Roman" w:cs="Times New Roman"/>
+          <w:i/>
+          <w:color w:val="FF0000"/>
+          <w:sz w:val="24"/>
+          <w:szCs w:val="24"/>
+        </w:rPr>
+        <w:t>Священик:</w:t>
+      </w:r>
+      <w:r>
+        <w:rPr>
+          <w:rFonts w:ascii="Times New Roman" w:hAnsi="Times New Roman" w:cs="Times New Roman"/>
+          <w:color w:val="FF0000"/>
+          <w:sz w:val="24"/>
+          <w:szCs w:val="24"/>
         </w:rPr>
         <w:t xml:space="preserve"> </w:t>
       </w:r>
       <w:r>
         <w:rPr>
-          <w:rFonts w:ascii="Times New Roman" w:hAnsi="Times New Roman"/>
-          <w:sz w:val="24"/>
-        </w:rPr>
-        <w:t>Пресвята́ Богоро́дице, спаси́ нас.</w:t>
-      </w:r>
-    </w:p>
-    <w:p>
-      <w:pPr>
-        <w:spacing w:after="120"/>
-      </w:pPr>
-      <w:r>
-        <w:rPr>
-          <w:rFonts w:ascii="Times New Roman" w:hAnsi="Times New Roman"/>
-          <w:i/>
-          <w:color w:val="FF0000"/>
-          <w:sz w:val="24"/>
+          <w:rFonts w:ascii="Times New Roman" w:hAnsi="Times New Roman" w:cs="Times New Roman"/>
+          <w:sz w:val="24"/>
+          <w:szCs w:val="24"/>
+        </w:rPr>
+        <w:t>Пресвята Богородице, спаси нас.</w:t>
+      </w:r>
+    </w:p>
+    <w:p>
+      <w:pPr>
+        <w:spacing w:after="120"/>
+        <w:jc w:val="both"/>
+        <w:rPr>
+          <w:rFonts w:ascii="Times New Roman" w:hAnsi="Times New Roman" w:cs="Times New Roman"/>
+          <w:sz w:val="24"/>
+          <w:szCs w:val="24"/>
+        </w:rPr>
+      </w:pPr>
+      <w:r>
+        <w:rPr>
+          <w:rFonts w:ascii="Times New Roman" w:hAnsi="Times New Roman" w:cs="Times New Roman"/>
+          <w:i/>
+          <w:color w:val="FF0000"/>
+          <w:sz w:val="24"/>
+          <w:szCs w:val="24"/>
         </w:rPr>
         <w:t>Вірні:</w:t>
       </w:r>
       <w:r>
         <w:rPr>
-          <w:rFonts w:ascii="Times New Roman" w:hAnsi="Times New Roman"/>
-          <w:color w:val="FF0000"/>
-          <w:sz w:val="24"/>
+          <w:rFonts w:ascii="Times New Roman" w:hAnsi="Times New Roman" w:cs="Times New Roman"/>
+          <w:sz w:val="24"/>
+          <w:szCs w:val="24"/>
+        </w:rPr>
+        <w:t xml:space="preserve"> Чеснішу від херувимів і незрівнянно славнішу від серафимів, що без зотління Бога Слово породила, сущу Богородицю, тебе величаємо.</w:t>
+      </w:r>
+    </w:p>
+    <w:p>
+      <w:pPr>
+        <w:spacing w:after="120"/>
+        <w:jc w:val="both"/>
+        <w:rPr>
+          <w:rFonts w:ascii="Times New Roman" w:hAnsi="Times New Roman" w:cs="Times New Roman"/>
+          <w:sz w:val="24"/>
+          <w:szCs w:val="24"/>
+        </w:rPr>
+      </w:pPr>
+      <w:r>
+        <w:rPr>
+          <w:rFonts w:ascii="Times New Roman" w:hAnsi="Times New Roman" w:cs="Times New Roman"/>
+          <w:i/>
+          <w:color w:val="FF0000"/>
+          <w:sz w:val="24"/>
+          <w:szCs w:val="24"/>
+        </w:rPr>
+        <w:t>Священик:</w:t>
+      </w:r>
+      <w:r>
+        <w:rPr>
+          <w:rFonts w:ascii="Times New Roman" w:hAnsi="Times New Roman" w:cs="Times New Roman"/>
+          <w:color w:val="FF0000"/>
+          <w:sz w:val="24"/>
+          <w:szCs w:val="24"/>
         </w:rPr>
         <w:t xml:space="preserve"> </w:t>
       </w:r>
       <w:r>
         <w:rPr>
-          <w:rFonts w:ascii="Times New Roman" w:hAnsi="Times New Roman"/>
-          <w:sz w:val="24"/>
-        </w:rPr>
-        <w:t>Чесні́шу від херуви́мів* і незрівня́нно славні́шу від серафи́мів,* що без зотлі́ння Бо́га Сло́во породи́ла,* су́щу Богоро́дицю, тебе́ велича́ємо.</w:t>
-      </w:r>
-    </w:p>
-    <w:p>
-      <w:pPr>
-        <w:spacing w:after="120"/>
-      </w:pPr>
-      <w:r>
-        <w:rPr>
-          <w:rFonts w:ascii="Times New Roman" w:hAnsi="Times New Roman"/>
-          <w:i/>
-          <w:color w:val="FF0000"/>
-          <w:sz w:val="24"/>
-        </w:rPr>
-        <w:t>Священник:</w:t>
-      </w:r>
-      <w:r>
-        <w:rPr>
-          <w:rFonts w:ascii="Times New Roman" w:hAnsi="Times New Roman"/>
-          <w:color w:val="FF0000"/>
-          <w:sz w:val="24"/>
-        </w:rPr>
-        <w:t xml:space="preserve"> </w:t>
-      </w:r>
-      <w:r>
-        <w:rPr>
-          <w:rFonts w:ascii="Times New Roman" w:hAnsi="Times New Roman"/>
-          <w:sz w:val="24"/>
-        </w:rPr>
-        <w:t>Сла́ва Тобі́, Хри́сте Бо́же, упова́ння на́ше, сла́ва Тобі́!</w:t>
-      </w:r>
-    </w:p>
-    <w:p>
-      <w:pPr>
-        <w:spacing w:after="120"/>
-      </w:pPr>
-      <w:r>
-        <w:rPr>
-          <w:rFonts w:ascii="Times New Roman" w:hAnsi="Times New Roman"/>
-          <w:i/>
-          <w:color w:val="FF0000"/>
-          <w:sz w:val="24"/>
+          <w:rFonts w:ascii="Times New Roman" w:hAnsi="Times New Roman" w:cs="Times New Roman"/>
+          <w:sz w:val="24"/>
+          <w:szCs w:val="24"/>
+        </w:rPr>
+        <w:t>Слава тобі, Христе Боже, надіє наша, слава тобі!</w:t>
+      </w:r>
+    </w:p>
+    <w:p>
+      <w:pPr>
+        <w:spacing w:after="120"/>
+        <w:jc w:val="both"/>
+        <w:rPr>
+          <w:rFonts w:ascii="Times New Roman" w:hAnsi="Times New Roman" w:cs="Times New Roman"/>
+          <w:sz w:val="24"/>
+          <w:szCs w:val="24"/>
+        </w:rPr>
+      </w:pPr>
+      <w:r>
+        <w:rPr>
+          <w:rFonts w:ascii="Times New Roman" w:hAnsi="Times New Roman" w:cs="Times New Roman"/>
+          <w:i/>
+          <w:color w:val="FF0000"/>
+          <w:sz w:val="24"/>
+          <w:szCs w:val="24"/>
         </w:rPr>
         <w:t>Вірні:</w:t>
       </w:r>
       <w:r>
         <w:rPr>
-          <w:rFonts w:ascii="Times New Roman" w:hAnsi="Times New Roman"/>
-          <w:color w:val="FF0000"/>
-          <w:sz w:val="24"/>
-        </w:rPr>
-        <w:t xml:space="preserve"> </w:t>
-      </w:r>
-      <w:r>
-        <w:rPr>
-          <w:rFonts w:ascii="Times New Roman" w:hAnsi="Times New Roman"/>
-          <w:sz w:val="24"/>
-        </w:rPr>
-        <w:t xml:space="preserve">Сла́ва Отцю́, і Си́ну, і Свято́му Ду́хові, і ни́ні, і повсякча́с, і на ві́ки вікі́в. Амі́нь. Го́споди, поми́луй. </w:t>
-      </w:r>
-      <w:r>
-        <w:rPr>
-          <w:rFonts w:ascii="Times New Roman" w:hAnsi="Times New Roman"/>
-          <w:i/>
-          <w:color w:val="FF0000"/>
-          <w:sz w:val="24"/>
-        </w:rPr>
-        <w:t>(3 р.)</w:t>
-      </w:r>
-      <w:r>
-        <w:rPr>
-          <w:rFonts w:ascii="Times New Roman" w:hAnsi="Times New Roman"/>
-          <w:sz w:val="24"/>
-        </w:rPr>
-        <w:t xml:space="preserve"> Благослови́.</w:t>
-      </w:r>
-    </w:p>
-    <w:p>
-      <w:pPr>
-        <w:spacing w:after="120"/>
-        <w:jc w:val="both"/>
-        <w:rPr>
-          <w:rFonts w:ascii="Times New Roman" w:hAnsi="Times New Roman" w:cs="Times New Roman"/>
-          <w:sz w:val="24"/>
-          <w:szCs w:val="24"/>
-        </w:rPr>
-      </w:pPr>
-      <w:r>
-        <w:rPr>
-          <w:rFonts w:ascii="Times New Roman" w:hAnsi="Times New Roman" w:cs="Times New Roman"/>
-          <w:i/>
-          <w:color w:val="FF0000"/>
-          <w:sz w:val="24"/>
-          <w:szCs w:val="24"/>
-        </w:rPr>
-        <w:t>Священник:</w:t>
+          <w:rFonts w:ascii="Times New Roman" w:hAnsi="Times New Roman" w:cs="Times New Roman"/>
+          <w:sz w:val="24"/>
+          <w:szCs w:val="24"/>
+        </w:rPr>
+        <w:t xml:space="preserve"> Слава Отцю і Сину, і Святому Духові, і нині і повсякчас, і на віки віків. Амінь. Господи, помилуй </w:t>
+      </w:r>
+      <w:r>
+        <w:rPr>
+          <w:rFonts w:ascii="Times New Roman" w:hAnsi="Times New Roman" w:cs="Times New Roman"/>
+          <w:i/>
+          <w:color w:val="FF0000"/>
+          <w:sz w:val="24"/>
+          <w:szCs w:val="24"/>
+        </w:rPr>
+        <w:t>(3 р.)</w:t>
+      </w:r>
+      <w:r>
+        <w:rPr>
+          <w:rFonts w:ascii="Times New Roman" w:hAnsi="Times New Roman" w:cs="Times New Roman"/>
+          <w:i/>
+          <w:sz w:val="24"/>
+          <w:szCs w:val="24"/>
+        </w:rPr>
+        <w:t>.</w:t>
+      </w:r>
+      <w:r>
+        <w:rPr>
+          <w:rFonts w:ascii="Times New Roman" w:hAnsi="Times New Roman" w:cs="Times New Roman"/>
+          <w:sz w:val="24"/>
+          <w:szCs w:val="24"/>
+        </w:rPr>
+        <w:t xml:space="preserve"> Благослови.</w:t>
+      </w:r>
+    </w:p>
+    <w:p>
+      <w:pPr>
+        <w:spacing w:after="120"/>
+        <w:jc w:val="both"/>
+        <w:rPr>
+          <w:rFonts w:ascii="Times New Roman" w:hAnsi="Times New Roman" w:cs="Times New Roman"/>
+          <w:sz w:val="24"/>
+          <w:szCs w:val="24"/>
+        </w:rPr>
+      </w:pPr>
+      <w:r>
+        <w:rPr>
+          <w:rFonts w:ascii="Times New Roman" w:hAnsi="Times New Roman" w:cs="Times New Roman"/>
+          <w:i/>
+          <w:color w:val="FF0000"/>
+          <w:sz w:val="24"/>
+          <w:szCs w:val="24"/>
+        </w:rPr>
+        <w:t>Священик:</w:t>
       </w:r>
       <w:r>
         <w:rPr>
@@ -7844,7 +9253,7 @@
           <w:sz w:val="24"/>
           <w:szCs w:val="24"/>
         </w:rPr>
-        <w:t>, і всіх святих, помилує і спасе нас, як благий і Людинолюбець.</w:t>
+        <w:t>, і всіх святих, помилує і спасе нас, як благий і чоловіколюбець.</w:t>
       </w:r>
     </w:p>
     <w:p>
@@ -8025,7 +9434,7 @@
           <w:sz w:val="24"/>
           <w:szCs w:val="24"/>
         </w:rPr>
-        <w:t>Священник:</w:t>
+        <w:t>Священик:</w:t>
       </w:r>
       <w:r>
         <w:rPr>
@@ -8100,7 +9509,7 @@
           <w:sz w:val="24"/>
           <w:szCs w:val="24"/>
         </w:rPr>
-        <w:t>(3 р.)</w:t>
+        <w:t>(3 р.)</w:t>
       </w:r>
     </w:p>
     <w:p>
@@ -8130,7 +9539,7 @@
           <w:sz w:val="24"/>
           <w:szCs w:val="24"/>
         </w:rPr>
-        <w:t>(2 р.)</w:t>
+        <w:t>(2 р.)</w:t>
       </w:r>
     </w:p>
     <w:p>
@@ -10316,7 +11725,7 @@
           <w:sz w:val="24"/>
           <w:szCs w:val="24"/>
         </w:rPr>
-        <w:t>(3 р.)</w:t>
+        <w:t>(3 р.)</w:t>
       </w:r>
     </w:p>
     <w:p>
@@ -10383,429 +11792,330 @@
       <w:pPr>
         <w:spacing w:after="120"/>
         <w:jc w:val="both"/>
-      </w:pPr>
-      <w:r>
-        <w:rPr>
-          <w:rFonts w:ascii="Times New Roman" w:hAnsi="Times New Roman"/>
-          <w:color w:val="FF0000"/>
-          <w:sz w:val="24"/>
-        </w:rPr>
-        <w:t xml:space="preserve">1. </w:t>
-      </w:r>
-      <w:r>
-        <w:rPr>
-          <w:rFonts w:ascii="Times New Roman" w:hAnsi="Times New Roman"/>
-          <w:sz w:val="24"/>
-        </w:rPr>
-        <w:t xml:space="preserve">Благодаримо </w:t>
-      </w:r>
-      <w:r>
-        <w:rPr>
-          <w:rFonts w:ascii="Times New Roman" w:hAnsi="Times New Roman"/>
-          <w:color w:val="000000"/>
-          <w:sz w:val="24"/>
-        </w:rPr>
-        <w:t>Т</w:t>
-      </w:r>
-      <w:r>
-        <w:rPr>
-          <w:rFonts w:ascii="Times New Roman" w:hAnsi="Times New Roman"/>
-          <w:sz w:val="24"/>
-        </w:rPr>
-        <w:t>е</w:t>
-      </w:r>
-      <w:r>
-        <w:rPr>
-          <w:rFonts w:ascii="Times New Roman" w:hAnsi="Times New Roman"/>
-          <w:color w:val="000000"/>
-          <w:sz w:val="24"/>
-        </w:rPr>
-        <w:t>б</w:t>
-      </w:r>
-      <w:r>
-        <w:rPr>
-          <w:rFonts w:ascii="Times New Roman" w:hAnsi="Times New Roman"/>
-          <w:sz w:val="24"/>
-        </w:rPr>
-        <w:t>е</w:t>
-      </w:r>
-      <w:r>
-        <w:rPr>
-          <w:rFonts w:ascii="Times New Roman" w:hAnsi="Times New Roman"/>
-          <w:color w:val="000000"/>
-          <w:sz w:val="24"/>
-        </w:rPr>
-        <w:t>, Господи, Боже наш, що підняв нас із постелі нашої і вклав в уста наші слово хвали, щоб поклонятися і призивати ім'я Твоє святе. Ми умоляємо Твоє милосердя, яке Ти завжди виявляв у нашому житті. Пошли поміч свою людям, що стоять перед лицем святої слави Твоєї і дожидають від Тебе багатої милости; і дай нам, що зо страхом і любов'ю завжди Тобі служимо, хвалити несказанну Твою доброту. Бо Тобі належить усяка слава, честь і поклоніння: Отцю, і Сину, і Святому Духові, нині і повсякчас, і на віки віків. Амінь.</w:t>
-      </w:r>
-    </w:p>
-    <w:p>
-      <w:pPr>
-        <w:spacing w:after="120"/>
-        <w:jc w:val="both"/>
-      </w:pPr>
-      <w:r>
-        <w:rPr>
-          <w:rFonts w:ascii="Times New Roman" w:hAnsi="Times New Roman"/>
-          <w:color w:val="FF0000"/>
-          <w:sz w:val="24"/>
-        </w:rPr>
-        <w:t xml:space="preserve">2. </w:t>
-      </w:r>
-      <w:r>
-        <w:rPr>
-          <w:rFonts w:ascii="Times New Roman" w:hAnsi="Times New Roman"/>
-          <w:color w:val="000000"/>
-          <w:sz w:val="24"/>
-        </w:rPr>
-        <w:t>Від ночі лине дух наш до Тебе, Боже, бо світлом є повеління Твої на землі. Навчи нас у страсі Твоєму виконувати правду й добро, бо Тебе славимо як правдивого Бога нашого. Прихили вухо своє і вислухай нас, і пом'яни, Господи, тих, що є та що моляться з нами, всіх по імені, і спаси їх силою Твоєю. Благослови людей Твоїх і освяти спадкоємство Твоє: мир світові Твоєму даруй, церквам Твоїм, Священникам, владі, і всім людям. Хай благословиться і прославляється всечесне і величне ім'я Твоє, Отця, і Сина, і Святого Духа, нині і повсякчас, і на віки віків. Амінь.</w:t>
-      </w:r>
-    </w:p>
-    <w:p>
-      <w:pPr>
-        <w:spacing w:after="120"/>
-        <w:jc w:val="both"/>
-      </w:pPr>
-      <w:r>
-        <w:rPr>
-          <w:rFonts w:ascii="Times New Roman" w:hAnsi="Times New Roman"/>
-          <w:color w:val="FF0000"/>
-          <w:sz w:val="24"/>
+        <w:rPr>
+          <w:rFonts w:ascii="Times New Roman" w:hAnsi="Times New Roman" w:cs="Times New Roman"/>
+          <w:color w:val="000000"/>
+          <w:sz w:val="24"/>
+          <w:szCs w:val="24"/>
+        </w:rPr>
+      </w:pPr>
+      <w:r>
+        <w:rPr>
+          <w:rFonts w:ascii="Times New Roman" w:hAnsi="Times New Roman" w:cs="Times New Roman"/>
+          <w:color w:val="FF0000"/>
+          <w:sz w:val="24"/>
+          <w:szCs w:val="24"/>
+        </w:rPr>
+        <w:t>1. </w:t>
+      </w:r>
+      <w:r>
+        <w:rPr>
+          <w:rFonts w:ascii="Times New Roman" w:hAnsi="Times New Roman" w:cs="Times New Roman"/>
+          <w:color w:val="000000"/>
+          <w:sz w:val="24"/>
+          <w:szCs w:val="24"/>
+        </w:rPr>
+        <w:t>Дякуємо тобі, Господи, Боже наш, що підняв нас із постелі нашої і вклав в уста наші слово хвали, щоб поклонятися і призивати ім'я твоє святе. Ми умоляємо твоє милосердя, яке ти завжди виявляв у нашому житті. Пошли поміч свою людям, що стоять перед лицем святої слави твоєї і дожидають від тебе багатої милости; і дай нам, що зо страхом і любов'ю завжди тобі служимо, хвалити несказанну твою доброту. Бо тобі належить усяка слава, честь і поклоніння: Отцю, і Сину, і Святому Духові, нині і повсякчас, і на віки віків. Амінь.</w:t>
+      </w:r>
+    </w:p>
+    <w:p>
+      <w:pPr>
+        <w:spacing w:after="120"/>
+        <w:jc w:val="both"/>
+        <w:rPr>
+          <w:rFonts w:ascii="Times New Roman" w:hAnsi="Times New Roman" w:cs="Times New Roman"/>
+          <w:color w:val="000000"/>
+          <w:sz w:val="24"/>
+          <w:szCs w:val="24"/>
+        </w:rPr>
+      </w:pPr>
+      <w:r>
+        <w:rPr>
+          <w:rFonts w:ascii="Times New Roman" w:hAnsi="Times New Roman" w:cs="Times New Roman"/>
+          <w:color w:val="FF0000"/>
+          <w:sz w:val="24"/>
+          <w:szCs w:val="24"/>
+        </w:rPr>
+        <w:t>2. </w:t>
+      </w:r>
+      <w:r>
+        <w:rPr>
+          <w:rFonts w:ascii="Times New Roman" w:hAnsi="Times New Roman" w:cs="Times New Roman"/>
+          <w:color w:val="000000"/>
+          <w:sz w:val="24"/>
+          <w:szCs w:val="24"/>
+        </w:rPr>
+        <w:t>Від ночі лине дух наш до тебе, Боже, бо світлом є повеління твої на землі. Навчи нас у страсі твоєму виконувати правду й добро, бо тебе славимо як правдивого Бога нашого. Прихили вухо своє і вислухай нас, і пом'яни, Господи, тих, що є та що моляться з нами, всіх по імені, і спаси їх силою твоєю. Благослови людей твоїх і освяти спадкоємство твоє: мир світові твоєму даруй, церквам твоїм, священикам, владі, і всім людям. Хай благословиться і прославляється всечесне і величне ім'я твоє, Отця, і Сина, і Святого Духа, нині і повсякчас, і на віки віків. Амінь.</w:t>
+      </w:r>
+    </w:p>
+    <w:p>
+      <w:pPr>
+        <w:spacing w:after="120"/>
+        <w:jc w:val="both"/>
+        <w:rPr>
+          <w:rFonts w:ascii="Times New Roman" w:hAnsi="Times New Roman" w:cs="Times New Roman"/>
+          <w:color w:val="000000"/>
+          <w:sz w:val="24"/>
+          <w:szCs w:val="24"/>
+        </w:rPr>
+      </w:pPr>
+      <w:r>
+        <w:rPr>
+          <w:rFonts w:ascii="Times New Roman" w:hAnsi="Times New Roman" w:cs="Times New Roman"/>
+          <w:color w:val="FF0000"/>
+          <w:sz w:val="24"/>
+          <w:szCs w:val="24"/>
         </w:rPr>
         <w:t>3.</w:t>
       </w:r>
       <w:r>
         <w:rPr>
-          <w:rFonts w:ascii="Times New Roman" w:hAnsi="Times New Roman"/>
-          <w:color w:val="000000"/>
-          <w:sz w:val="24"/>
-        </w:rPr>
-        <w:t xml:space="preserve"> Від ночі лине дух наш до Тебе, Боже, бо світлом є повеління Твої. Навчи нас, Боже, правди Твоєї, заповідей Твоїх і виправдань Твоїх. Просвіти наші духовні очі, щоб ми не заснули в гріхах на смерть. Віджени всяку мряку від сердець наших, даруй нам сонце правди і охорони життя наше знаменням і печаттю Святого Твого Духа. Направ стопи наші на шлях мирний, дай нам бачити ранішній день у радості, щоб ми Тобі засилали ранішні молитви, бо Твоє є володіння і Твоє є царство і сила, і слава Отця, і Сина, і Святого Духа, нині і повсякчас, і на віки віків. Амінь.</w:t>
-      </w:r>
-    </w:p>
-    <w:p>
-      <w:pPr>
-        <w:spacing w:after="120"/>
-        <w:jc w:val="both"/>
-      </w:pPr>
-      <w:r>
-        <w:rPr>
-          <w:rFonts w:ascii="Times New Roman" w:hAnsi="Times New Roman"/>
-          <w:color w:val="FF0000"/>
-          <w:sz w:val="24"/>
+          <w:rFonts w:ascii="Times New Roman" w:hAnsi="Times New Roman" w:cs="Times New Roman"/>
+          <w:color w:val="000000"/>
+          <w:sz w:val="24"/>
+          <w:szCs w:val="24"/>
+        </w:rPr>
+        <w:t> Від ночі лине дух наш до тебе, Боже, бо світлом є повеління твої. Навчи нас, Боже, правди твоєї, заповідей твоїх і виправдань твоїх. Просвіти наші духовні очі, щоб ми не заснули в гріхах на смерть. Віджени всяку мряку від сердець наших, даруй нам сонце правди і охорони життя наше знаменням і печаттю Святого твого Духа. Направ стопи наші на шлях мирний, дай нам бачити ранішній день у радості, щоб ми тобі засилали ранішні молитви, бо твоє є володіння і твоє є царство і сила, і слава Отця, і Сина, і Святого Духа, нині і повсякчас, і на віки віків. Амінь.</w:t>
+      </w:r>
+    </w:p>
+    <w:p>
+      <w:pPr>
+        <w:spacing w:after="120"/>
+        <w:jc w:val="both"/>
+        <w:rPr>
+          <w:rFonts w:ascii="Times New Roman" w:hAnsi="Times New Roman" w:cs="Times New Roman"/>
+          <w:color w:val="000000"/>
+          <w:sz w:val="24"/>
+          <w:szCs w:val="24"/>
+        </w:rPr>
+      </w:pPr>
+      <w:r>
+        <w:rPr>
+          <w:rFonts w:ascii="Times New Roman" w:hAnsi="Times New Roman" w:cs="Times New Roman"/>
+          <w:color w:val="FF0000"/>
+          <w:sz w:val="24"/>
+          <w:szCs w:val="24"/>
         </w:rPr>
         <w:t>4.</w:t>
       </w:r>
       <w:r>
         <w:rPr>
-          <w:rFonts w:ascii="Times New Roman" w:hAnsi="Times New Roman"/>
-          <w:color w:val="000000"/>
-          <w:sz w:val="24"/>
-        </w:rPr>
-        <w:t xml:space="preserve"> Владико, Боже святий і неосяжний, що казав із темряви світлові засіяти, що заспокоїв нас у нічному сні й підвів до величання і моління Твоєї доброти! Ти, що даєш себе умолити задля свого милосердя, прийми і нині нас, що поклоняємося Тобі й по силі </w:t>
-      </w:r>
-      <w:r>
-        <w:rPr>
-          <w:rFonts w:ascii="Times New Roman" w:hAnsi="Times New Roman"/>
-          <w:sz w:val="24"/>
-        </w:rPr>
-        <w:t xml:space="preserve">благодаримо </w:t>
-      </w:r>
-      <w:r>
-        <w:rPr>
-          <w:rFonts w:ascii="Times New Roman" w:hAnsi="Times New Roman"/>
-          <w:color w:val="000000"/>
-          <w:sz w:val="24"/>
-        </w:rPr>
-        <w:t>Т</w:t>
-      </w:r>
-      <w:r>
-        <w:rPr>
-          <w:rFonts w:ascii="Times New Roman" w:hAnsi="Times New Roman"/>
-          <w:sz w:val="24"/>
-        </w:rPr>
-        <w:t>ебе</w:t>
-      </w:r>
-      <w:r>
-        <w:rPr>
-          <w:rFonts w:ascii="Times New Roman" w:hAnsi="Times New Roman"/>
-          <w:color w:val="000000"/>
-          <w:sz w:val="24"/>
-        </w:rPr>
-        <w:t xml:space="preserve">; і даруй нам те, чого просимо задля спасіння. Вчини нас синами світла і дня та спадкоємцями вічних Твоїх </w:t>
-      </w:r>
-      <w:r>
-        <w:rPr>
-          <w:rFonts w:ascii="Times New Roman" w:hAnsi="Times New Roman"/>
-          <w:sz w:val="24"/>
-        </w:rPr>
-        <w:t>благ</w:t>
-      </w:r>
-      <w:r>
-        <w:rPr>
-          <w:rFonts w:ascii="Times New Roman" w:hAnsi="Times New Roman"/>
-          <w:color w:val="000000"/>
-          <w:sz w:val="24"/>
-        </w:rPr>
-        <w:t>. Пом'яни, Господи, за багатством ласк Твоїх усіх людей, що є і моляться з нами, і всю братію нашу на землі й на морі, і на всякому місці володіння Твого, що потребують Твоєї любови й помочі. Усім вияви велику Твою милість, щоб спасенні, як душею так і тілом, завжди перебували й відважно славили чудне й благословенне ім'я Твоє, бо Ти Бог милости і ласк, і любови, і Тобі славу возсилаємо: Отцю, і Сину, і Святому Духові, нині і повсякчас, і на віки віків. Амінь.</w:t>
-      </w:r>
-    </w:p>
-    <w:p>
-      <w:pPr>
-        <w:spacing w:after="120"/>
-        <w:jc w:val="both"/>
-      </w:pPr>
-      <w:r>
-        <w:rPr>
-          <w:rFonts w:ascii="Times New Roman" w:hAnsi="Times New Roman"/>
-          <w:color w:val="FF0000"/>
-          <w:sz w:val="24"/>
+          <w:rFonts w:ascii="Times New Roman" w:hAnsi="Times New Roman" w:cs="Times New Roman"/>
+          <w:color w:val="000000"/>
+          <w:sz w:val="24"/>
+          <w:szCs w:val="24"/>
+        </w:rPr>
+        <w:t> Владико, Боже святий і неосяжний, що казав із темряви світлові засіяти, що заспокоїв нас у нічному сні й підвів до величання і моління твоєї доброти! Ти, що даєш себе умолити задля свого милосердя, прийми і нині нас, що поклоняємося тобі й по силі дякуємо тобі; і даруй нам те, чого просимо задля спасіння. Вчини нас синами світла і дня та спадкоємцями вічних твоїх дібр. Пом'яни, Господи, за багатством ласк твоїх усіх людей, що є і моляться з нами, і всю братію нашу на землі й на морі, і на всякому місці володіння твого, що потребують твоєї любови й помочі. Усім вияви велику твою милість, щоб спасенні, як душею так і тілом, завжди перебували й відважно славили чудне й благословенне ім'я твоє, бо ти Бог милости і ласк, і любови, і тобі славу віддаємо: Отцю, і Сину, і Святому Духові, нині і повсякчас, і на віки віків. Амінь.</w:t>
+      </w:r>
+    </w:p>
+    <w:p>
+      <w:pPr>
+        <w:spacing w:after="120"/>
+        <w:jc w:val="both"/>
+        <w:rPr>
+          <w:rFonts w:ascii="Times New Roman" w:hAnsi="Times New Roman" w:cs="Times New Roman"/>
+          <w:color w:val="000000"/>
+          <w:sz w:val="24"/>
+          <w:szCs w:val="24"/>
+        </w:rPr>
+      </w:pPr>
+      <w:r>
+        <w:rPr>
+          <w:rFonts w:ascii="Times New Roman" w:hAnsi="Times New Roman" w:cs="Times New Roman"/>
+          <w:color w:val="FF0000"/>
+          <w:sz w:val="24"/>
+          <w:szCs w:val="24"/>
         </w:rPr>
         <w:t>5.</w:t>
       </w:r>
       <w:r>
         <w:rPr>
-          <w:rFonts w:ascii="Times New Roman" w:hAnsi="Times New Roman"/>
-          <w:color w:val="000000"/>
-          <w:sz w:val="24"/>
-        </w:rPr>
-        <w:t xml:space="preserve"> Скарб</w:t>
-      </w:r>
-      <w:r>
-        <w:rPr>
-          <w:rFonts w:ascii="Times New Roman" w:hAnsi="Times New Roman"/>
-          <w:sz w:val="24"/>
-        </w:rPr>
-        <w:t>нице</w:t>
-      </w:r>
-      <w:r>
-        <w:rPr>
-          <w:rFonts w:ascii="Times New Roman" w:hAnsi="Times New Roman"/>
-          <w:color w:val="000000"/>
-          <w:sz w:val="24"/>
-        </w:rPr>
-        <w:t xml:space="preserve"> </w:t>
-      </w:r>
-      <w:r>
-        <w:rPr>
-          <w:rFonts w:ascii="Times New Roman" w:hAnsi="Times New Roman"/>
-          <w:sz w:val="24"/>
-        </w:rPr>
-        <w:t>благ</w:t>
-      </w:r>
-      <w:r>
-        <w:rPr>
-          <w:rFonts w:ascii="Times New Roman" w:hAnsi="Times New Roman"/>
-          <w:color w:val="000000"/>
-          <w:sz w:val="24"/>
-        </w:rPr>
-        <w:t>, джерело невисихаюче, Отче святий, чудотворче всесильний і вседержителю! Усі Тобі поклоняємося і Тобі молимося та Твої милості і Твої ласки призиваємо на поміч і на заступництво нашій смиренності. Пом'яни, Господи, слуг Твоїх, прийми від усіх нас ранішні моління, як кадило перед Тобою; ні одного з нас не вчини нездатним, але всіх нас зберігай ласками Твоїми. Пом'яни, Господи, тих, що чувають і співають на славу Твою і єдинородного Твого Сина і Бога нашого, і Святого Твого Духа. Будь їм помічником і заступником; прийми їх молитви на наднебесний і духовний Твій жертовник, бо Ти Бог наш, і Тобі славу возсилаємо: Отцю, і Сину, і Святому Духові, нині і повсякчас, і на віки віків. Амінь.</w:t>
-      </w:r>
-    </w:p>
-    <w:p>
-      <w:pPr>
-        <w:spacing w:after="120"/>
-        <w:jc w:val="both"/>
-      </w:pPr>
-      <w:r>
-        <w:rPr>
-          <w:rFonts w:ascii="Times New Roman" w:hAnsi="Times New Roman"/>
-          <w:color w:val="FF0000"/>
-          <w:sz w:val="24"/>
-        </w:rPr>
-        <w:t xml:space="preserve">6. </w:t>
-      </w:r>
-      <w:r>
-        <w:rPr>
-          <w:rFonts w:ascii="Times New Roman" w:hAnsi="Times New Roman"/>
-          <w:sz w:val="24"/>
-        </w:rPr>
-        <w:t>Благодаримо</w:t>
-      </w:r>
-      <w:r>
-        <w:rPr>
-          <w:rFonts w:ascii="Times New Roman" w:hAnsi="Times New Roman"/>
-          <w:color w:val="000000"/>
-          <w:sz w:val="24"/>
-        </w:rPr>
-        <w:t xml:space="preserve"> Т</w:t>
-      </w:r>
-      <w:r>
-        <w:rPr>
-          <w:rFonts w:ascii="Times New Roman" w:hAnsi="Times New Roman"/>
-          <w:sz w:val="24"/>
-        </w:rPr>
-        <w:t>е</w:t>
-      </w:r>
-      <w:r>
-        <w:rPr>
-          <w:rFonts w:ascii="Times New Roman" w:hAnsi="Times New Roman"/>
-          <w:color w:val="000000"/>
-          <w:sz w:val="24"/>
-        </w:rPr>
-        <w:t>б</w:t>
-      </w:r>
-      <w:r>
-        <w:rPr>
-          <w:rFonts w:ascii="Times New Roman" w:hAnsi="Times New Roman"/>
-          <w:sz w:val="24"/>
-        </w:rPr>
-        <w:t>е</w:t>
-      </w:r>
-      <w:r>
-        <w:rPr>
-          <w:rFonts w:ascii="Times New Roman" w:hAnsi="Times New Roman"/>
-          <w:color w:val="000000"/>
-          <w:sz w:val="24"/>
-        </w:rPr>
-        <w:t>, Господи, Боже спасіння нашого, бо Ти все робиш для добра життя нашого, щоб ми завжди на Тебе споглядали, Спасителю й Доброчинцю душ наших. Бо Ти дав спокій нам у час минулої ночі й підвів нас, щоб ми поклонялися величному імені Твоєму. Тому молимо Тебе, Господи: Дай нам ласку й силу, щоб ми стали гідними співати Тобі розумно й молитися безупинно та в страсі і тремтінні над нашим спасінням працювали, при заступництві Христа Твого. Пом'яни, Господи, і тих, що вночі до Тебе кличуть. Вислухай їх і помилуй, і круши під ноги їх невидимих і войовничих ворогів. Бо Ти Цар миру і Спас душ наших, і Тобі славу возсилаємо: Отцю і Сину, і Святому Духові, нині і повсякчас, і на віки віків. Амінь.</w:t>
-      </w:r>
-    </w:p>
-    <w:p>
-      <w:pPr>
-        <w:spacing w:after="120"/>
-        <w:jc w:val="both"/>
-      </w:pPr>
-      <w:r>
-        <w:rPr>
-          <w:rFonts w:ascii="Times New Roman" w:hAnsi="Times New Roman"/>
-          <w:color w:val="FF0000"/>
-          <w:sz w:val="24"/>
+          <w:rFonts w:ascii="Times New Roman" w:hAnsi="Times New Roman" w:cs="Times New Roman"/>
+          <w:color w:val="000000"/>
+          <w:sz w:val="24"/>
+          <w:szCs w:val="24"/>
+        </w:rPr>
+        <w:t> Скарбе добра, джерело невисихаюче, Отче святий, чудотворче всесильний і вседержителю! Усі тобі поклоняємося і тобі молимося та твої милості і твої ласки призиваємо на поміч і на заступництво нашій смиренності. Пом'яни, Господи, слуг твоїх, прийми від усіх нас ранішні моління, як кадило перед тобою; ні одного з нас не вчини нездатним, але всіх нас зберігай ласками твоїми. Пом'яни, Господи, тих, що чувають і співають на славу твою і єдинородного твого Сина і Бога нашого, і Святого твого Духа. Будь їм помічником і заступником; прийми їх молитви на наднебесний і духовний твій жертовник, бо ти Бог наш, і Тобі славу віддаємо: Отцю, і Сину, і Святому Духові, нині і повсякчас, і на віки віків. Амінь.</w:t>
+      </w:r>
+    </w:p>
+    <w:p>
+      <w:pPr>
+        <w:spacing w:after="120"/>
+        <w:jc w:val="both"/>
+        <w:rPr>
+          <w:rFonts w:ascii="Times New Roman" w:hAnsi="Times New Roman" w:cs="Times New Roman"/>
+          <w:color w:val="000000"/>
+          <w:sz w:val="24"/>
+          <w:szCs w:val="24"/>
+        </w:rPr>
+      </w:pPr>
+      <w:r>
+        <w:rPr>
+          <w:rFonts w:ascii="Times New Roman" w:hAnsi="Times New Roman" w:cs="Times New Roman"/>
+          <w:color w:val="FF0000"/>
+          <w:sz w:val="24"/>
+          <w:szCs w:val="24"/>
+        </w:rPr>
+        <w:t>6. </w:t>
+      </w:r>
+      <w:r>
+        <w:rPr>
+          <w:rFonts w:ascii="Times New Roman" w:hAnsi="Times New Roman" w:cs="Times New Roman"/>
+          <w:color w:val="000000"/>
+          <w:sz w:val="24"/>
+          <w:szCs w:val="24"/>
+        </w:rPr>
+        <w:t>Дякуємо тобі, Господи, Боже спасіння нашого, бо ти все робиш для добра життя нашого, щоб ми завжди на тебе споглядали, Спасителю й Доброчинцю душ наших. Бо ти дав спокій нам у час минулої ночі й підвів нас, щоб ми поклонялися величному імені твоєму. Тому молимо тебе, Господи: Дай нам ласку й силу, щоб ми стали гідними співати тобі розумно й молитися безупинно та в страсі і тремтінні над нашим спасінням працювали, при заступництві Христа твого. Пом'яни, Господи, і тих, що вночі до тебе кличуть. Вислухай їх і помилуй, і круши під ноги їх невидимих і войовничих ворогів. Бо ти Цар миру і Спас душ наших, і тобі славу віддаємо: Отцю і Сину, і Святому Духові, нині і повсякчас, і на віки віків. Амінь.</w:t>
+      </w:r>
+    </w:p>
+    <w:p>
+      <w:pPr>
+        <w:spacing w:after="120"/>
+        <w:jc w:val="both"/>
+        <w:rPr>
+          <w:rFonts w:ascii="Times New Roman" w:hAnsi="Times New Roman" w:cs="Times New Roman"/>
+          <w:color w:val="000000"/>
+          <w:sz w:val="24"/>
+          <w:szCs w:val="24"/>
+        </w:rPr>
+      </w:pPr>
+      <w:r>
+        <w:rPr>
+          <w:rFonts w:ascii="Times New Roman" w:hAnsi="Times New Roman" w:cs="Times New Roman"/>
+          <w:color w:val="FF0000"/>
+          <w:sz w:val="24"/>
+          <w:szCs w:val="24"/>
         </w:rPr>
         <w:t>7.</w:t>
       </w:r>
       <w:r>
         <w:rPr>
-          <w:rFonts w:ascii="Times New Roman" w:hAnsi="Times New Roman"/>
-          <w:color w:val="000000"/>
-          <w:sz w:val="24"/>
-        </w:rPr>
-        <w:t xml:space="preserve"> Боже й Отче Господа нашого Ісуса Христа! Ти підніс нас з постелі нашої і зібрав на годину молитви. Дай нам ласку відкрити уста наші і прийми наші подяки, що в наших силах, і навчи нас установ Твоїх. Бо молитися як слід не вміємо, якщо Ти, Господи, святим Твоїм Духом не навчиш нас. Тому молимося Тобі: Даруй і прости, якщо ми згрішили аж до теперішньої години словом або ділом, або думкою, добровільно або недобровільно. Бо коли на провини будеш дивитися, Господи, Господи, то хто встоїться, бо в Тебе є прощення. Ти один святий, допоміжник сильний, захисник життя нашого, і Тебе ми завжди оспівуватимемо. Нехай буде сила Царства Твого завжди благословенна і вельми прославлювана: Отця, і Сина, і Святого Духа, нині і повсякчас, і на віки віків. Амінь.</w:t>
-      </w:r>
-    </w:p>
-    <w:p>
-      <w:pPr>
-        <w:spacing w:after="120"/>
-        <w:jc w:val="both"/>
-      </w:pPr>
-      <w:r>
-        <w:rPr>
-          <w:rFonts w:ascii="Times New Roman" w:hAnsi="Times New Roman"/>
-          <w:color w:val="FF0000"/>
-          <w:sz w:val="24"/>
-        </w:rPr>
-        <w:t xml:space="preserve">8. </w:t>
-      </w:r>
-      <w:r>
-        <w:rPr>
-          <w:rFonts w:ascii="Times New Roman" w:hAnsi="Times New Roman"/>
-          <w:color w:val="000000"/>
-          <w:sz w:val="24"/>
-        </w:rPr>
-        <w:t>Господи, Боже наш, що сонну неміч забрав від нас і покликав нас візванням святим, щоб і вночі підносити руки наші і прославляти Тебе за справедливі Твої присуди. Прийми благання наші, моління, визнавання, нічні служби і даруй нам, Боже, віру бездоганну, надію впевнену, любов нелицемірну. Благослови наші входи й виходи, вчинки, слова, діла й думки; і дай нам дочекатися початку дня, нам, що хвалять й оспівують, і благословлять добрість Твоєї несказанної сили, щоб було благословенне Твоє пресвяте ім'я і прославлене Твоє царство: Отця, і Сина, і Святого Духа, нині і повсякчас, і на віки віків. Амінь.</w:t>
-      </w:r>
-    </w:p>
-    <w:p>
-      <w:pPr>
-        <w:spacing w:after="120"/>
-        <w:jc w:val="both"/>
-      </w:pPr>
-      <w:r>
-        <w:rPr>
-          <w:rFonts w:ascii="Times New Roman" w:hAnsi="Times New Roman"/>
-          <w:color w:val="FF0000"/>
-          <w:sz w:val="24"/>
+          <w:rFonts w:ascii="Times New Roman" w:hAnsi="Times New Roman" w:cs="Times New Roman"/>
+          <w:color w:val="000000"/>
+          <w:sz w:val="24"/>
+          <w:szCs w:val="24"/>
+        </w:rPr>
+        <w:t> Боже й Отче Господа нашого Ісуса Христа! Ти підніс нас з постелі нашої і зібрав на годину молитви. Дай нам ласку відкрити уста наші і прийми наші подяки, що в наших силах, і навчи нас установ твоїх. Бо молитися як слід не вміємо, якщо ти, Господи, святим твоїм Духом не навчиш нас. Тому молимося тобі: Даруй і прости, якщо ми згрішили аж дотеперішньої години словом або ділом, або думкою, добровільно або недобровільно. Бо коли на провини будеш дивитися, Господи, Господи, то хто встоїться, бо в тебе є прощення. Ти один святий, допоміжник сильний, захисник життя нашого, і тебе ми завжди оспівуватимемо. Нехай буде сила Царства твого завжди благословенна і вельми прославлювана: Отця, і Сина, і Святого Духа, нині і повсякчас, і на віки віків. Амінь.</w:t>
+      </w:r>
+    </w:p>
+    <w:p>
+      <w:pPr>
+        <w:spacing w:after="120"/>
+        <w:jc w:val="both"/>
+        <w:rPr>
+          <w:rFonts w:ascii="Times New Roman" w:hAnsi="Times New Roman" w:cs="Times New Roman"/>
+          <w:color w:val="000000"/>
+          <w:sz w:val="24"/>
+          <w:szCs w:val="24"/>
+        </w:rPr>
+      </w:pPr>
+      <w:r>
+        <w:rPr>
+          <w:rFonts w:ascii="Times New Roman" w:hAnsi="Times New Roman" w:cs="Times New Roman"/>
+          <w:color w:val="FF0000"/>
+          <w:sz w:val="24"/>
+          <w:szCs w:val="24"/>
+        </w:rPr>
+        <w:t>8. </w:t>
+      </w:r>
+      <w:r>
+        <w:rPr>
+          <w:rFonts w:ascii="Times New Roman" w:hAnsi="Times New Roman" w:cs="Times New Roman"/>
+          <w:color w:val="000000"/>
+          <w:sz w:val="24"/>
+          <w:szCs w:val="24"/>
+        </w:rPr>
+        <w:t>Господи, Боже наш, що сонну неміч забрав від нас і покликав нас візванням святим, щоб і вночі підносити руки наші і прославляти тебе за справедливі твої присуди. Прийми благання наші, моління, визнавання, нічні служби і даруй нам, Боже, віру бездоганну, надію впевнену, любов нелицемірну. Благослови наші входи й виходи, вчинки, слова, діла й думки; і дай нам дочекатися початку дня, нам, що хвалять й оспівують, і благословлять добрість твоєї несказанної сили, щоб було благословенне твоє пресвяте ім'я і прославлене твоє царство: Отця, і Сина, і Святого Духа, нині і повсякчас, і на віки віків. Амінь.</w:t>
+      </w:r>
+    </w:p>
+    <w:p>
+      <w:pPr>
+        <w:spacing w:after="120"/>
+        <w:jc w:val="both"/>
+        <w:rPr>
+          <w:rFonts w:ascii="Times New Roman" w:hAnsi="Times New Roman" w:cs="Times New Roman"/>
+          <w:color w:val="000000"/>
+          <w:sz w:val="24"/>
+          <w:szCs w:val="24"/>
+        </w:rPr>
+      </w:pPr>
+      <w:r>
+        <w:rPr>
+          <w:rFonts w:ascii="Times New Roman" w:hAnsi="Times New Roman" w:cs="Times New Roman"/>
+          <w:color w:val="FF0000"/>
+          <w:sz w:val="24"/>
+          <w:szCs w:val="24"/>
         </w:rPr>
         <w:t>9.</w:t>
       </w:r>
       <w:r>
         <w:rPr>
-          <w:rFonts w:ascii="Times New Roman" w:hAnsi="Times New Roman"/>
-          <w:color w:val="000000"/>
-          <w:sz w:val="24"/>
-        </w:rPr>
-        <w:t xml:space="preserve"> Господи, Боже наш! Ти за покаяння дарував людям відпущення, нам же, як образ пізнання і визнання гріхів, показав покаяння і прощення пророка Давида. Тож, Владико, помилуй з великої милости Твоєї нас, що в чимало великих гріхів впали, і по багатстві ласк Твоїх очисти беззаконня наші, бо перед Тобою згрішили ми, Господи, що невідомі й таємні речі серця людського знаєш, і єдиний Ти маєш владу прощати гріхи. Серце ж чисте вчини в нас </w:t>
-      </w:r>
-      <w:r>
-        <w:rPr>
-          <w:rFonts w:ascii="Times New Roman" w:hAnsi="Times New Roman"/>
-          <w:color w:val="000000"/>
-          <w:sz w:val="24"/>
-        </w:rPr>
-        <w:t>і Духом владичним утверди нас, і радість спасіння Твого яви нам. Не відкинь нас від лиця Твого, але дозволь, як благий і людинолюбний, аж до останнього нашого віддиху появляти Тобі жертву справедливости й приноси на святих Твоїх жертовниках, милістю і ласками і людинолюб'ям єдинородного Сина Твого, з яким Ти є благословенний з пресвятим, добрим і животворчим Твоїм Духом, нині й повсякчас, і на віки віків. Амінь.</w:t>
-      </w:r>
-    </w:p>
-    <w:p>
-      <w:pPr>
-        <w:spacing w:after="120"/>
-        <w:jc w:val="both"/>
-      </w:pPr>
-      <w:r>
-        <w:rPr>
-          <w:rFonts w:ascii="Times New Roman" w:hAnsi="Times New Roman"/>
-          <w:color w:val="FF0000"/>
-          <w:sz w:val="24"/>
+          <w:rFonts w:ascii="Times New Roman" w:hAnsi="Times New Roman" w:cs="Times New Roman"/>
+          <w:color w:val="000000"/>
+          <w:sz w:val="24"/>
+          <w:szCs w:val="24"/>
+        </w:rPr>
+        <w:t> Господи, Боже наш! Ти за покаяння дарував людям відпущення, нам же, як образ пізнання і визнання гріхів, показав покаяння і прощення пророка Давида. Тож, Владико, помилуй з великої милости твоєї нас, що в чимало великих гріхів впали, і по багатстві ласк твоїх очисти беззаконня наші, бо перед тобою згрішили ми, Господи, що невідомі й таємні речі серця людського знаєш, і єдиний ти маєш владу прощати гріхи. Серце ж чисте вчини в нас і Духом владичним утверди нас, і радість спасіння твого яви нам. Не відкинь нас від лиця твого, але дозволь, як Добрий і Чоловіколюбець, аж до останнього нашого віддиху появляти тобі жертву справедливости й приноси на святих твоїх жертовниках, милістю і ласками і чоловіколюб'ям єдинородного Сина твого, з яким ти є благословенний з пресвятим, добрим і животворящим твоїм Духом, нині й повсякчас, і на віки віків. Амінь.</w:t>
+      </w:r>
+    </w:p>
+    <w:p>
+      <w:pPr>
+        <w:spacing w:after="120"/>
+        <w:jc w:val="both"/>
+        <w:rPr>
+          <w:rFonts w:ascii="Times New Roman" w:hAnsi="Times New Roman" w:cs="Times New Roman"/>
+          <w:color w:val="000000"/>
+          <w:sz w:val="24"/>
+          <w:szCs w:val="24"/>
+        </w:rPr>
+      </w:pPr>
+      <w:r>
+        <w:rPr>
+          <w:rFonts w:ascii="Times New Roman" w:hAnsi="Times New Roman" w:cs="Times New Roman"/>
+          <w:color w:val="FF0000"/>
+          <w:sz w:val="24"/>
+          <w:szCs w:val="24"/>
         </w:rPr>
         <w:t>10.</w:t>
       </w:r>
       <w:r>
         <w:rPr>
-          <w:rFonts w:ascii="Times New Roman" w:hAnsi="Times New Roman"/>
-          <w:color w:val="000000"/>
-          <w:sz w:val="24"/>
-        </w:rPr>
-        <w:t xml:space="preserve"> Боже, Боже наш! Ти сотворив розумні й духовні сили Своєю волею. Тебе просимо й Тобі молимося: Прийми наші посильні величання з усіма Твоїми творіннями і збагати щедрими даруваннями Твоєї ласки. Бо перед Тобою згинається всяке коліно: на небі, на землі й під землею, і все, що живе, і все створіння оспівує неосяжну Твою славу, бо Ти Бог правдивий і вельми милостивий. Тебе бо хвалять усі небесні сили, і Тобі славу возсилаємо: Отцю, і Сину, і Святому Духові, нині і повсякчас, і на віки віків. Амінь.</w:t>
-      </w:r>
-    </w:p>
-    <w:p>
-      <w:pPr>
-        <w:spacing w:after="120"/>
-        <w:jc w:val="both"/>
-      </w:pPr>
-      <w:r>
-        <w:rPr>
-          <w:rFonts w:ascii="Times New Roman" w:hAnsi="Times New Roman"/>
-          <w:color w:val="FF0000"/>
-          <w:sz w:val="24"/>
-        </w:rPr>
-        <w:t xml:space="preserve">11. </w:t>
-      </w:r>
-      <w:r>
-        <w:rPr>
-          <w:rFonts w:ascii="Times New Roman" w:hAnsi="Times New Roman"/>
-          <w:color w:val="000000"/>
-          <w:sz w:val="24"/>
-        </w:rPr>
-        <w:t xml:space="preserve">Хвалимо, співаємо, благословимо і </w:t>
-      </w:r>
-      <w:r>
-        <w:rPr>
-          <w:rFonts w:ascii="Times New Roman" w:hAnsi="Times New Roman"/>
-          <w:sz w:val="24"/>
-        </w:rPr>
-        <w:t>благодаримо</w:t>
-      </w:r>
-      <w:r>
-        <w:rPr>
-          <w:rFonts w:ascii="Times New Roman" w:hAnsi="Times New Roman"/>
-          <w:color w:val="000000"/>
-          <w:sz w:val="24"/>
-        </w:rPr>
-        <w:t xml:space="preserve"> Т</w:t>
-      </w:r>
-      <w:r>
-        <w:rPr>
-          <w:rFonts w:ascii="Times New Roman" w:hAnsi="Times New Roman"/>
-          <w:sz w:val="24"/>
-        </w:rPr>
-        <w:t>ебе</w:t>
-      </w:r>
-      <w:r>
-        <w:rPr>
-          <w:rFonts w:ascii="Times New Roman" w:hAnsi="Times New Roman"/>
-          <w:color w:val="000000"/>
-          <w:sz w:val="24"/>
-        </w:rPr>
-        <w:t>, Боже батьків наших, бо Ти забрав тінь нічну і явив нам знову світло денне. Молимо Твою добрість: Милостивий будь для нас грішних і прийми молитву нашу задля великої Твоєї ласкавости, бо ми прибігаємо до Тебе, милостивого і всемогутнього Бога. Ти, що засвітив у серцях наших правдиве сонце справедливости Твоєї! Просвіти розум наш і почування всі зберігай, щоб, як у день, ходили ми пристойно шляхом заповідей Твоїх і дійшли до життя вічного, і стали гідними насолоджуватися недоступним Твоїм світлом. Бо в Тебе є джерело життя, Ти Бог наш і Тобі славу возсилаємо: Отцю, і Сину, і Святому Духові, нині і повсякчас, і на віки віків. Амінь.</w:t>
+          <w:rFonts w:ascii="Times New Roman" w:hAnsi="Times New Roman" w:cs="Times New Roman"/>
+          <w:color w:val="000000"/>
+          <w:sz w:val="24"/>
+          <w:szCs w:val="24"/>
+        </w:rPr>
+        <w:t> Боже, Боже наш! Ти сотворив розумні й духовні сили своєю волею. Тебе просимо й тобі молимося: Прийми наші посильні величання з усіма твоїми творіннями і збагати щедрими даруваннями твоєї ласки. Бо перед тобою згинається всяке коліно: на небі, на землі й під землею, і все, що живе, і все створіння оспівує неосяжну твою славу, бо ти Бог правдивий і вельми милостивий. Тебе бо хвалять усі небесні сили, і тобі славу віддаємо: Отцю, і Сину, і Святому Духові, нині і повсякчас, і на віки віків. Амінь.</w:t>
+      </w:r>
+    </w:p>
+    <w:p>
+      <w:pPr>
+        <w:spacing w:after="120"/>
+        <w:jc w:val="both"/>
+        <w:rPr>
+          <w:rFonts w:ascii="Times New Roman" w:hAnsi="Times New Roman" w:cs="Times New Roman"/>
+          <w:color w:val="FF0000"/>
+          <w:sz w:val="24"/>
+          <w:szCs w:val="24"/>
+        </w:rPr>
+      </w:pPr>
+      <w:r>
+        <w:rPr>
+          <w:rFonts w:ascii="Times New Roman" w:hAnsi="Times New Roman" w:cs="Times New Roman"/>
+          <w:color w:val="FF0000"/>
+          <w:sz w:val="24"/>
+          <w:szCs w:val="24"/>
+        </w:rPr>
+        <w:t>11. </w:t>
+      </w:r>
+      <w:r>
+        <w:rPr>
+          <w:rFonts w:ascii="Times New Roman" w:hAnsi="Times New Roman" w:cs="Times New Roman"/>
+          <w:color w:val="000000"/>
+          <w:sz w:val="24"/>
+          <w:szCs w:val="24"/>
+        </w:rPr>
+        <w:t>Хвалимо, співаємо, благословимо і дякуємо тобі, Боже батьків наших, бо ти забрав тінь нічну і явив нам знову світло денне. Молимо твою добрість: Милостивий будь для нас грішних і прийми молитву нашу задля великої твоєї ласкавости, бо ми прибігаємо до тебе, милостивого і всемогутнього Бога. Ти, що засвітив у серцях наших правдиве сонце справедливости твоєї! Просвіти розум наш і почування всі зберігай, щоб, як у день, ходили ми пристойно шляхом заповідей твоїх і дійшли до життя вічного, і стали гідними насолоджуватися недоступним твоїм світлом. Бо в тебе є джерело життя, ти Бог наш і тобі славу віддаємо: Отцю, і Сину, і Святому Духові, нині і повсякчас, і на віки віків. Амінь.</w:t>
       </w:r>
     </w:p>
     <w:p>
@@ -11380,14 +12690,21 @@
       <w:pPr>
         <w:spacing w:after="120"/>
         <w:jc w:val="both"/>
-      </w:pPr>
-      <w:r>
-        <w:rPr>
-          <w:rFonts w:ascii="Times New Roman" w:hAnsi="Times New Roman"/>
-          <w:sz w:val="24"/>
+        <w:rPr>
+          <w:rFonts w:ascii="Times New Roman" w:hAnsi="Times New Roman" w:cs="Times New Roman"/>
+          <w:sz w:val="24"/>
+          <w:szCs w:val="24"/>
           <w:u w:val="single"/>
         </w:rPr>
-        <w:t>[Благодаримо Тебе, Господи, Боже наш, що підняв нас із постелі нашої і вклав в уста наші слово хвали, щоб поклонятися і призивати ім'я Твоє святе. Ми умоляємо Твоє милосердя, яке Ти завжди виявляв у нашому житті. Пошли поміч свою людям, що стоять перед лицем святої слави Твоєї і дожидають від Тебе багатої милости; і дай нам, що зо страхом і любов'ю завжди Тобі служимо, хвалити несказанну Твою доброту.]</w:t>
+      </w:pPr>
+      <w:r>
+        <w:rPr>
+          <w:rFonts w:ascii="Times New Roman" w:hAnsi="Times New Roman" w:cs="Times New Roman"/>
+          <w:sz w:val="24"/>
+          <w:szCs w:val="24"/>
+          <w:u w:val="single"/>
+        </w:rPr>
+        <w:t>[Дякуємо тобі, Господи, Боже наш, що підняв нас із постелі нашої і вклав в уста наші слово хвали, щоб поклонятися і призивати ім'я твоє святе. Ми умоляємо твоє милосердя, яке ти завжди виявляв у нашому житті. Пошли поміч свою людям, що стоять перед лицем святої слави твоєї і дожидають від тебе багатої милости; і дай нам, що зо страхом і любов'ю завжди тобі служимо, хвалити несказанну твою доброту.]</w:t>
       </w:r>
     </w:p>
     <w:p>
@@ -11970,14 +13287,21 @@
       <w:pPr>
         <w:spacing w:after="120"/>
         <w:jc w:val="both"/>
-      </w:pPr>
-      <w:r>
-        <w:rPr>
-          <w:rFonts w:ascii="Times New Roman" w:hAnsi="Times New Roman"/>
-          <w:sz w:val="24"/>
+        <w:rPr>
+          <w:rFonts w:ascii="Times New Roman" w:hAnsi="Times New Roman" w:cs="Times New Roman"/>
+          <w:sz w:val="24"/>
+          <w:szCs w:val="24"/>
           <w:u w:val="single"/>
         </w:rPr>
-        <w:t>[Від ночі лине дух наш до Тебе, Боже, бо світлом є повеління Твої. Навчи нас, Боже, правди Твоєї, заповідей Твоїх і виправдань Твоїх. Просвіти наші духовні очі, щоб ми не заснули в гріхах на смерть. Віджени всяку мряку від сердець наших, даруй нам сонце правди і охорони життя наше знаменням і печаттю Святого Твого Духа. Направ стопи наші на шлях мирний, дай нам бачити ранішній день у радості, щоб ми Тобі засилали ранішні молитви.]</w:t>
+      </w:pPr>
+      <w:r>
+        <w:rPr>
+          <w:rFonts w:ascii="Times New Roman" w:hAnsi="Times New Roman" w:cs="Times New Roman"/>
+          <w:sz w:val="24"/>
+          <w:szCs w:val="24"/>
+          <w:u w:val="single"/>
+        </w:rPr>
+        <w:t>[Від ночі лине дух наш до тебе, Боже, бо світлом є повеління твої. Навчи нас, Боже, правди твоєї, заповідей твоїх і виправдань твоїх. Просвіти наші духовні очі, щоб ми не заснули в гріхах на смерть. Віджени всяку мряку від сердець наших, даруй нам сонце правди і охорони життя наше знаменням і печаттю Святого твого Духа. Направ стопи наші на шлях мирний, дай нам бачити ранішній день у радості, щоб ми тобі засилали ранішні молитви]</w:t>
       </w:r>
     </w:p>
     <w:p>
@@ -12092,7 +13416,7 @@
           <w:sz w:val="24"/>
           <w:szCs w:val="24"/>
         </w:rPr>
-        <w:t>(г. 1):</w:t>
+        <w:t>(г. 1):</w:t>
       </w:r>
       <w:r>
         <w:rPr>
@@ -12441,7 +13765,7 @@
           <w:sz w:val="24"/>
           <w:szCs w:val="24"/>
         </w:rPr>
-        <w:t>(г. 8)</w:t>
+        <w:t>(г. 8)</w:t>
       </w:r>
       <w:r>
         <w:rPr>
@@ -12477,7 +13801,7 @@
           <w:sz w:val="24"/>
           <w:szCs w:val="24"/>
         </w:rPr>
-        <w:t>: Ти, Милосердний, що задля нас народився з Діви,* витерпів розп'яття і смертю смерть подолав,* і як Бог, появив воскресіння,* не погорди тими, що їх ти створив рукою своєю.* Покажи, Милостивий, своє людинолюбство,* прийми Богородицю, що тебе породила й молиться за нас,* і спаси, Спасе наш, людей зневірених.</w:t>
+        <w:t>: Ти, Милосердний, що задля нас народився з Діви,* витерпів розп'яття і смертю смерть подолав,* і як Бог, появив воскресіння,* не погорди тими, що їх ти створив рукою своєю.* Покажи, Милостивий, своє чоловіколюбство,* прийми Богородицю, що тебе породила й молиться за нас,* і спаси, Спасе наш, людей зневірених.</w:t>
       </w:r>
     </w:p>
     <w:p>
@@ -12541,7 +13865,7 @@
           <w:sz w:val="24"/>
           <w:szCs w:val="24"/>
         </w:rPr>
-        <w:t>(3 р.)</w:t>
+        <w:t>(3 р.)</w:t>
       </w:r>
       <w:r>
         <w:rPr>
@@ -12579,7 +13903,7 @@
           <w:sz w:val="24"/>
           <w:szCs w:val="24"/>
         </w:rPr>
-        <w:t>(3 р.)</w:t>
+        <w:t>(3 р.)</w:t>
       </w:r>
       <w:r>
         <w:rPr>
@@ -12618,7 +13942,7 @@
           <w:sz w:val="24"/>
           <w:szCs w:val="24"/>
         </w:rPr>
-        <w:t>(3 р.)</w:t>
+        <w:t>(3 р.)</w:t>
       </w:r>
       <w:r>
         <w:rPr>
@@ -12657,7 +13981,7 @@
           <w:sz w:val="24"/>
           <w:szCs w:val="24"/>
         </w:rPr>
-        <w:t>(3 р.)</w:t>
+        <w:t>(3 р.)</w:t>
       </w:r>
       <w:r>
         <w:rPr>
@@ -12695,7 +14019,7 @@
           <w:sz w:val="24"/>
           <w:szCs w:val="24"/>
         </w:rPr>
-        <w:t>(3 р.)</w:t>
+        <w:t>(3 р.)</w:t>
       </w:r>
       <w:r>
         <w:rPr>
@@ -12733,7 +14057,7 @@
           <w:sz w:val="24"/>
           <w:szCs w:val="24"/>
         </w:rPr>
-        <w:t>(3 р.)</w:t>
+        <w:t>(3 р.)</w:t>
       </w:r>
       <w:r>
         <w:rPr>
@@ -12771,7 +14095,7 @@
           <w:sz w:val="24"/>
           <w:szCs w:val="24"/>
         </w:rPr>
-        <w:t>(3 р.)</w:t>
+        <w:t>(3 р.)</w:t>
       </w:r>
       <w:r>
         <w:rPr>
@@ -12810,7 +14134,7 @@
           <w:sz w:val="24"/>
           <w:szCs w:val="24"/>
         </w:rPr>
-        <w:t>(3 р.)</w:t>
+        <w:t>(3 р.)</w:t>
       </w:r>
       <w:r>
         <w:rPr>
@@ -13230,7 +14554,7 @@
           <w:sz w:val="24"/>
           <w:szCs w:val="24"/>
         </w:rPr>
-        <w:t xml:space="preserve">Священник: </w:t>
+        <w:t>Священик: </w:t>
       </w:r>
       <w:r>
         <w:rPr>
@@ -13341,7 +14665,7 @@
           <w:sz w:val="24"/>
           <w:szCs w:val="24"/>
         </w:rPr>
-        <w:t>(г. 4).</w:t>
+        <w:t>(г. 4).</w:t>
       </w:r>
       <w:r>
         <w:rPr>
@@ -13593,7 +14917,7 @@
           <w:sz w:val="24"/>
           <w:szCs w:val="24"/>
         </w:rPr>
-        <w:t>Священник:</w:t>
+        <w:t>Священик:</w:t>
       </w:r>
       <w:r>
         <w:rPr>
@@ -13688,7 +15012,7 @@
           <w:sz w:val="24"/>
           <w:szCs w:val="24"/>
         </w:rPr>
-        <w:t>Псалом 88 (г. 4)</w:t>
+        <w:t>Псалом 88 (г. 4)</w:t>
       </w:r>
     </w:p>
     <w:p>
@@ -13826,28 +15150,37 @@
       <w:pPr>
         <w:spacing w:after="120"/>
         <w:jc w:val="both"/>
-      </w:pPr>
-      <w:r>
-        <w:rPr>
-          <w:rFonts w:ascii="Times New Roman" w:hAnsi="Times New Roman"/>
-          <w:sz w:val="24"/>
+        <w:rPr>
+          <w:rFonts w:ascii="Times New Roman" w:hAnsi="Times New Roman" w:cs="Times New Roman"/>
+          <w:sz w:val="24"/>
+          <w:szCs w:val="24"/>
           <w:u w:val="single"/>
         </w:rPr>
-        <w:t>[Скарбнице благ, джерело невисихаюче, Отче святий, чудотворче всесильний і вседержителю! Усі Тобі поклоняємося і Тобі молимося та Твої милості і Твої ласки призиваємо на поміч і на заступництво нашій смиренності. Пом'яни, Господи, слуг Твоїх, прийми від усіх нас ранішні моління, як кадило перед Тобою; ні одного з нас не вчини нездатним, але всіх нас зберігай ласками Твоїми. Пом'яни, Господи, тих, що чувають і співають на славу Твою і єдинородного Твого Сина і Бога нашого, і Святого Твого Духа. Будь їм помічником і заступником; прийми їх молитви на наднебесний і духовний Твій жертовник.]</w:t>
-      </w:r>
-    </w:p>
-    <w:p>
-      <w:pPr>
-        <w:spacing w:after="120"/>
-      </w:pPr>
-      <w:r>
-        <w:rPr>
-          <w:rFonts w:ascii="Times New Roman" w:hAnsi="Times New Roman"/>
-          <w:i/>
-          <w:color w:val="FF0000"/>
-          <w:sz w:val="24"/>
-        </w:rPr>
-        <w:t>Священник:</w:t>
+      </w:pPr>
+      <w:bookmarkStart w:id="2" w:name="_heading=h.1fob9te" w:colFirst="0" w:colLast="0"/>
+      <w:bookmarkEnd w:id="2"/>
+      <w:r>
+        <w:rPr>
+          <w:rFonts w:ascii="Times New Roman" w:hAnsi="Times New Roman" w:cs="Times New Roman"/>
+          <w:sz w:val="24"/>
+          <w:szCs w:val="24"/>
+          <w:u w:val="single"/>
+        </w:rPr>
+        <w:t>[Скарбе добра, джерело невисихаюче, Отче святий, чудотворче всесильний і вседержителю! Усі тобі поклоняємося і тобі молимося та твої милості і твої ласки призиваємо на поміч і на заступництво нашій смиренності. Пом'яни, Господи, слуг твоїх, прийми від усіх нас ранішні моління, як кадило перед тобою; ні одного з нас не вчини нездатним, але всіх нас зберігай ласками твоїми. Пом'яни, Господи, тих, що чувають і співають на славу твою і єдинородного твого Сина і Бога нашого, і Святого твого Духа. Будь їм помічником і заступником; прийми їх молитви на наднебесний і духовний твій жертовник]</w:t>
+      </w:r>
+    </w:p>
+    <w:p>
+      <w:pPr>
+        <w:spacing w:after="120"/>
+      </w:pPr>
+      <w:r>
+        <w:rPr>
+          <w:rFonts w:ascii="Times New Roman" w:hAnsi="Times New Roman"/>
+          <w:i/>
+          <w:color w:val="FF0000"/>
+          <w:sz w:val="24"/>
+        </w:rPr>
+        <w:t>Священик:</w:t>
       </w:r>
       <w:r>
         <w:rPr>
@@ -14094,7 +15427,7 @@
           <w:sz w:val="24"/>
           <w:szCs w:val="24"/>
         </w:rPr>
-        <w:t>(3 р.)</w:t>
+        <w:t>(3 р.)</w:t>
       </w:r>
       <w:r>
         <w:rPr>
@@ -14143,7 +15476,7 @@
           <w:sz w:val="24"/>
           <w:szCs w:val="24"/>
         </w:rPr>
-        <w:t>Священник:</w:t>
+        <w:t>Священик:</w:t>
       </w:r>
       <w:r>
         <w:rPr>
@@ -14210,7 +15543,7 @@
           <w:sz w:val="24"/>
           <w:szCs w:val="24"/>
         </w:rPr>
-        <w:t>Священник:</w:t>
+        <w:t>Священик:</w:t>
       </w:r>
       <w:r>
         <w:rPr>
@@ -14315,7 +15648,7 @@
           <w:sz w:val="24"/>
           <w:szCs w:val="24"/>
         </w:rPr>
-        <w:t>Священник сам читає Євангеліє.</w:t>
+        <w:t>Священик сам читає Євангеліє.</w:t>
       </w:r>
     </w:p>
     <w:p>
@@ -14875,7 +16208,7 @@
           <w:sz w:val="24"/>
           <w:szCs w:val="24"/>
         </w:rPr>
-        <w:t>(г. 6):</w:t>
+        <w:t>(г. 6):</w:t>
       </w:r>
       <w:r>
         <w:rPr>
@@ -14981,7 +16314,7 @@
           <w:sz w:val="24"/>
           <w:szCs w:val="24"/>
         </w:rPr>
-        <w:t>(г. 8):</w:t>
+        <w:t>(г. 8):</w:t>
       </w:r>
       <w:r>
         <w:rPr>
@@ -15110,7 +16443,7 @@
           <w:sz w:val="24"/>
           <w:szCs w:val="24"/>
         </w:rPr>
-        <w:t>12 р.</w:t>
+        <w:t>12 р.</w:t>
       </w:r>
       <w:r>
         <w:rPr>
@@ -15149,7 +16482,7 @@
           <w:szCs w:val="24"/>
           <w:u w:val="single"/>
         </w:rPr>
-        <w:t>[Господи, Боже наш! Ти за покаяння дарував людям відпущення, нам же, як образ пізнання і визнання гріхів, показав покаяння і прощення пророка Давида. Тож, Владико, помилуй з великої милости твоєї нас, що в чимало великих гріхів впали, і по багатстві ласк твоїх очисти беззаконня наші, бо перед тобою згрішили ми, Господи, що невідомі й таємні речі серця людського знаєш, і єдиний ти маєш владу прощати гріхи. Серце ж чисте вчини в нас і Духом владичним утверди нас, і радість спасіння твого яви нам. Не відкинь нас від лиця твого, але дозволь, як Добрий і Людинолюбець, аж до останнього нашого віддиху появляти тобі жертву справедливости й приноси на святих твоїх жертовниках]</w:t>
+        <w:t>[Господи, Боже наш! Ти за покаяння дарував людям відпущення, нам же, як образ пізнання і визнання гріхів, показав покаяння і прощення пророка Давида. Тож, Владико, помилуй з великої милости твоєї нас, що в чимало великих гріхів впали, і по багатстві ласк твоїх очисти беззаконня наші, бо перед тобою згрішили ми, Господи, що невідомі й таємні речі серця людського знаєш, і єдиний ти маєш владу прощати гріхи. Серце ж чисте вчини в нас і Духом владичним утверди нас, і радість спасіння твого яви нам. Не відкинь нас від лиця твого, але дозволь, як Добрий і Чоловіколюбець, аж до останнього нашого віддиху появляти тобі жертву справедливости й приноси на святих твоїх жертовниках]</w:t>
       </w:r>
     </w:p>
     <w:p>
@@ -15275,7 +16608,7 @@
           <w:sz w:val="24"/>
           <w:szCs w:val="24"/>
         </w:rPr>
-        <w:t xml:space="preserve"> </w:t>
+        <w:t> </w:t>
       </w:r>
       <w:r>
         <w:rPr>
@@ -15542,7 +16875,7 @@
           <w:sz w:val="24"/>
           <w:szCs w:val="24"/>
         </w:rPr>
-        <w:t>Ірмос 3</w:t>
+        <w:t>Ірмос 3</w:t>
       </w:r>
       <w:r>
         <w:rPr>
@@ -15570,7 +16903,7 @@
           <w:sz w:val="24"/>
           <w:szCs w:val="24"/>
         </w:rPr>
-        <w:t>Утвердив ти на початку премудро небо і землю на водах поставив.* На камені Церкви утверди й мене, Христе,* бо нема святішого від тебе, єдиний Людинолюбче.</w:t>
+        <w:t>Утвердив ти на початку премудро небо і землю на водах поставив.* На камені Церкви утверди й мене, Христе,* бо нема святішого від тебе, єдиний Чоловіколюбче.</w:t>
       </w:r>
     </w:p>
     <w:p>
@@ -15902,14 +17235,23 @@
       <w:pPr>
         <w:spacing w:after="120"/>
         <w:jc w:val="both"/>
-      </w:pPr>
-      <w:r>
-        <w:rPr>
-          <w:rFonts w:ascii="Times New Roman" w:hAnsi="Times New Roman"/>
-          <w:sz w:val="24"/>
+        <w:rPr>
+          <w:rFonts w:ascii="Times New Roman" w:hAnsi="Times New Roman" w:cs="Times New Roman"/>
+          <w:sz w:val="24"/>
+          <w:szCs w:val="24"/>
           <w:u w:val="single"/>
         </w:rPr>
-        <w:t>[Господи, Боже наш, що сонну неміч забрав від нас і покликав нас візванням святим, щоб і вночі підносити руки наші і прославляти Тебе за справедливі Твої присуди. Прийми благання наші, моління, визнавання, нічні служби і даруй нам, Боже, віру бездоганну, надію впевнену, любов нелицемірну. Благослови наші входи й виходи, вчинки, слова, діла й думки; і дай нам дочекатися початку дня, нам, що хвалять й оспівують, і благословлять добрість Твоєї несказанної сили]</w:t>
+      </w:pPr>
+      <w:bookmarkStart w:id="3" w:name="_heading=h.3znysh7" w:colFirst="0" w:colLast="0"/>
+      <w:bookmarkEnd w:id="3"/>
+      <w:r>
+        <w:rPr>
+          <w:rFonts w:ascii="Times New Roman" w:hAnsi="Times New Roman" w:cs="Times New Roman"/>
+          <w:sz w:val="24"/>
+          <w:szCs w:val="24"/>
+          <w:u w:val="single"/>
+        </w:rPr>
+        <w:t>[Господи, Боже наш, що сонну неміч забрав від нас і покликав нас візванням святим, щоб і вночі підносити руки наші і прославляти тебе за справедливі твої присуди. Прийми благання наші, моління, визнавання, нічні служби і даруй нам, Боже, віру бездоганну, надію впевнену, любов нелицемірну. Благослови наші входи й виходи, вчинки, слова, діла й думки; і дай нам дочекатися початку дня, нам, що хвалять й оспівують, і благословлять добрість твоєї несказанної сили]</w:t>
       </w:r>
     </w:p>
     <w:p>
@@ -15930,7 +17272,7 @@
           <w:rFonts w:ascii="Times New Roman" w:hAnsi="Times New Roman"/>
           <w:sz w:val="24"/>
         </w:rPr>
-        <w:t xml:space="preserve"> Бо Ти Бог наш і Тобі славу возсилаємо: Отцю, і Сину, і Святому Духові, нині, і повсякчас, і на віки віків.</w:t>
+        <w:t xml:space="preserve"> Бо Ти Бог наш і Тобі славу возсилаємо: Отцю, і Сину, і Святому Духові, нині, і повсякчас, і на віки віків.</w:t>
       </w:r>
     </w:p>
     <w:p>
@@ -16004,7 +17346,7 @@
           <w:sz w:val="24"/>
           <w:szCs w:val="24"/>
         </w:rPr>
-        <w:t>Ірмос 4</w:t>
+        <w:t>Ірмос 4</w:t>
       </w:r>
       <w:r>
         <w:rPr>
@@ -16032,7 +17374,7 @@
           <w:sz w:val="24"/>
           <w:szCs w:val="24"/>
         </w:rPr>
-        <w:t>Ти моя кріпость, Господи, ти й сила моя, ти мій Бог, ти радість моя,* що не покинув лона Отця і до наглої вбогости завітав.* Тому з пророком Авакумом взиваю до тебе:* Слава силі твоїй, Людинолюбче!</w:t>
+        <w:t>Ти моя кріпость, Господи, ти й сила моя, ти мій Бог, ти радість моя,* що не покинув лона Отця і до наглої вбогости завітав.* Тому з пророком Авакумом взиваю до тебе:* Слава силі твоїй, Чоловіколюбче!</w:t>
       </w:r>
     </w:p>
     <w:p>
@@ -16268,7 +17610,7 @@
           <w:sz w:val="24"/>
           <w:szCs w:val="24"/>
         </w:rPr>
-        <w:t>Ірмос 5</w:t>
+        <w:t>Ірмос 5</w:t>
       </w:r>
       <w:r>
         <w:rPr>
@@ -16516,7 +17858,7 @@
           <w:sz w:val="24"/>
           <w:szCs w:val="24"/>
         </w:rPr>
-        <w:t>Ірмос 6</w:t>
+        <w:t>Ірмос 6</w:t>
       </w:r>
       <w:r>
         <w:rPr>
@@ -16887,22 +18229,21 @@
       <w:pPr>
         <w:spacing w:after="120"/>
         <w:jc w:val="both"/>
-      </w:pPr>
-      <w:r>
-        <w:rPr>
-          <w:rFonts w:ascii="Times New Roman" w:hAnsi="Times New Roman"/>
-          <w:sz w:val="24"/>
+        <w:rPr>
+          <w:rFonts w:ascii="Times New Roman" w:hAnsi="Times New Roman" w:cs="Times New Roman"/>
+          <w:sz w:val="24"/>
+          <w:szCs w:val="24"/>
           <w:u w:val="single"/>
         </w:rPr>
-        <w:t xml:space="preserve">[Благодаримо Тебе, Господи, Боже спасіння нашого, бо Ти все робиш для добра життя нашого, щоб ми завжди на Тебе споглядали, Спасителю й Доброчинцю душ наших. Бо Ти дав спокій нам у час минулої ночі й підвів нас, щоб ми поклонялися величному імені Твоєму. Тому молимо Тебе, Господи: Дай нам ласку й силу, щоб ми стали гідними співати </w:t>
-      </w:r>
-      <w:r>
-        <w:rPr>
-          <w:rFonts w:ascii="Times New Roman" w:hAnsi="Times New Roman"/>
-          <w:sz w:val="24"/>
+      </w:pPr>
+      <w:r>
+        <w:rPr>
+          <w:rFonts w:ascii="Times New Roman" w:hAnsi="Times New Roman" w:cs="Times New Roman"/>
+          <w:sz w:val="24"/>
+          <w:szCs w:val="24"/>
           <w:u w:val="single"/>
         </w:rPr>
-        <w:t>Тобі розумно й молитися безупинно та в страсі і тремтінні над нашим спасінням працювали, при заступництві Христа Твого. Пом'яни, Господи, і тих, що вночі до Тебе кличуть. Вислухай їх і помилуй, і круши під ноги їх невидимих і войовничих ворогів.]</w:t>
+        <w:t>[Дякуємо тобі, Господи, Боже спасіння нашого, бо ти все робиш для добра життя нашого, щоб ми завжди на тебе споглядали, Спасителю й Доброчинцю душ наших. Бо ти дав спокій нам у час минулої ночі й підвів нас, щоб ми поклонялися величному імені твоєму. Тому молимо тебе, Господи: Дай нам ласку й силу, щоб ми стали гідними співати тобі розумно й молитися безупинно та в страсі і тремтінні над нашим спасінням працювали, при заступництві Христа твого. Пом'яни, Господи, і тих, що вночі до тебе кличуть. Вислухай їх і помилуй, і круши під ноги їх невидимих і войовничих ворогів.]</w:t>
       </w:r>
     </w:p>
     <w:p>
@@ -16923,7 +18264,7 @@
           <w:rFonts w:ascii="Times New Roman" w:hAnsi="Times New Roman"/>
           <w:sz w:val="24"/>
         </w:rPr>
-        <w:t xml:space="preserve"> Бо Ти цар миру і Спас душ наших – і Тобі славу возсилаємо, Отцю, і Сину, і Святому Духові, нині, і повсякчас, і на віки віків.</w:t>
+        <w:t xml:space="preserve"> Бо Ти цар миру і Спас душ наших – і Тобі славу возсилаємо, Отцю, і Сину, і Святому Духові, нині, і повсякчас, і на віки віків.</w:t>
       </w:r>
     </w:p>
     <w:p>
@@ -17037,7 +18378,7 @@
           <w:sz w:val="24"/>
           <w:szCs w:val="24"/>
         </w:rPr>
-        <w:t>Ірмос 7</w:t>
+        <w:t>Ірмос 7</w:t>
       </w:r>
       <w:r>
         <w:rPr>
@@ -17321,7 +18662,7 @@
           <w:sz w:val="24"/>
           <w:szCs w:val="24"/>
         </w:rPr>
-        <w:t>Ірмос 8</w:t>
+        <w:t>Ірмос 8</w:t>
       </w:r>
       <w:r>
         <w:rPr>
@@ -17349,7 +18690,7 @@
           <w:sz w:val="24"/>
           <w:szCs w:val="24"/>
         </w:rPr>
-        <w:t>У сім раз більше піч напалив халдейський гнобитель для угодників у люті,* але, побачивши їх спасенних вищою силою, Творцеві й Визволителеві закликав:* Юнаки, благословляйте! Священники, співайте! Люди, прославляйте по всі віки!</w:t>
+        <w:t>У сім раз більше піч напалив халдейський гнобитель для угодників у люті,* але, побачивши їх спасенних вищою силою, Творцеві й Визволителеві закликав:* Юнаки, благословляйте! Священики, співайте! Люди, прославляйте по всі віки!</w:t>
       </w:r>
     </w:p>
     <w:p>
@@ -17889,7 +19230,7 @@
           <w:sz w:val="24"/>
           <w:szCs w:val="24"/>
         </w:rPr>
-        <w:t>Ірмос (г. 8):</w:t>
+        <w:t>Ірмос (г. 8):</w:t>
       </w:r>
       <w:r>
         <w:rPr>
@@ -18199,35 +19540,42 @@
       <w:pPr>
         <w:spacing w:after="120"/>
         <w:jc w:val="both"/>
-      </w:pPr>
-      <w:r>
-        <w:rPr>
-          <w:rFonts w:ascii="Times New Roman" w:hAnsi="Times New Roman"/>
-          <w:sz w:val="24"/>
+        <w:rPr>
+          <w:rFonts w:ascii="Times New Roman" w:hAnsi="Times New Roman" w:cs="Times New Roman"/>
+          <w:sz w:val="24"/>
+          <w:szCs w:val="24"/>
           <w:u w:val="single"/>
         </w:rPr>
-        <w:t>[Боже, Боже наш! Ти сотворив розумні й духовні сили Своєю волею. Тебе просимо й Тобі молимося: Прийми наші посильні величання з усіма Твоїми творіннями і збагати щедрими даруваннями Твоєї ласки. Бо перед Тобою згинається всяке коліно: на небі, на землі й під землею, і все, що живе, і все створіння оспівує неосяжну Твою славу, бо Ти Бог правдивий і вельми милостивий.]</w:t>
-      </w:r>
-    </w:p>
-    <w:p>
-      <w:pPr>
-        <w:spacing w:after="120"/>
-        <w:jc w:val="both"/>
-        <w:rPr>
-          <w:rFonts w:ascii="Times New Roman" w:hAnsi="Times New Roman" w:cs="Times New Roman"/>
-          <w:sz w:val="24"/>
-          <w:szCs w:val="24"/>
-        </w:rPr>
-      </w:pPr>
-      <w:r>
-        <w:rPr>
-          <w:rFonts w:ascii="Times New Roman" w:hAnsi="Times New Roman" w:cs="Times New Roman"/>
-          <w:i/>
-          <w:color w:val="FF0000"/>
-          <w:sz w:val="24"/>
-          <w:szCs w:val="24"/>
-        </w:rPr>
-        <w:t xml:space="preserve">Священник: </w:t>
+      </w:pPr>
+      <w:r>
+        <w:rPr>
+          <w:rFonts w:ascii="Times New Roman" w:hAnsi="Times New Roman" w:cs="Times New Roman"/>
+          <w:sz w:val="24"/>
+          <w:szCs w:val="24"/>
+          <w:u w:val="single"/>
+        </w:rPr>
+        <w:t>[Боже, Боже наш! Ти сотворив розумні й духовні сили своєю волею. Тебе просимо й тобі молимося: Прийми наші посильні величання з усіма твоїми творіннями і збагати щедрими даруваннями твоєї ласки. Бо перед тобою згинається всяке коліно: на небі, на землі й під землею, і все, що живе, і все створіння оспівує неосяжну твою славу, бо ти Бог правдивий і вельми милостивий.]</w:t>
+      </w:r>
+    </w:p>
+    <w:p>
+      <w:pPr>
+        <w:spacing w:after="120"/>
+        <w:jc w:val="both"/>
+        <w:rPr>
+          <w:rFonts w:ascii="Times New Roman" w:hAnsi="Times New Roman" w:cs="Times New Roman"/>
+          <w:sz w:val="24"/>
+          <w:szCs w:val="24"/>
+        </w:rPr>
+      </w:pPr>
+      <w:r>
+        <w:rPr>
+          <w:rFonts w:ascii="Times New Roman" w:hAnsi="Times New Roman" w:cs="Times New Roman"/>
+          <w:i/>
+          <w:color w:val="FF0000"/>
+          <w:sz w:val="24"/>
+          <w:szCs w:val="24"/>
+        </w:rPr>
+        <w:t>Священик: </w:t>
       </w:r>
       <w:r>
         <w:rPr>
@@ -19023,15 +20371,15 @@
           <w:sz w:val="24"/>
           <w:szCs w:val="24"/>
         </w:rPr>
-        <w:t>(г. 4, подібний: Дав ти як знамено):</w:t>
-      </w:r>
-      <w:r>
-        <w:rPr>
-          <w:rFonts w:ascii="Times New Roman" w:hAnsi="Times New Roman" w:cs="Times New Roman"/>
-          <w:sz w:val="24"/>
-          <w:szCs w:val="24"/>
-        </w:rPr>
-        <w:t xml:space="preserve"> Хрест твій святий, Господи,* дав ти нашому просвітителеві* як могутню зброю,* якою він сподобився твоєї ласки,* щоб праведно прожити на землі* і заслужити небесне царство.* Тому прославляємо твоє людинолюбне провидіння,* Ісусе всемогутній,* Спасителю душ наших.</w:t>
+        <w:t>(г. 4, подібний: Дав ти як знамено):</w:t>
+      </w:r>
+      <w:r>
+        <w:rPr>
+          <w:rFonts w:ascii="Times New Roman" w:hAnsi="Times New Roman" w:cs="Times New Roman"/>
+          <w:sz w:val="24"/>
+          <w:szCs w:val="24"/>
+        </w:rPr>
+        <w:t xml:space="preserve"> Хрест твій святий, Господи,* дав ти нашому просвітителеві* як могутню зброю,* якою він сподобився твоєї ласки,* щоб праведно прожити на землі* і заслужити небесне царство.* Тому прославляємо твоє чоловіколюбне провидіння,* Ісусе всемогутній,* Спасителю душ наших.</w:t>
       </w:r>
     </w:p>
     <w:p>
@@ -19081,7 +20429,7 @@
           <w:sz w:val="24"/>
           <w:szCs w:val="24"/>
         </w:rPr>
-        <w:t>Хрест твій святий, Господи,* дав ти нашому просвітителеві* як могутню зброю,* якою він сподобився твоєї ласки,* щоб праведно прожити на землі* і заслужити небесне царство.* Тому прославляємо твоє людинолюбне провидіння,* Ісусе всемогутній,* Спасителю душ наших.</w:t>
+        <w:t>Хрест твій святий, Господи,* дав ти нашому просвітителеві* як могутню зброю,* якою він сподобився твоєї ласки,* щоб праведно прожити на землі* і заслужити небесне царство.* Тому прославляємо твоє чоловіколюбне провидіння,* Ісусе всемогутній,* Спасителю душ наших.</w:t>
       </w:r>
     </w:p>
     <w:p>
@@ -19130,7 +20478,7 @@
           <w:sz w:val="24"/>
           <w:szCs w:val="24"/>
         </w:rPr>
-        <w:t>Як Цар царів і Господь усіх,* дав ти, Людинолюбче,* благочестивому твоєму угодникові* Соломонову мудрість,* Давидову смиренність* і апостольське правовір'я.* Тому прославляємо твоє людинолюбне провидіння,* Ісусе всемогутній,* Спасителю душ наших.</w:t>
+        <w:t>Як Цар царів і Господь усіх,* дав ти, Чоловіколюбче,* благочестивому твоєму угодникові* Соломонову мудрість,* Давидову смиренність* і апостольське правовір'я.* Тому прославляємо твоє чоловіколюбне провидіння,* Ісусе всемогутній,* Спасителю душ наших.</w:t>
       </w:r>
     </w:p>
     <w:p>
@@ -19218,7 +20566,7 @@
           <w:sz w:val="24"/>
           <w:szCs w:val="24"/>
         </w:rPr>
-        <w:t>(г. 6)</w:t>
+        <w:t>(г. 6)</w:t>
       </w:r>
       <w:r>
         <w:rPr>
@@ -19296,36 +20644,43 @@
       <w:pPr>
         <w:spacing w:after="120"/>
         <w:jc w:val="both"/>
-      </w:pPr>
-      <w:r>
-        <w:rPr>
-          <w:rFonts w:ascii="Times New Roman" w:hAnsi="Times New Roman"/>
-          <w:sz w:val="24"/>
+        <w:rPr>
+          <w:rFonts w:ascii="Times New Roman" w:hAnsi="Times New Roman" w:cs="Times New Roman"/>
+          <w:sz w:val="24"/>
+          <w:szCs w:val="24"/>
           <w:u w:val="single"/>
         </w:rPr>
-        <w:t>[Хвалимо, співаємо, благословимо і благодаримо Тебе, Боже батьків наших, бо Ти забрав тінь нічну і явив нам знову світло денне. Молимо Твою добрість: Милостивий будь для нас грішних і прийми молитву нашу задля великої Твоєї ласкавости, бо ми прибігаємо до Тебе, милостивого і всемогутнього Бога. Ти, що засвітив у серцях наших правдиве сонце справедливости Твоєї! Просвіти розум наш і почування всі зберігай, щоб, як у день, ходили ми пристойно шляхом заповідей Твоїх і дійшли до життя вічного, і стали гідними насолоджуватися недоступним Твоїм світлом. Бо в Тебе є джерело життя, Ти Бог наш і Тобі славу возсилаємо: Отцю, і Сину, і Святому Духові, нині і повсякчас, і на віки віків. Амінь.]</w:t>
-      </w:r>
-    </w:p>
-    <w:p>
-      <w:pPr>
-        <w:spacing w:after="120"/>
-        <w:jc w:val="both"/>
-        <w:rPr>
-          <w:rFonts w:ascii="Times New Roman" w:hAnsi="Times New Roman" w:cs="Times New Roman"/>
-          <w:color w:val="000000"/>
-          <w:sz w:val="24"/>
-          <w:szCs w:val="24"/>
-        </w:rPr>
-      </w:pPr>
-      <w:r>
-        <w:rPr>
-          <w:rFonts w:ascii="Times New Roman" w:hAnsi="Times New Roman" w:cs="Times New Roman"/>
-          <w:i/>
-          <w:color w:val="FF0000"/>
-          <w:sz w:val="24"/>
-          <w:szCs w:val="24"/>
-        </w:rPr>
-        <w:t>Священник:</w:t>
+      </w:pPr>
+      <w:r>
+        <w:rPr>
+          <w:rFonts w:ascii="Times New Roman" w:hAnsi="Times New Roman" w:cs="Times New Roman"/>
+          <w:sz w:val="24"/>
+          <w:szCs w:val="24"/>
+          <w:u w:val="single"/>
+        </w:rPr>
+        <w:t>[Хвалимо, співаємо, благословимо і дякуємо тобі, Боже батьків наших, бо ти забрав тінь нічну і явив нам знову світло денне. Молимо твою добрість: Милостивий будь для нас грішних і прийми молитву нашу задля великої твоєї ласкавости, бо ми прибігаємо до тебе, милостивого і всемогутнього Бога. Ти, що засвітив у серцях наших правдиве сонце справедливости твоєї! Просвіти розум наш і почування всі зберігай, щоб, як у день, ходили ми пристойно шляхом заповідей твоїх і дійшли до життя вічного, і стали гідними насолоджуватися недоступним твоїм світлом. Бо в тебе є джерело життя, ти Бог наш і тобі славу віддаємо: Отцю, і Сину, і Святому Духові, нині і повсякчас, і на віки віків. Амінь.]</w:t>
+      </w:r>
+    </w:p>
+    <w:p>
+      <w:pPr>
+        <w:spacing w:after="120"/>
+        <w:jc w:val="both"/>
+        <w:rPr>
+          <w:rFonts w:ascii="Times New Roman" w:hAnsi="Times New Roman" w:cs="Times New Roman"/>
+          <w:color w:val="000000"/>
+          <w:sz w:val="24"/>
+          <w:szCs w:val="24"/>
+        </w:rPr>
+      </w:pPr>
+      <w:r>
+        <w:rPr>
+          <w:rFonts w:ascii="Times New Roman" w:hAnsi="Times New Roman" w:cs="Times New Roman"/>
+          <w:i/>
+          <w:color w:val="FF0000"/>
+          <w:sz w:val="24"/>
+          <w:szCs w:val="24"/>
+        </w:rPr>
+        <w:t>Священик:</w:t>
       </w:r>
       <w:r>
         <w:rPr>
@@ -19722,35 +21077,48 @@
       <w:pPr>
         <w:spacing w:after="120"/>
         <w:jc w:val="both"/>
-      </w:pPr>
-      <w:r>
-        <w:rPr>
-          <w:rFonts w:ascii="Times New Roman" w:hAnsi="Times New Roman"/>
-          <w:sz w:val="24"/>
-        </w:rPr>
-        <w:t xml:space="preserve">Святий Боже, святий Кріпкий, святий Безсмертний, помилуй нас. </w:t>
-      </w:r>
-      <w:r>
-        <w:rPr>
-          <w:rFonts w:ascii="Times New Roman" w:hAnsi="Times New Roman"/>
-          <w:i/>
-          <w:color w:val="FF0000"/>
-          <w:sz w:val="24"/>
-        </w:rPr>
-        <w:t>(3 р.)</w:t>
-      </w:r>
-    </w:p>
-    <w:p>
-      <w:pPr>
-        <w:spacing w:after="120"/>
-        <w:jc w:val="both"/>
-      </w:pPr>
-      <w:r>
-        <w:rPr>
-          <w:rFonts w:ascii="Times New Roman" w:hAnsi="Times New Roman"/>
-          <w:sz w:val="24"/>
-        </w:rPr>
-        <w:t>Слава Отцю, і Сину, і Святому Духові,* і нині і повсякчас, і на віки віків. Амінь.</w:t>
+        <w:rPr>
+          <w:rFonts w:ascii="Times New Roman" w:hAnsi="Times New Roman" w:cs="Times New Roman"/>
+          <w:sz w:val="24"/>
+          <w:szCs w:val="24"/>
+        </w:rPr>
+      </w:pPr>
+      <w:r>
+        <w:rPr>
+          <w:rFonts w:ascii="Times New Roman" w:hAnsi="Times New Roman" w:cs="Times New Roman"/>
+          <w:sz w:val="24"/>
+          <w:szCs w:val="24"/>
+        </w:rPr>
+        <w:t xml:space="preserve">Святий Боже, святий Кріпкий, святий Безсмертний, помилуй нас </w:t>
+      </w:r>
+      <w:r>
+        <w:rPr>
+          <w:rFonts w:ascii="Times New Roman" w:hAnsi="Times New Roman" w:cs="Times New Roman"/>
+          <w:i/>
+          <w:color w:val="FF0000"/>
+          <w:sz w:val="24"/>
+          <w:szCs w:val="24"/>
+        </w:rPr>
+        <w:t>(3 р.).</w:t>
+      </w:r>
+    </w:p>
+    <w:p>
+      <w:pPr>
+        <w:spacing w:after="120"/>
+        <w:jc w:val="both"/>
+        <w:rPr>
+          <w:rFonts w:ascii="Times New Roman" w:hAnsi="Times New Roman" w:cs="Times New Roman"/>
+          <w:sz w:val="24"/>
+          <w:szCs w:val="24"/>
+        </w:rPr>
+      </w:pPr>
+      <w:r>
+        <w:rPr>
+          <w:rFonts w:ascii="Times New Roman" w:hAnsi="Times New Roman" w:cs="Times New Roman"/>
+          <w:sz w:val="24"/>
+          <w:szCs w:val="24"/>
+        </w:rPr>
+        <w:t>Слава Отцю, і Сину, і Святому Духові. І нині і повсякчас, і на віки віків. Амінь.</w:t>
       </w:r>
     </w:p>
     <w:p>
@@ -19931,41 +21299,59 @@
     <w:p>
       <w:pPr>
         <w:spacing w:after="120"/>
-      </w:pPr>
-      <w:r>
-        <w:rPr>
-          <w:rFonts w:ascii="Times New Roman" w:hAnsi="Times New Roman"/>
-          <w:sz w:val="24"/>
-        </w:rPr>
-        <w:t>Помилуй нас, Боже, з великої милості Твоєї, молимось Тобі, вислухай і помилуй.</w:t>
-      </w:r>
-    </w:p>
-    <w:p>
-      <w:pPr>
-        <w:spacing w:after="120"/>
-      </w:pPr>
-      <w:r>
-        <w:rPr>
-          <w:rFonts w:ascii="Times New Roman" w:hAnsi="Times New Roman"/>
-          <w:i/>
-          <w:color w:val="FF4400"/>
-          <w:sz w:val="24"/>
+        <w:jc w:val="both"/>
+        <w:rPr>
+          <w:rFonts w:ascii="Times New Roman" w:hAnsi="Times New Roman" w:cs="Times New Roman"/>
+          <w:i/>
+          <w:color w:val="FF0000"/>
+          <w:sz w:val="24"/>
+          <w:szCs w:val="24"/>
+        </w:rPr>
+      </w:pPr>
+      <w:r>
+        <w:rPr>
+          <w:rFonts w:ascii="Times New Roman" w:hAnsi="Times New Roman" w:cs="Times New Roman"/>
+          <w:sz w:val="24"/>
+          <w:szCs w:val="24"/>
+        </w:rPr>
+        <w:t>Помилуй нас, Боже, з великої милости твоєї, молимось тобі, вислухай і помилуй.</w:t>
+      </w:r>
+    </w:p>
+    <w:p>
+      <w:pPr>
+        <w:spacing w:after="120"/>
+        <w:jc w:val="both"/>
+        <w:rPr>
+          <w:rFonts w:ascii="Times New Roman" w:hAnsi="Times New Roman" w:cs="Times New Roman"/>
+          <w:sz w:val="24"/>
+          <w:szCs w:val="24"/>
+        </w:rPr>
+      </w:pPr>
+      <w:r>
+        <w:rPr>
+          <w:rFonts w:ascii="Times New Roman" w:hAnsi="Times New Roman" w:cs="Times New Roman"/>
+          <w:i/>
+          <w:color w:val="FF0000"/>
+          <w:sz w:val="24"/>
+          <w:szCs w:val="24"/>
         </w:rPr>
         <w:t>Вірні:</w:t>
       </w:r>
       <w:r>
         <w:rPr>
-          <w:rFonts w:ascii="Times New Roman" w:hAnsi="Times New Roman"/>
-          <w:sz w:val="24"/>
-        </w:rPr>
-        <w:t xml:space="preserve"> Го́споди, поми́луй. </w:t>
-      </w:r>
-      <w:r>
-        <w:rPr>
-          <w:rFonts w:ascii="Times New Roman" w:hAnsi="Times New Roman"/>
-          <w:i/>
-          <w:color w:val="FF4400"/>
-          <w:sz w:val="24"/>
+          <w:rFonts w:ascii="Times New Roman" w:hAnsi="Times New Roman" w:cs="Times New Roman"/>
+          <w:sz w:val="24"/>
+          <w:szCs w:val="24"/>
+        </w:rPr>
+        <w:t xml:space="preserve"> Господи, помилуй. </w:t>
+      </w:r>
+      <w:r>
+        <w:rPr>
+          <w:rFonts w:ascii="Times New Roman" w:hAnsi="Times New Roman" w:cs="Times New Roman"/>
+          <w:i/>
+          <w:color w:val="FF0000"/>
+          <w:sz w:val="24"/>
+          <w:szCs w:val="24"/>
         </w:rPr>
         <w:t>(3 р.)</w:t>
       </w:r>
@@ -19979,97 +21365,140 @@
           <w:rFonts w:ascii="Times New Roman" w:hAnsi="Times New Roman"/>
           <w:sz w:val="24"/>
         </w:rPr>
-        <w:t xml:space="preserve">Ще молимось за святішого вселенського архиєрея </w:t>
-      </w:r>
-      <w:r>
-        <w:rPr>
-          <w:rFonts w:ascii="Times New Roman" w:hAnsi="Times New Roman"/>
-          <w:sz w:val="24"/>
-        </w:rPr>
-        <w:t>Лева</w:t>
-      </w:r>
-      <w:r>
-        <w:rPr>
-          <w:rFonts w:ascii="Times New Roman" w:hAnsi="Times New Roman"/>
-          <w:sz w:val="24"/>
-        </w:rPr>
-        <w:t xml:space="preserve">, папу Римського, і за блаженнішого патріярха нашого Святослава, і за преосвященнішого архиєпископа і митрополита нашого кир </w:t>
-      </w:r>
-      <w:r>
-        <w:rPr>
-          <w:rFonts w:ascii="Times New Roman" w:hAnsi="Times New Roman"/>
-          <w:i/>
-          <w:color w:val="FF4400"/>
-          <w:sz w:val="24"/>
-        </w:rPr>
-        <w:t>ім’я</w:t>
-      </w:r>
-      <w:r>
-        <w:rPr>
-          <w:rFonts w:ascii="Times New Roman" w:hAnsi="Times New Roman"/>
-          <w:i/>
-          <w:sz w:val="24"/>
-        </w:rPr>
-        <w:t>,</w:t>
-      </w:r>
-      <w:r>
-        <w:rPr>
-          <w:rFonts w:ascii="Times New Roman" w:hAnsi="Times New Roman"/>
-          <w:sz w:val="24"/>
-        </w:rPr>
-        <w:t xml:space="preserve"> і за боголюбивого єпископа нашого кир </w:t>
-      </w:r>
-      <w:r>
-        <w:rPr>
-          <w:rFonts w:ascii="Times New Roman" w:hAnsi="Times New Roman"/>
-          <w:i/>
-          <w:color w:val="FF4400"/>
-          <w:sz w:val="24"/>
-        </w:rPr>
-        <w:t>ім’я</w:t>
-      </w:r>
-      <w:r>
-        <w:rPr>
-          <w:rFonts w:ascii="Times New Roman" w:hAnsi="Times New Roman"/>
-          <w:i/>
-          <w:sz w:val="24"/>
-        </w:rPr>
-        <w:t>,</w:t>
-      </w:r>
-      <w:r>
-        <w:rPr>
-          <w:rFonts w:ascii="Times New Roman" w:hAnsi="Times New Roman"/>
-          <w:sz w:val="24"/>
-        </w:rPr>
-        <w:t xml:space="preserve"> за тих, що служать і послужили у святім храмі цьому, і за отців наших духовних, і всіх у Христі братів і сестер наших.</w:t>
-      </w:r>
-    </w:p>
-    <w:p>
-      <w:pPr>
-        <w:spacing w:after="120"/>
-      </w:pPr>
-      <w:r>
-        <w:rPr>
-          <w:rFonts w:ascii="Times New Roman" w:hAnsi="Times New Roman"/>
-          <w:i/>
-          <w:color w:val="FF4400"/>
-          <w:sz w:val="24"/>
+        <w:t xml:space="preserve">Ще молимось за святішого вселенського Архиєрея Франциска, Папу Римського, за блаженнішого Патріарха нашого Святослава, і за преосвященнішого Митрополита нашого Кир </w:t>
+      </w:r>
+      <w:r>
+        <w:rPr>
+          <w:rFonts w:ascii="Times New Roman" w:hAnsi="Times New Roman"/>
+          <w:i/>
+          <w:color w:val="FF0000"/>
+          <w:sz w:val="24"/>
+        </w:rPr>
+        <w:t>(ім'я)</w:t>
+      </w:r>
+      <w:r>
+        <w:rPr>
+          <w:rFonts w:ascii="Times New Roman" w:hAnsi="Times New Roman"/>
+          <w:sz w:val="24"/>
+        </w:rPr>
+        <w:t xml:space="preserve">, і за боголюбивого Єпископа нашого Кир </w:t>
+      </w:r>
+      <w:r>
+        <w:rPr>
+          <w:rFonts w:ascii="Times New Roman" w:hAnsi="Times New Roman"/>
+          <w:i/>
+          <w:color w:val="FF0000"/>
+          <w:sz w:val="24"/>
+        </w:rPr>
+        <w:t>(ім'я)</w:t>
+      </w:r>
+      <w:r>
+        <w:rPr>
+          <w:rFonts w:ascii="Times New Roman" w:hAnsi="Times New Roman"/>
+          <w:sz w:val="24"/>
+        </w:rPr>
+        <w:t xml:space="preserve">, [і за всечесніших отців наших Протоархимандрита </w:t>
+      </w:r>
+      <w:r>
+        <w:rPr>
+          <w:rFonts w:ascii="Times New Roman" w:hAnsi="Times New Roman"/>
+          <w:i/>
+          <w:color w:val="FF0000"/>
+          <w:sz w:val="24"/>
+        </w:rPr>
+        <w:t>(ім'я)</w:t>
+      </w:r>
+      <w:r>
+        <w:rPr>
+          <w:rFonts w:ascii="Times New Roman" w:hAnsi="Times New Roman"/>
+          <w:sz w:val="24"/>
+        </w:rPr>
+        <w:t xml:space="preserve">, Архимандрита </w:t>
+      </w:r>
+      <w:r>
+        <w:rPr>
+          <w:rFonts w:ascii="Times New Roman" w:hAnsi="Times New Roman"/>
+          <w:i/>
+          <w:color w:val="FF0000"/>
+          <w:sz w:val="24"/>
+        </w:rPr>
+        <w:t>(ім'я)</w:t>
+      </w:r>
+      <w:r>
+        <w:rPr>
+          <w:rFonts w:ascii="Times New Roman" w:hAnsi="Times New Roman"/>
+          <w:sz w:val="24"/>
+        </w:rPr>
+        <w:t xml:space="preserve">, Протоігумена </w:t>
+      </w:r>
+      <w:r>
+        <w:rPr>
+          <w:rFonts w:ascii="Times New Roman" w:hAnsi="Times New Roman"/>
+          <w:i/>
+          <w:color w:val="FF0000"/>
+          <w:sz w:val="24"/>
+        </w:rPr>
+        <w:t>(ім'я)</w:t>
+      </w:r>
+      <w:r>
+        <w:rPr>
+          <w:rFonts w:ascii="Times New Roman" w:hAnsi="Times New Roman"/>
+          <w:sz w:val="24"/>
+        </w:rPr>
+        <w:t xml:space="preserve"> й Ігумена </w:t>
+      </w:r>
+      <w:r>
+        <w:rPr>
+          <w:rFonts w:ascii="Times New Roman" w:hAnsi="Times New Roman"/>
+          <w:i/>
+          <w:color w:val="FF0000"/>
+          <w:sz w:val="24"/>
+        </w:rPr>
+        <w:t>(ім'я)</w:t>
+      </w:r>
+      <w:r>
+        <w:rPr>
+          <w:rFonts w:ascii="Times New Roman" w:hAnsi="Times New Roman"/>
+          <w:sz w:val="24"/>
+        </w:rPr>
+        <w:t>], за тих, що служать і послужили у святому храмі цьому (і в святій обителі цій), і за отців наших духовних, і всіх у Христі братів наших.</w:t>
+      </w:r>
+    </w:p>
+    <w:p>
+      <w:pPr>
+        <w:spacing w:after="120"/>
+        <w:jc w:val="both"/>
+        <w:rPr>
+          <w:rFonts w:ascii="Times New Roman" w:hAnsi="Times New Roman" w:cs="Times New Roman"/>
+          <w:sz w:val="24"/>
+          <w:szCs w:val="24"/>
+        </w:rPr>
+      </w:pPr>
+      <w:r>
+        <w:rPr>
+          <w:rFonts w:ascii="Times New Roman" w:hAnsi="Times New Roman" w:cs="Times New Roman"/>
+          <w:i/>
+          <w:color w:val="FF0000"/>
+          <w:sz w:val="24"/>
+          <w:szCs w:val="24"/>
         </w:rPr>
         <w:t>Вірні:</w:t>
       </w:r>
       <w:r>
         <w:rPr>
-          <w:rFonts w:ascii="Times New Roman" w:hAnsi="Times New Roman"/>
-          <w:sz w:val="24"/>
-        </w:rPr>
-        <w:t xml:space="preserve"> Го́споди, поми́луй. </w:t>
-      </w:r>
-      <w:r>
-        <w:rPr>
-          <w:rFonts w:ascii="Times New Roman" w:hAnsi="Times New Roman"/>
-          <w:i/>
-          <w:color w:val="FF4400"/>
-          <w:sz w:val="24"/>
+          <w:rFonts w:ascii="Times New Roman" w:hAnsi="Times New Roman" w:cs="Times New Roman"/>
+          <w:sz w:val="24"/>
+          <w:szCs w:val="24"/>
+        </w:rPr>
+        <w:t xml:space="preserve"> Господи, помилуй. </w:t>
+      </w:r>
+      <w:r>
+        <w:rPr>
+          <w:rFonts w:ascii="Times New Roman" w:hAnsi="Times New Roman" w:cs="Times New Roman"/>
+          <w:i/>
+          <w:color w:val="FF0000"/>
+          <w:sz w:val="24"/>
+          <w:szCs w:val="24"/>
         </w:rPr>
         <w:t>(3 р.)</w:t>
       </w:r>
@@ -20077,11 +21506,18 @@
     <w:p>
       <w:pPr>
         <w:spacing w:after="120"/>
-      </w:pPr>
-      <w:r>
-        <w:rPr>
-          <w:rFonts w:ascii="Times New Roman" w:hAnsi="Times New Roman"/>
-          <w:sz w:val="24"/>
+        <w:jc w:val="both"/>
+        <w:rPr>
+          <w:rFonts w:ascii="Times New Roman" w:hAnsi="Times New Roman" w:cs="Times New Roman"/>
+          <w:sz w:val="24"/>
+          <w:szCs w:val="24"/>
+        </w:rPr>
+      </w:pPr>
+      <w:r>
+        <w:rPr>
+          <w:rFonts w:ascii="Times New Roman" w:hAnsi="Times New Roman" w:cs="Times New Roman"/>
+          <w:sz w:val="24"/>
+          <w:szCs w:val="24"/>
         </w:rPr>
         <w:t>Ще молимось за Богом бережений народ наш, за правління і за все військо.</w:t>
       </w:r>
@@ -20089,29 +21525,38 @@
     <w:p>
       <w:pPr>
         <w:spacing w:after="120"/>
-      </w:pPr>
-      <w:r>
-        <w:rPr>
-          <w:rFonts w:ascii="Times New Roman" w:hAnsi="Times New Roman"/>
-          <w:i/>
-          <w:color w:val="FF4400"/>
-          <w:sz w:val="24"/>
+        <w:jc w:val="both"/>
+        <w:rPr>
+          <w:rFonts w:ascii="Times New Roman" w:hAnsi="Times New Roman" w:cs="Times New Roman"/>
+          <w:sz w:val="24"/>
+          <w:szCs w:val="24"/>
+        </w:rPr>
+      </w:pPr>
+      <w:r>
+        <w:rPr>
+          <w:rFonts w:ascii="Times New Roman" w:hAnsi="Times New Roman" w:cs="Times New Roman"/>
+          <w:i/>
+          <w:color w:val="FF0000"/>
+          <w:sz w:val="24"/>
+          <w:szCs w:val="24"/>
         </w:rPr>
         <w:t>Вірні:</w:t>
       </w:r>
       <w:r>
         <w:rPr>
-          <w:rFonts w:ascii="Times New Roman" w:hAnsi="Times New Roman"/>
-          <w:sz w:val="24"/>
-        </w:rPr>
-        <w:t xml:space="preserve"> Го́споди, поми́луй. </w:t>
-      </w:r>
-      <w:r>
-        <w:rPr>
-          <w:rFonts w:ascii="Times New Roman" w:hAnsi="Times New Roman"/>
-          <w:i/>
-          <w:color w:val="FF4400"/>
-          <w:sz w:val="24"/>
+          <w:rFonts w:ascii="Times New Roman" w:hAnsi="Times New Roman" w:cs="Times New Roman"/>
+          <w:sz w:val="24"/>
+          <w:szCs w:val="24"/>
+        </w:rPr>
+        <w:t xml:space="preserve"> Господи, помилуй. </w:t>
+      </w:r>
+      <w:r>
+        <w:rPr>
+          <w:rFonts w:ascii="Times New Roman" w:hAnsi="Times New Roman" w:cs="Times New Roman"/>
+          <w:i/>
+          <w:color w:val="FF0000"/>
+          <w:sz w:val="24"/>
+          <w:szCs w:val="24"/>
         </w:rPr>
         <w:t>(3 р.)</w:t>
       </w:r>
@@ -20119,41 +21564,57 @@
     <w:p>
       <w:pPr>
         <w:spacing w:after="120"/>
-      </w:pPr>
-      <w:r>
-        <w:rPr>
-          <w:rFonts w:ascii="Times New Roman" w:hAnsi="Times New Roman"/>
-          <w:sz w:val="24"/>
-        </w:rPr>
-        <w:t>Ще молимось за тут присутніх людей, що очікують від Тебе великої і багатої милости, за тих, що творять нам милостиню, і за всіх православних християн.</w:t>
-      </w:r>
-    </w:p>
-    <w:p>
-      <w:pPr>
-        <w:spacing w:after="120"/>
-      </w:pPr>
-      <w:r>
-        <w:rPr>
-          <w:rFonts w:ascii="Times New Roman" w:hAnsi="Times New Roman"/>
-          <w:i/>
-          <w:color w:val="FF4400"/>
-          <w:sz w:val="24"/>
+        <w:jc w:val="both"/>
+        <w:rPr>
+          <w:rFonts w:ascii="Times New Roman" w:hAnsi="Times New Roman" w:cs="Times New Roman"/>
+          <w:sz w:val="24"/>
+          <w:szCs w:val="24"/>
+        </w:rPr>
+      </w:pPr>
+      <w:r>
+        <w:rPr>
+          <w:rFonts w:ascii="Times New Roman" w:hAnsi="Times New Roman" w:cs="Times New Roman"/>
+          <w:sz w:val="24"/>
+          <w:szCs w:val="24"/>
+        </w:rPr>
+        <w:t>Ще молимось за тут присутніх людей, що очікують від тебе великої і багатої милости, за тих, що творять нам милостиню, і за всіх православних християн.</w:t>
+      </w:r>
+    </w:p>
+    <w:p>
+      <w:pPr>
+        <w:spacing w:after="120"/>
+        <w:jc w:val="both"/>
+        <w:rPr>
+          <w:rFonts w:ascii="Times New Roman" w:hAnsi="Times New Roman" w:cs="Times New Roman"/>
+          <w:sz w:val="24"/>
+          <w:szCs w:val="24"/>
+        </w:rPr>
+      </w:pPr>
+      <w:r>
+        <w:rPr>
+          <w:rFonts w:ascii="Times New Roman" w:hAnsi="Times New Roman" w:cs="Times New Roman"/>
+          <w:i/>
+          <w:color w:val="FF0000"/>
+          <w:sz w:val="24"/>
+          <w:szCs w:val="24"/>
         </w:rPr>
         <w:t>Вірні:</w:t>
       </w:r>
       <w:r>
         <w:rPr>
-          <w:rFonts w:ascii="Times New Roman" w:hAnsi="Times New Roman"/>
-          <w:sz w:val="24"/>
-        </w:rPr>
-        <w:t xml:space="preserve"> Го́споди, поми́луй. </w:t>
-      </w:r>
-      <w:r>
-        <w:rPr>
-          <w:rFonts w:ascii="Times New Roman" w:hAnsi="Times New Roman"/>
-          <w:i/>
-          <w:color w:val="FF4400"/>
-          <w:sz w:val="24"/>
+          <w:rFonts w:ascii="Times New Roman" w:hAnsi="Times New Roman" w:cs="Times New Roman"/>
+          <w:sz w:val="24"/>
+          <w:szCs w:val="24"/>
+        </w:rPr>
+        <w:t xml:space="preserve"> Господи, помилуй. </w:t>
+      </w:r>
+      <w:r>
+        <w:rPr>
+          <w:rFonts w:ascii="Times New Roman" w:hAnsi="Times New Roman" w:cs="Times New Roman"/>
+          <w:i/>
+          <w:color w:val="FF0000"/>
+          <w:sz w:val="24"/>
+          <w:szCs w:val="24"/>
         </w:rPr>
         <w:t>(3 р.)</w:t>
       </w:r>
@@ -20603,7 +22064,7 @@
           <w:color w:val="FF0000"/>
           <w:sz w:val="24"/>
         </w:rPr>
-        <w:t>Священник:</w:t>
+        <w:t>Священик:</w:t>
       </w:r>
       <w:r>
         <w:rPr>
@@ -20619,7 +22080,7 @@
           <w:color w:val="000000"/>
           <w:sz w:val="24"/>
         </w:rPr>
-        <w:t>Бо Ти – Бог милости, ласк і людинолюбности, і Тобі славу віддаємо, Отцю, і Сину, і Святому Духові, нині, і повсякчас, і на віки віків.</w:t>
+        <w:t>Бо Ти – Бог милости, ласк і людинолюбности, і Тобі славу віддаємо, Отцю, і Сину, і Святому Духові, нині, і повсякчас, і на віки віків.</w:t>
       </w:r>
     </w:p>
     <w:p>
@@ -20678,7 +22139,7 @@
           <w:sz w:val="24"/>
           <w:szCs w:val="24"/>
         </w:rPr>
-        <w:t>Священник:</w:t>
+        <w:t>Священик:</w:t>
       </w:r>
       <w:r>
         <w:rPr>
@@ -20802,15 +22263,15 @@
           <w:sz w:val="24"/>
           <w:szCs w:val="24"/>
         </w:rPr>
-        <w:t>Священник читає молитву:</w:t>
-      </w:r>
-      <w:r>
-        <w:rPr>
-          <w:rFonts w:ascii="Times New Roman" w:hAnsi="Times New Roman" w:cs="Times New Roman"/>
-          <w:sz w:val="24"/>
-          <w:szCs w:val="24"/>
-        </w:rPr>
-        <w:t xml:space="preserve"> Господи святий, ти на висоті живеш і всевидючим оком твоїм споглядаєш на всяке створіння! Перед тобою схилили ми голови, душі й тіла, і молимося до тебе, Святий святих: Простягни руку твою невидиму від святого житла твого і благослови всіх нас; а якщо ми де в чому згрішили добровільно чи недобровільно, як добрий і людинолюбний Бог, прости і даруй нам земні й небесні добра твої:</w:t>
+        <w:t>Священик читає молитву:</w:t>
+      </w:r>
+      <w:r>
+        <w:rPr>
+          <w:rFonts w:ascii="Times New Roman" w:hAnsi="Times New Roman" w:cs="Times New Roman"/>
+          <w:sz w:val="24"/>
+          <w:szCs w:val="24"/>
+        </w:rPr>
+        <w:t xml:space="preserve"> Господи святий, ти на висоті живеш і всевидючим оком твоїм споглядаєш на всяке створіння! Перед тобою схилили ми голови, душі й тіла, і молимося до тебе, Святий святих: Простягни руку твою невидиму від святого житла твого і благослови всіх нас; а якщо ми де в чому згрішили добровільно чи недобровільно, як добрий і чоловіколюбний Бог, прости і даруй нам земні й небесні добра твої:</w:t>
       </w:r>
     </w:p>
     <w:p>
@@ -20980,7 +22441,7 @@
           <w:sz w:val="24"/>
           <w:szCs w:val="24"/>
         </w:rPr>
-        <w:t>Священник:</w:t>
+        <w:t>Священик:</w:t>
       </w:r>
       <w:r>
         <w:rPr>
@@ -21056,7 +22517,7 @@
           <w:sz w:val="24"/>
           <w:szCs w:val="24"/>
         </w:rPr>
-        <w:t>Священник:</w:t>
+        <w:t>Священик:</w:t>
       </w:r>
       <w:r>
         <w:rPr>
@@ -21100,30 +22561,38 @@
       <w:pPr>
         <w:spacing w:after="120"/>
         <w:jc w:val="both"/>
-      </w:pPr>
-      <w:r>
-        <w:rPr>
-          <w:rFonts w:ascii="Times New Roman" w:hAnsi="Times New Roman"/>
-          <w:i/>
-          <w:color w:val="FF0000"/>
-          <w:sz w:val="24"/>
-        </w:rPr>
-        <w:t>Священник:</w:t>
-      </w:r>
-      <w:r>
-        <w:rPr>
-          <w:rFonts w:ascii="Times New Roman" w:hAnsi="Times New Roman"/>
-          <w:color w:val="FF0000"/>
-          <w:sz w:val="24"/>
+        <w:rPr>
+          <w:rFonts w:ascii="Times New Roman" w:hAnsi="Times New Roman" w:cs="Times New Roman"/>
+          <w:sz w:val="24"/>
+          <w:szCs w:val="24"/>
+        </w:rPr>
+      </w:pPr>
+      <w:r>
+        <w:rPr>
+          <w:rFonts w:ascii="Times New Roman" w:hAnsi="Times New Roman" w:cs="Times New Roman"/>
+          <w:i/>
+          <w:color w:val="FF0000"/>
+          <w:sz w:val="24"/>
+          <w:szCs w:val="24"/>
+        </w:rPr>
+        <w:t>Священик:</w:t>
+      </w:r>
+      <w:r>
+        <w:rPr>
+          <w:rFonts w:ascii="Times New Roman" w:hAnsi="Times New Roman" w:cs="Times New Roman"/>
+          <w:color w:val="FF0000"/>
+          <w:sz w:val="24"/>
+          <w:szCs w:val="24"/>
         </w:rPr>
         <w:t xml:space="preserve"> </w:t>
       </w:r>
       <w:r>
         <w:rPr>
-          <w:rFonts w:ascii="Times New Roman" w:hAnsi="Times New Roman"/>
-          <w:sz w:val="24"/>
-        </w:rPr>
-        <w:t>Слава тобі, Христе Боже, уповання наше, слава тобі!</w:t>
+          <w:rFonts w:ascii="Times New Roman" w:hAnsi="Times New Roman" w:cs="Times New Roman"/>
+          <w:sz w:val="24"/>
+          <w:szCs w:val="24"/>
+        </w:rPr>
+        <w:t>Слава тобі, Христе Боже, надіє наша, слава тобі!</w:t>
       </w:r>
     </w:p>
     <w:p>
@@ -21171,7 +22640,7 @@
           <w:sz w:val="24"/>
           <w:szCs w:val="24"/>
         </w:rPr>
-        <w:t>(3 р.)</w:t>
+        <w:t>(3 р.)</w:t>
       </w:r>
       <w:r>
         <w:rPr>
@@ -21209,7 +22678,7 @@
           <w:sz w:val="24"/>
           <w:szCs w:val="24"/>
         </w:rPr>
-        <w:t>Священник:</w:t>
+        <w:t>Священик:</w:t>
       </w:r>
       <w:r>
         <w:rPr>
@@ -21235,7 +22704,7 @@
           <w:sz w:val="24"/>
           <w:szCs w:val="24"/>
         </w:rPr>
-        <w:t>, і всіх святих, помилує і спасе нас, як благий і Людинолюбець.</w:t>
+        <w:t>, і всіх святих, помилує і спасе нас, як благий і чоловіколюбець.</w:t>
       </w:r>
     </w:p>
     <w:p>
